--- a/templates/02-ho-so-cap-do/thuyet-minh-phuong-an-anm.docx
+++ b/templates/02-ho-so-cap-do/thuyet-minh-phuong-an-anm.docx
@@ -222,6 +222,7 @@
           </w:tcPr>
           <w:p>
             <w:pPr>
+              <w:keepNext/>
               <w:spacing w:after="0" w:before="0" w:line="240" w:lineRule="auto"/>
               <w:jc w:val="center"/>
             </w:pPr>
@@ -259,6 +260,7 @@
           </w:tcPr>
           <w:p>
             <w:pPr>
+              <w:keepNext/>
               <w:spacing w:after="0" w:before="0" w:line="240" w:lineRule="auto"/>
               <w:jc w:val="center"/>
             </w:pPr>
@@ -296,6 +298,7 @@
           </w:tcPr>
           <w:p>
             <w:pPr>
+              <w:keepNext/>
               <w:spacing w:after="0" w:before="0" w:line="240" w:lineRule="auto"/>
               <w:jc w:val="center"/>
             </w:pPr>
@@ -333,6 +336,7 @@
           </w:tcPr>
           <w:p>
             <w:pPr>
+              <w:keepNext/>
               <w:spacing w:after="0" w:before="0" w:line="240" w:lineRule="auto"/>
               <w:jc w:val="center"/>
             </w:pPr>
@@ -370,6 +374,7 @@
           </w:tcPr>
           <w:p>
             <w:pPr>
+              <w:keepNext/>
               <w:spacing w:after="0" w:before="0" w:line="240" w:lineRule="auto"/>
               <w:jc w:val="center"/>
             </w:pPr>
@@ -407,6 +412,7 @@
           </w:tcPr>
           <w:p>
             <w:pPr>
+              <w:keepNext/>
               <w:spacing w:after="0" w:before="0" w:line="240" w:lineRule="auto"/>
               <w:jc w:val="center"/>
             </w:pPr>
@@ -444,6 +450,7 @@
           </w:tcPr>
           <w:p>
             <w:pPr>
+              <w:keepNext/>
               <w:spacing w:after="0" w:before="0" w:line="240" w:lineRule="auto"/>
               <w:jc w:val="center"/>
             </w:pPr>
@@ -486,6 +493,7 @@
           </w:tcPr>
           <w:p>
             <w:pPr>
+              <w:keepNext/>
               <w:spacing w:after="0" w:before="0" w:line="240" w:lineRule="auto"/>
               <w:jc w:val="left"/>
             </w:pPr>
@@ -522,6 +530,7 @@
           </w:tcPr>
           <w:p>
             <w:pPr>
+              <w:keepNext/>
               <w:spacing w:after="0" w:before="0" w:line="240" w:lineRule="auto"/>
               <w:jc w:val="left"/>
             </w:pPr>
@@ -558,6 +567,7 @@
           </w:tcPr>
           <w:p>
             <w:pPr>
+              <w:keepNext/>
               <w:spacing w:after="0" w:before="0" w:line="240" w:lineRule="auto"/>
               <w:jc w:val="left"/>
             </w:pPr>
@@ -594,6 +604,7 @@
           </w:tcPr>
           <w:p>
             <w:pPr>
+              <w:keepNext/>
               <w:spacing w:after="0" w:before="0" w:line="240" w:lineRule="auto"/>
               <w:jc w:val="left"/>
             </w:pPr>
@@ -643,6 +654,7 @@
           </w:tcPr>
           <w:p>
             <w:pPr>
+              <w:keepNext/>
               <w:spacing w:after="0" w:before="0" w:line="240" w:lineRule="auto"/>
               <w:jc w:val="left"/>
             </w:pPr>
@@ -667,6 +679,7 @@
           </w:tcPr>
           <w:p>
             <w:pPr>
+              <w:keepNext/>
               <w:spacing w:after="0" w:before="0" w:line="240" w:lineRule="auto"/>
               <w:jc w:val="left"/>
             </w:pPr>
@@ -691,6 +704,7 @@
           </w:tcPr>
           <w:p>
             <w:pPr>
+              <w:keepNext/>
               <w:spacing w:after="0" w:before="0" w:line="240" w:lineRule="auto"/>
               <w:jc w:val="left"/>
             </w:pPr>
@@ -721,6 +735,7 @@
           </w:tcPr>
           <w:p>
             <w:pPr>
+              <w:keepNext/>
               <w:spacing w:after="0" w:before="0" w:line="240" w:lineRule="auto"/>
               <w:jc w:val="left"/>
             </w:pPr>
@@ -757,6 +772,7 @@
           </w:tcPr>
           <w:p>
             <w:pPr>
+              <w:keepNext/>
               <w:spacing w:after="0" w:before="0" w:line="240" w:lineRule="auto"/>
               <w:jc w:val="left"/>
             </w:pPr>
@@ -817,6 +833,7 @@
           </w:tcPr>
           <w:p>
             <w:pPr>
+              <w:keepNext/>
               <w:spacing w:after="0" w:before="0" w:line="240" w:lineRule="auto"/>
               <w:jc w:val="left"/>
             </w:pPr>
@@ -853,6 +870,7 @@
           </w:tcPr>
           <w:p>
             <w:pPr>
+              <w:keepNext/>
               <w:spacing w:after="0" w:before="0" w:line="240" w:lineRule="auto"/>
               <w:jc w:val="left"/>
             </w:pPr>
@@ -877,6 +895,7 @@
           </w:tcPr>
           <w:p>
             <w:pPr>
+              <w:keepNext/>
               <w:spacing w:after="0" w:before="0" w:line="240" w:lineRule="auto"/>
               <w:jc w:val="left"/>
             </w:pPr>
@@ -901,6 +920,7 @@
           </w:tcPr>
           <w:p>
             <w:pPr>
+              <w:keepNext/>
               <w:spacing w:after="0" w:before="0" w:line="240" w:lineRule="auto"/>
               <w:jc w:val="left"/>
             </w:pPr>
@@ -925,6 +945,7 @@
           </w:tcPr>
           <w:p>
             <w:pPr>
+              <w:keepNext/>
               <w:spacing w:after="0" w:before="0" w:line="240" w:lineRule="auto"/>
               <w:jc w:val="left"/>
             </w:pPr>
@@ -955,6 +976,7 @@
           </w:tcPr>
           <w:p>
             <w:pPr>
+              <w:keepNext/>
               <w:spacing w:after="0" w:before="0" w:line="240" w:lineRule="auto"/>
               <w:jc w:val="left"/>
             </w:pPr>
@@ -991,6 +1013,7 @@
           </w:tcPr>
           <w:p>
             <w:pPr>
+              <w:keepNext/>
               <w:spacing w:after="0" w:before="0" w:line="240" w:lineRule="auto"/>
               <w:jc w:val="left"/>
             </w:pPr>
@@ -1027,6 +1050,7 @@
           </w:tcPr>
           <w:p>
             <w:pPr>
+              <w:keepNext/>
               <w:spacing w:after="0" w:before="0" w:line="240" w:lineRule="auto"/>
               <w:jc w:val="left"/>
             </w:pPr>
@@ -1063,6 +1087,7 @@
           </w:tcPr>
           <w:p>
             <w:pPr>
+              <w:keepNext/>
               <w:spacing w:after="0" w:before="0" w:line="240" w:lineRule="auto"/>
               <w:jc w:val="left"/>
             </w:pPr>
@@ -1099,6 +1124,7 @@
           </w:tcPr>
           <w:p>
             <w:pPr>
+              <w:keepNext/>
               <w:spacing w:after="0" w:before="0" w:line="240" w:lineRule="auto"/>
               <w:jc w:val="left"/>
             </w:pPr>
@@ -1123,6 +1149,7 @@
           </w:tcPr>
           <w:p>
             <w:pPr>
+              <w:keepNext/>
               <w:spacing w:after="0" w:before="0" w:line="240" w:lineRule="auto"/>
               <w:jc w:val="left"/>
             </w:pPr>
@@ -1147,6 +1174,7 @@
           </w:tcPr>
           <w:p>
             <w:pPr>
+              <w:keepNext/>
               <w:spacing w:after="0" w:before="0" w:line="240" w:lineRule="auto"/>
               <w:jc w:val="left"/>
             </w:pPr>
@@ -1177,6 +1205,7 @@
           </w:tcPr>
           <w:p>
             <w:pPr>
+              <w:keepNext/>
               <w:spacing w:after="0" w:before="0" w:line="240" w:lineRule="auto"/>
               <w:jc w:val="left"/>
             </w:pPr>
@@ -1213,6 +1242,7 @@
           </w:tcPr>
           <w:p>
             <w:pPr>
+              <w:keepNext/>
               <w:spacing w:after="0" w:before="0" w:line="240" w:lineRule="auto"/>
               <w:jc w:val="left"/>
             </w:pPr>
@@ -1249,6 +1279,7 @@
           </w:tcPr>
           <w:p>
             <w:pPr>
+              <w:keepNext/>
               <w:spacing w:after="0" w:before="0" w:line="240" w:lineRule="auto"/>
               <w:jc w:val="left"/>
             </w:pPr>
@@ -1285,6 +1316,7 @@
           </w:tcPr>
           <w:p>
             <w:pPr>
+              <w:keepNext/>
               <w:spacing w:after="0" w:before="0" w:line="240" w:lineRule="auto"/>
               <w:jc w:val="left"/>
             </w:pPr>
@@ -1309,6 +1341,7 @@
           </w:tcPr>
           <w:p>
             <w:pPr>
+              <w:keepNext/>
               <w:spacing w:after="0" w:before="0" w:line="240" w:lineRule="auto"/>
               <w:jc w:val="left"/>
             </w:pPr>
@@ -1333,6 +1366,7 @@
           </w:tcPr>
           <w:p>
             <w:pPr>
+              <w:keepNext/>
               <w:spacing w:after="0" w:before="0" w:line="240" w:lineRule="auto"/>
               <w:jc w:val="left"/>
             </w:pPr>
@@ -1357,6 +1391,7 @@
           </w:tcPr>
           <w:p>
             <w:pPr>
+              <w:keepNext/>
               <w:spacing w:after="0" w:before="0" w:line="240" w:lineRule="auto"/>
               <w:jc w:val="left"/>
             </w:pPr>
@@ -1387,6 +1422,7 @@
           </w:tcPr>
           <w:p>
             <w:pPr>
+              <w:keepNext/>
               <w:spacing w:after="0" w:before="0" w:line="240" w:lineRule="auto"/>
               <w:jc w:val="left"/>
             </w:pPr>
@@ -1423,6 +1459,7 @@
           </w:tcPr>
           <w:p>
             <w:pPr>
+              <w:keepNext/>
               <w:spacing w:after="0" w:before="0" w:line="240" w:lineRule="auto"/>
               <w:jc w:val="left"/>
             </w:pPr>
@@ -1483,6 +1520,7 @@
           </w:tcPr>
           <w:p>
             <w:pPr>
+              <w:keepNext/>
               <w:spacing w:after="0" w:before="0" w:line="240" w:lineRule="auto"/>
               <w:jc w:val="left"/>
             </w:pPr>
@@ -1519,6 +1557,7 @@
           </w:tcPr>
           <w:p>
             <w:pPr>
+              <w:keepNext/>
               <w:spacing w:after="0" w:before="0" w:line="240" w:lineRule="auto"/>
               <w:jc w:val="left"/>
             </w:pPr>
@@ -1543,6 +1582,7 @@
           </w:tcPr>
           <w:p>
             <w:pPr>
+              <w:keepNext/>
               <w:spacing w:after="0" w:before="0" w:line="240" w:lineRule="auto"/>
               <w:jc w:val="left"/>
             </w:pPr>
@@ -1567,6 +1607,7 @@
           </w:tcPr>
           <w:p>
             <w:pPr>
+              <w:keepNext/>
               <w:spacing w:after="0" w:before="0" w:line="240" w:lineRule="auto"/>
               <w:jc w:val="left"/>
             </w:pPr>
@@ -1591,6 +1632,7 @@
           </w:tcPr>
           <w:p>
             <w:pPr>
+              <w:keepNext/>
               <w:spacing w:after="0" w:before="0" w:line="240" w:lineRule="auto"/>
               <w:jc w:val="left"/>
             </w:pPr>
@@ -1621,6 +1663,7 @@
           </w:tcPr>
           <w:p>
             <w:pPr>
+              <w:keepNext w:val="false"/>
               <w:spacing w:after="0" w:before="0" w:line="240" w:lineRule="auto"/>
               <w:jc w:val="left"/>
             </w:pPr>
@@ -1657,6 +1700,7 @@
           </w:tcPr>
           <w:p>
             <w:pPr>
+              <w:keepNext w:val="false"/>
               <w:spacing w:after="0" w:before="0" w:line="240" w:lineRule="auto"/>
               <w:jc w:val="left"/>
             </w:pPr>
@@ -1717,6 +1761,7 @@
           </w:tcPr>
           <w:p>
             <w:pPr>
+              <w:keepNext w:val="false"/>
               <w:spacing w:after="0" w:before="0" w:line="240" w:lineRule="auto"/>
               <w:jc w:val="left"/>
             </w:pPr>
@@ -1753,6 +1798,7 @@
           </w:tcPr>
           <w:p>
             <w:pPr>
+              <w:keepNext w:val="false"/>
               <w:spacing w:after="0" w:before="0" w:line="240" w:lineRule="auto"/>
               <w:jc w:val="left"/>
             </w:pPr>
@@ -1789,6 +1835,7 @@
           </w:tcPr>
           <w:p>
             <w:pPr>
+              <w:keepNext w:val="false"/>
               <w:spacing w:after="0" w:before="0" w:line="240" w:lineRule="auto"/>
               <w:jc w:val="left"/>
             </w:pPr>
@@ -1813,6 +1860,7 @@
           </w:tcPr>
           <w:p>
             <w:pPr>
+              <w:keepNext w:val="false"/>
               <w:spacing w:after="0" w:before="0" w:line="240" w:lineRule="auto"/>
               <w:jc w:val="left"/>
             </w:pPr>
@@ -1837,6 +1885,7 @@
           </w:tcPr>
           <w:p>
             <w:pPr>
+              <w:keepNext w:val="false"/>
               <w:spacing w:after="0" w:before="0" w:line="240" w:lineRule="auto"/>
               <w:jc w:val="left"/>
             </w:pPr>
@@ -1937,6 +1986,7 @@
           </w:tcPr>
           <w:p>
             <w:pPr>
+              <w:keepNext/>
               <w:spacing w:after="0" w:before="0" w:line="240" w:lineRule="auto"/>
               <w:jc w:val="center"/>
             </w:pPr>
@@ -1974,6 +2024,7 @@
           </w:tcPr>
           <w:p>
             <w:pPr>
+              <w:keepNext/>
               <w:spacing w:after="0" w:before="0" w:line="240" w:lineRule="auto"/>
               <w:jc w:val="center"/>
             </w:pPr>
@@ -2011,6 +2062,7 @@
           </w:tcPr>
           <w:p>
             <w:pPr>
+              <w:keepNext/>
               <w:spacing w:after="0" w:before="0" w:line="240" w:lineRule="auto"/>
               <w:jc w:val="center"/>
             </w:pPr>
@@ -2048,6 +2100,7 @@
           </w:tcPr>
           <w:p>
             <w:pPr>
+              <w:keepNext/>
               <w:spacing w:after="0" w:before="0" w:line="240" w:lineRule="auto"/>
               <w:jc w:val="center"/>
             </w:pPr>
@@ -2085,6 +2138,7 @@
           </w:tcPr>
           <w:p>
             <w:pPr>
+              <w:keepNext/>
               <w:spacing w:after="0" w:before="0" w:line="240" w:lineRule="auto"/>
               <w:jc w:val="center"/>
             </w:pPr>
@@ -2122,6 +2176,7 @@
           </w:tcPr>
           <w:p>
             <w:pPr>
+              <w:keepNext/>
               <w:spacing w:after="0" w:before="0" w:line="240" w:lineRule="auto"/>
               <w:jc w:val="center"/>
             </w:pPr>
@@ -2159,6 +2214,7 @@
           </w:tcPr>
           <w:p>
             <w:pPr>
+              <w:keepNext/>
               <w:spacing w:after="0" w:before="0" w:line="240" w:lineRule="auto"/>
               <w:jc w:val="center"/>
             </w:pPr>
@@ -2201,6 +2257,7 @@
           </w:tcPr>
           <w:p>
             <w:pPr>
+              <w:keepNext/>
               <w:spacing w:after="0" w:before="0" w:line="240" w:lineRule="auto"/>
               <w:jc w:val="left"/>
             </w:pPr>
@@ -2237,6 +2294,7 @@
           </w:tcPr>
           <w:p>
             <w:pPr>
+              <w:keepNext/>
               <w:spacing w:after="0" w:before="0" w:line="240" w:lineRule="auto"/>
               <w:jc w:val="left"/>
             </w:pPr>
@@ -2273,6 +2331,7 @@
           </w:tcPr>
           <w:p>
             <w:pPr>
+              <w:keepNext/>
               <w:spacing w:after="0" w:before="0" w:line="240" w:lineRule="auto"/>
               <w:jc w:val="left"/>
             </w:pPr>
@@ -2309,6 +2368,7 @@
           </w:tcPr>
           <w:p>
             <w:pPr>
+              <w:keepNext/>
               <w:spacing w:after="0" w:before="0" w:line="240" w:lineRule="auto"/>
               <w:jc w:val="left"/>
             </w:pPr>
@@ -2333,6 +2393,7 @@
           </w:tcPr>
           <w:p>
             <w:pPr>
+              <w:keepNext/>
               <w:spacing w:after="0" w:before="0" w:line="240" w:lineRule="auto"/>
               <w:jc w:val="left"/>
             </w:pPr>
@@ -2357,6 +2418,7 @@
           </w:tcPr>
           <w:p>
             <w:pPr>
+              <w:keepNext/>
               <w:spacing w:after="0" w:before="0" w:line="240" w:lineRule="auto"/>
               <w:jc w:val="left"/>
             </w:pPr>
@@ -2381,6 +2443,7 @@
           </w:tcPr>
           <w:p>
             <w:pPr>
+              <w:keepNext/>
               <w:spacing w:after="0" w:before="0" w:line="240" w:lineRule="auto"/>
               <w:jc w:val="left"/>
             </w:pPr>
@@ -2411,6 +2474,7 @@
           </w:tcPr>
           <w:p>
             <w:pPr>
+              <w:keepNext/>
               <w:spacing w:after="0" w:before="0" w:line="240" w:lineRule="auto"/>
               <w:jc w:val="left"/>
             </w:pPr>
@@ -2447,6 +2511,7 @@
           </w:tcPr>
           <w:p>
             <w:pPr>
+              <w:keepNext/>
               <w:spacing w:after="0" w:before="0" w:line="240" w:lineRule="auto"/>
               <w:jc w:val="left"/>
             </w:pPr>
@@ -2483,6 +2548,7 @@
           </w:tcPr>
           <w:p>
             <w:pPr>
+              <w:keepNext/>
               <w:spacing w:after="0" w:before="0" w:line="240" w:lineRule="auto"/>
               <w:jc w:val="left"/>
             </w:pPr>
@@ -2519,6 +2585,7 @@
           </w:tcPr>
           <w:p>
             <w:pPr>
+              <w:keepNext/>
               <w:spacing w:after="0" w:before="0" w:line="240" w:lineRule="auto"/>
               <w:jc w:val="left"/>
             </w:pPr>
@@ -2543,6 +2610,7 @@
           </w:tcPr>
           <w:p>
             <w:pPr>
+              <w:keepNext/>
               <w:spacing w:after="0" w:before="0" w:line="240" w:lineRule="auto"/>
               <w:jc w:val="left"/>
             </w:pPr>
@@ -2567,6 +2635,7 @@
           </w:tcPr>
           <w:p>
             <w:pPr>
+              <w:keepNext/>
               <w:spacing w:after="0" w:before="0" w:line="240" w:lineRule="auto"/>
               <w:jc w:val="left"/>
             </w:pPr>
@@ -2591,6 +2660,7 @@
           </w:tcPr>
           <w:p>
             <w:pPr>
+              <w:keepNext/>
               <w:spacing w:after="0" w:before="0" w:line="240" w:lineRule="auto"/>
               <w:jc w:val="left"/>
             </w:pPr>
@@ -2621,6 +2691,7 @@
           </w:tcPr>
           <w:p>
             <w:pPr>
+              <w:keepNext/>
               <w:spacing w:after="0" w:before="0" w:line="240" w:lineRule="auto"/>
               <w:jc w:val="left"/>
             </w:pPr>
@@ -2657,6 +2728,7 @@
           </w:tcPr>
           <w:p>
             <w:pPr>
+              <w:keepNext/>
               <w:spacing w:after="0" w:before="0" w:line="240" w:lineRule="auto"/>
               <w:jc w:val="left"/>
             </w:pPr>
@@ -2693,6 +2765,7 @@
           </w:tcPr>
           <w:p>
             <w:pPr>
+              <w:keepNext/>
               <w:spacing w:after="0" w:before="0" w:line="240" w:lineRule="auto"/>
               <w:jc w:val="left"/>
             </w:pPr>
@@ -2729,6 +2802,7 @@
           </w:tcPr>
           <w:p>
             <w:pPr>
+              <w:keepNext/>
               <w:spacing w:after="0" w:before="0" w:line="240" w:lineRule="auto"/>
               <w:jc w:val="left"/>
             </w:pPr>
@@ -2753,6 +2827,7 @@
           </w:tcPr>
           <w:p>
             <w:pPr>
+              <w:keepNext/>
               <w:spacing w:after="0" w:before="0" w:line="240" w:lineRule="auto"/>
               <w:jc w:val="left"/>
             </w:pPr>
@@ -2777,6 +2852,7 @@
           </w:tcPr>
           <w:p>
             <w:pPr>
+              <w:keepNext/>
               <w:spacing w:after="0" w:before="0" w:line="240" w:lineRule="auto"/>
               <w:jc w:val="left"/>
             </w:pPr>
@@ -2801,6 +2877,7 @@
           </w:tcPr>
           <w:p>
             <w:pPr>
+              <w:keepNext/>
               <w:spacing w:after="0" w:before="0" w:line="240" w:lineRule="auto"/>
               <w:jc w:val="left"/>
             </w:pPr>
@@ -2831,6 +2908,7 @@
           </w:tcPr>
           <w:p>
             <w:pPr>
+              <w:keepNext/>
               <w:spacing w:after="0" w:before="0" w:line="240" w:lineRule="auto"/>
               <w:jc w:val="left"/>
             </w:pPr>
@@ -2867,6 +2945,7 @@
           </w:tcPr>
           <w:p>
             <w:pPr>
+              <w:keepNext/>
               <w:spacing w:after="0" w:before="0" w:line="240" w:lineRule="auto"/>
               <w:jc w:val="left"/>
             </w:pPr>
@@ -2903,6 +2982,7 @@
           </w:tcPr>
           <w:p>
             <w:pPr>
+              <w:keepNext/>
               <w:spacing w:after="0" w:before="0" w:line="240" w:lineRule="auto"/>
               <w:jc w:val="left"/>
             </w:pPr>
@@ -2939,6 +3019,7 @@
           </w:tcPr>
           <w:p>
             <w:pPr>
+              <w:keepNext/>
               <w:spacing w:after="0" w:before="0" w:line="240" w:lineRule="auto"/>
               <w:jc w:val="left"/>
             </w:pPr>
@@ -2975,6 +3056,7 @@
           </w:tcPr>
           <w:p>
             <w:pPr>
+              <w:keepNext/>
               <w:spacing w:after="0" w:before="0" w:line="240" w:lineRule="auto"/>
               <w:jc w:val="left"/>
             </w:pPr>
@@ -2999,6 +3081,7 @@
           </w:tcPr>
           <w:p>
             <w:pPr>
+              <w:keepNext/>
               <w:spacing w:after="0" w:before="0" w:line="240" w:lineRule="auto"/>
               <w:jc w:val="left"/>
             </w:pPr>
@@ -3023,6 +3106,7 @@
           </w:tcPr>
           <w:p>
             <w:pPr>
+              <w:keepNext/>
               <w:spacing w:after="0" w:before="0" w:line="240" w:lineRule="auto"/>
               <w:jc w:val="left"/>
             </w:pPr>
@@ -3053,6 +3137,7 @@
           </w:tcPr>
           <w:p>
             <w:pPr>
+              <w:keepNext w:val="false"/>
               <w:spacing w:after="0" w:before="0" w:line="240" w:lineRule="auto"/>
               <w:jc w:val="left"/>
             </w:pPr>
@@ -3089,6 +3174,7 @@
           </w:tcPr>
           <w:p>
             <w:pPr>
+              <w:keepNext w:val="false"/>
               <w:spacing w:after="0" w:before="0" w:line="240" w:lineRule="auto"/>
               <w:jc w:val="left"/>
             </w:pPr>
@@ -3125,6 +3211,7 @@
           </w:tcPr>
           <w:p>
             <w:pPr>
+              <w:keepNext w:val="false"/>
               <w:spacing w:after="0" w:before="0" w:line="240" w:lineRule="auto"/>
               <w:jc w:val="left"/>
             </w:pPr>
@@ -3161,6 +3248,7 @@
           </w:tcPr>
           <w:p>
             <w:pPr>
+              <w:keepNext w:val="false"/>
               <w:spacing w:after="0" w:before="0" w:line="240" w:lineRule="auto"/>
               <w:jc w:val="left"/>
             </w:pPr>
@@ -3185,6 +3273,7 @@
           </w:tcPr>
           <w:p>
             <w:pPr>
+              <w:keepNext w:val="false"/>
               <w:spacing w:after="0" w:before="0" w:line="240" w:lineRule="auto"/>
               <w:jc w:val="left"/>
             </w:pPr>
@@ -3209,6 +3298,7 @@
           </w:tcPr>
           <w:p>
             <w:pPr>
+              <w:keepNext w:val="false"/>
               <w:spacing w:after="0" w:before="0" w:line="240" w:lineRule="auto"/>
               <w:jc w:val="left"/>
             </w:pPr>
@@ -3233,6 +3323,7 @@
           </w:tcPr>
           <w:p>
             <w:pPr>
+              <w:keepNext w:val="false"/>
               <w:spacing w:after="0" w:before="0" w:line="240" w:lineRule="auto"/>
               <w:jc w:val="left"/>
             </w:pPr>
@@ -3313,6 +3404,7 @@
           </w:tcPr>
           <w:p>
             <w:pPr>
+              <w:keepNext/>
               <w:spacing w:after="0" w:before="0" w:line="240" w:lineRule="auto"/>
               <w:jc w:val="center"/>
             </w:pPr>
@@ -3350,6 +3442,7 @@
           </w:tcPr>
           <w:p>
             <w:pPr>
+              <w:keepNext/>
               <w:spacing w:after="0" w:before="0" w:line="240" w:lineRule="auto"/>
               <w:jc w:val="center"/>
             </w:pPr>
@@ -3387,6 +3480,7 @@
           </w:tcPr>
           <w:p>
             <w:pPr>
+              <w:keepNext/>
               <w:spacing w:after="0" w:before="0" w:line="240" w:lineRule="auto"/>
               <w:jc w:val="center"/>
             </w:pPr>
@@ -3424,6 +3518,7 @@
           </w:tcPr>
           <w:p>
             <w:pPr>
+              <w:keepNext/>
               <w:spacing w:after="0" w:before="0" w:line="240" w:lineRule="auto"/>
               <w:jc w:val="center"/>
             </w:pPr>
@@ -3461,6 +3556,7 @@
           </w:tcPr>
           <w:p>
             <w:pPr>
+              <w:keepNext/>
               <w:spacing w:after="0" w:before="0" w:line="240" w:lineRule="auto"/>
               <w:jc w:val="center"/>
             </w:pPr>
@@ -3498,6 +3594,7 @@
           </w:tcPr>
           <w:p>
             <w:pPr>
+              <w:keepNext/>
               <w:spacing w:after="0" w:before="0" w:line="240" w:lineRule="auto"/>
               <w:jc w:val="center"/>
             </w:pPr>
@@ -3535,6 +3632,7 @@
           </w:tcPr>
           <w:p>
             <w:pPr>
+              <w:keepNext/>
               <w:spacing w:after="0" w:before="0" w:line="240" w:lineRule="auto"/>
               <w:jc w:val="center"/>
             </w:pPr>
@@ -3577,6 +3675,7 @@
           </w:tcPr>
           <w:p>
             <w:pPr>
+              <w:keepNext/>
               <w:spacing w:after="0" w:before="0" w:line="240" w:lineRule="auto"/>
               <w:jc w:val="left"/>
             </w:pPr>
@@ -3613,6 +3712,7 @@
           </w:tcPr>
           <w:p>
             <w:pPr>
+              <w:keepNext/>
               <w:spacing w:after="0" w:before="0" w:line="240" w:lineRule="auto"/>
               <w:jc w:val="left"/>
             </w:pPr>
@@ -3649,6 +3749,7 @@
           </w:tcPr>
           <w:p>
             <w:pPr>
+              <w:keepNext/>
               <w:spacing w:after="0" w:before="0" w:line="240" w:lineRule="auto"/>
               <w:jc w:val="left"/>
             </w:pPr>
@@ -3685,6 +3786,7 @@
           </w:tcPr>
           <w:p>
             <w:pPr>
+              <w:keepNext/>
               <w:spacing w:after="0" w:before="0" w:line="240" w:lineRule="auto"/>
               <w:jc w:val="left"/>
             </w:pPr>
@@ -3709,6 +3811,7 @@
           </w:tcPr>
           <w:p>
             <w:pPr>
+              <w:keepNext/>
               <w:spacing w:after="0" w:before="0" w:line="240" w:lineRule="auto"/>
               <w:jc w:val="left"/>
             </w:pPr>
@@ -3733,6 +3836,7 @@
           </w:tcPr>
           <w:p>
             <w:pPr>
+              <w:keepNext/>
               <w:spacing w:after="0" w:before="0" w:line="240" w:lineRule="auto"/>
               <w:jc w:val="left"/>
             </w:pPr>
@@ -3757,6 +3861,7 @@
           </w:tcPr>
           <w:p>
             <w:pPr>
+              <w:keepNext/>
               <w:spacing w:after="0" w:before="0" w:line="240" w:lineRule="auto"/>
               <w:jc w:val="left"/>
             </w:pPr>
@@ -3787,6 +3892,7 @@
           </w:tcPr>
           <w:p>
             <w:pPr>
+              <w:keepNext/>
               <w:spacing w:after="0" w:before="0" w:line="240" w:lineRule="auto"/>
               <w:jc w:val="left"/>
             </w:pPr>
@@ -3823,6 +3929,7 @@
           </w:tcPr>
           <w:p>
             <w:pPr>
+              <w:keepNext/>
               <w:spacing w:after="0" w:before="0" w:line="240" w:lineRule="auto"/>
               <w:jc w:val="left"/>
             </w:pPr>
@@ -3859,6 +3966,7 @@
           </w:tcPr>
           <w:p>
             <w:pPr>
+              <w:keepNext/>
               <w:spacing w:after="0" w:before="0" w:line="240" w:lineRule="auto"/>
               <w:jc w:val="left"/>
             </w:pPr>
@@ -3895,6 +4003,7 @@
           </w:tcPr>
           <w:p>
             <w:pPr>
+              <w:keepNext/>
               <w:spacing w:after="0" w:before="0" w:line="240" w:lineRule="auto"/>
               <w:jc w:val="left"/>
             </w:pPr>
@@ -3919,6 +4028,7 @@
           </w:tcPr>
           <w:p>
             <w:pPr>
+              <w:keepNext/>
               <w:spacing w:after="0" w:before="0" w:line="240" w:lineRule="auto"/>
               <w:jc w:val="left"/>
             </w:pPr>
@@ -3943,6 +4053,7 @@
           </w:tcPr>
           <w:p>
             <w:pPr>
+              <w:keepNext/>
               <w:spacing w:after="0" w:before="0" w:line="240" w:lineRule="auto"/>
               <w:jc w:val="left"/>
             </w:pPr>
@@ -3967,6 +4078,7 @@
           </w:tcPr>
           <w:p>
             <w:pPr>
+              <w:keepNext/>
               <w:spacing w:after="0" w:before="0" w:line="240" w:lineRule="auto"/>
               <w:jc w:val="left"/>
             </w:pPr>
@@ -3997,6 +4109,7 @@
           </w:tcPr>
           <w:p>
             <w:pPr>
+              <w:keepNext/>
               <w:spacing w:after="0" w:before="0" w:line="240" w:lineRule="auto"/>
               <w:jc w:val="left"/>
             </w:pPr>
@@ -4033,6 +4146,7 @@
           </w:tcPr>
           <w:p>
             <w:pPr>
+              <w:keepNext/>
               <w:spacing w:after="0" w:before="0" w:line="240" w:lineRule="auto"/>
               <w:jc w:val="left"/>
             </w:pPr>
@@ -4069,6 +4183,7 @@
           </w:tcPr>
           <w:p>
             <w:pPr>
+              <w:keepNext/>
               <w:spacing w:after="0" w:before="0" w:line="240" w:lineRule="auto"/>
               <w:jc w:val="left"/>
             </w:pPr>
@@ -4105,6 +4220,7 @@
           </w:tcPr>
           <w:p>
             <w:pPr>
+              <w:keepNext/>
               <w:spacing w:after="0" w:before="0" w:line="240" w:lineRule="auto"/>
               <w:jc w:val="left"/>
             </w:pPr>
@@ -4141,6 +4257,7 @@
           </w:tcPr>
           <w:p>
             <w:pPr>
+              <w:keepNext/>
               <w:spacing w:after="0" w:before="0" w:line="240" w:lineRule="auto"/>
               <w:jc w:val="left"/>
             </w:pPr>
@@ -4165,6 +4282,7 @@
           </w:tcPr>
           <w:p>
             <w:pPr>
+              <w:keepNext/>
               <w:spacing w:after="0" w:before="0" w:line="240" w:lineRule="auto"/>
               <w:jc w:val="left"/>
             </w:pPr>
@@ -4189,6 +4307,7 @@
           </w:tcPr>
           <w:p>
             <w:pPr>
+              <w:keepNext/>
               <w:spacing w:after="0" w:before="0" w:line="240" w:lineRule="auto"/>
               <w:jc w:val="left"/>
             </w:pPr>
@@ -4219,6 +4338,7 @@
           </w:tcPr>
           <w:p>
             <w:pPr>
+              <w:keepNext/>
               <w:spacing w:after="0" w:before="0" w:line="240" w:lineRule="auto"/>
               <w:jc w:val="left"/>
             </w:pPr>
@@ -4255,6 +4375,7 @@
           </w:tcPr>
           <w:p>
             <w:pPr>
+              <w:keepNext/>
               <w:spacing w:after="0" w:before="0" w:line="240" w:lineRule="auto"/>
               <w:jc w:val="left"/>
             </w:pPr>
@@ -4291,6 +4412,7 @@
           </w:tcPr>
           <w:p>
             <w:pPr>
+              <w:keepNext/>
               <w:spacing w:after="0" w:before="0" w:line="240" w:lineRule="auto"/>
               <w:jc w:val="left"/>
             </w:pPr>
@@ -4327,6 +4449,7 @@
           </w:tcPr>
           <w:p>
             <w:pPr>
+              <w:keepNext/>
               <w:spacing w:after="0" w:before="0" w:line="240" w:lineRule="auto"/>
               <w:jc w:val="left"/>
             </w:pPr>
@@ -4351,6 +4474,7 @@
           </w:tcPr>
           <w:p>
             <w:pPr>
+              <w:keepNext/>
               <w:spacing w:after="0" w:before="0" w:line="240" w:lineRule="auto"/>
               <w:jc w:val="left"/>
             </w:pPr>
@@ -4375,6 +4499,7 @@
           </w:tcPr>
           <w:p>
             <w:pPr>
+              <w:keepNext/>
               <w:spacing w:after="0" w:before="0" w:line="240" w:lineRule="auto"/>
               <w:jc w:val="left"/>
             </w:pPr>
@@ -4399,6 +4524,7 @@
           </w:tcPr>
           <w:p>
             <w:pPr>
+              <w:keepNext/>
               <w:spacing w:after="0" w:before="0" w:line="240" w:lineRule="auto"/>
               <w:jc w:val="left"/>
             </w:pPr>
@@ -4429,6 +4555,7 @@
           </w:tcPr>
           <w:p>
             <w:pPr>
+              <w:keepNext/>
               <w:spacing w:after="0" w:before="0" w:line="240" w:lineRule="auto"/>
               <w:jc w:val="left"/>
             </w:pPr>
@@ -4465,6 +4592,7 @@
           </w:tcPr>
           <w:p>
             <w:pPr>
+              <w:keepNext/>
               <w:spacing w:after="0" w:before="0" w:line="240" w:lineRule="auto"/>
               <w:jc w:val="left"/>
             </w:pPr>
@@ -4501,6 +4629,7 @@
           </w:tcPr>
           <w:p>
             <w:pPr>
+              <w:keepNext/>
               <w:spacing w:after="0" w:before="0" w:line="240" w:lineRule="auto"/>
               <w:jc w:val="left"/>
             </w:pPr>
@@ -4537,6 +4666,7 @@
           </w:tcPr>
           <w:p>
             <w:pPr>
+              <w:keepNext/>
               <w:spacing w:after="0" w:before="0" w:line="240" w:lineRule="auto"/>
               <w:jc w:val="left"/>
             </w:pPr>
@@ -4561,6 +4691,7 @@
           </w:tcPr>
           <w:p>
             <w:pPr>
+              <w:keepNext/>
               <w:spacing w:after="0" w:before="0" w:line="240" w:lineRule="auto"/>
               <w:jc w:val="left"/>
             </w:pPr>
@@ -4585,6 +4716,7 @@
           </w:tcPr>
           <w:p>
             <w:pPr>
+              <w:keepNext/>
               <w:spacing w:after="0" w:before="0" w:line="240" w:lineRule="auto"/>
               <w:jc w:val="left"/>
             </w:pPr>
@@ -4609,6 +4741,7 @@
           </w:tcPr>
           <w:p>
             <w:pPr>
+              <w:keepNext/>
               <w:spacing w:after="0" w:before="0" w:line="240" w:lineRule="auto"/>
               <w:jc w:val="left"/>
             </w:pPr>
@@ -4639,6 +4772,7 @@
           </w:tcPr>
           <w:p>
             <w:pPr>
+              <w:keepNext w:val="false"/>
               <w:spacing w:after="0" w:before="0" w:line="240" w:lineRule="auto"/>
               <w:jc w:val="left"/>
             </w:pPr>
@@ -4675,6 +4809,7 @@
           </w:tcPr>
           <w:p>
             <w:pPr>
+              <w:keepNext w:val="false"/>
               <w:spacing w:after="0" w:before="0" w:line="240" w:lineRule="auto"/>
               <w:jc w:val="left"/>
             </w:pPr>
@@ -4711,6 +4846,7 @@
           </w:tcPr>
           <w:p>
             <w:pPr>
+              <w:keepNext w:val="false"/>
               <w:spacing w:after="0" w:before="0" w:line="240" w:lineRule="auto"/>
               <w:jc w:val="left"/>
             </w:pPr>
@@ -4747,6 +4883,7 @@
           </w:tcPr>
           <w:p>
             <w:pPr>
+              <w:keepNext w:val="false"/>
               <w:spacing w:after="0" w:before="0" w:line="240" w:lineRule="auto"/>
               <w:jc w:val="left"/>
             </w:pPr>
@@ -4783,6 +4920,7 @@
           </w:tcPr>
           <w:p>
             <w:pPr>
+              <w:keepNext w:val="false"/>
               <w:spacing w:after="0" w:before="0" w:line="240" w:lineRule="auto"/>
               <w:jc w:val="left"/>
             </w:pPr>
@@ -4807,6 +4945,7 @@
           </w:tcPr>
           <w:p>
             <w:pPr>
+              <w:keepNext w:val="false"/>
               <w:spacing w:after="0" w:before="0" w:line="240" w:lineRule="auto"/>
               <w:jc w:val="left"/>
             </w:pPr>
@@ -4831,6 +4970,7 @@
           </w:tcPr>
           <w:p>
             <w:pPr>
+              <w:keepNext w:val="false"/>
               <w:spacing w:after="0" w:before="0" w:line="240" w:lineRule="auto"/>
               <w:jc w:val="left"/>
             </w:pPr>
@@ -4911,6 +5051,7 @@
           </w:tcPr>
           <w:p>
             <w:pPr>
+              <w:keepNext/>
               <w:spacing w:after="0" w:before="0" w:line="240" w:lineRule="auto"/>
               <w:jc w:val="center"/>
             </w:pPr>
@@ -4948,6 +5089,7 @@
           </w:tcPr>
           <w:p>
             <w:pPr>
+              <w:keepNext/>
               <w:spacing w:after="0" w:before="0" w:line="240" w:lineRule="auto"/>
               <w:jc w:val="center"/>
             </w:pPr>
@@ -4985,6 +5127,7 @@
           </w:tcPr>
           <w:p>
             <w:pPr>
+              <w:keepNext/>
               <w:spacing w:after="0" w:before="0" w:line="240" w:lineRule="auto"/>
               <w:jc w:val="center"/>
             </w:pPr>
@@ -5022,6 +5165,7 @@
           </w:tcPr>
           <w:p>
             <w:pPr>
+              <w:keepNext/>
               <w:spacing w:after="0" w:before="0" w:line="240" w:lineRule="auto"/>
               <w:jc w:val="center"/>
             </w:pPr>
@@ -5059,6 +5203,7 @@
           </w:tcPr>
           <w:p>
             <w:pPr>
+              <w:keepNext/>
               <w:spacing w:after="0" w:before="0" w:line="240" w:lineRule="auto"/>
               <w:jc w:val="center"/>
             </w:pPr>
@@ -5096,6 +5241,7 @@
           </w:tcPr>
           <w:p>
             <w:pPr>
+              <w:keepNext/>
               <w:spacing w:after="0" w:before="0" w:line="240" w:lineRule="auto"/>
               <w:jc w:val="center"/>
             </w:pPr>
@@ -5133,6 +5279,7 @@
           </w:tcPr>
           <w:p>
             <w:pPr>
+              <w:keepNext/>
               <w:spacing w:after="0" w:before="0" w:line="240" w:lineRule="auto"/>
               <w:jc w:val="center"/>
             </w:pPr>
@@ -5175,6 +5322,7 @@
           </w:tcPr>
           <w:p>
             <w:pPr>
+              <w:keepNext/>
               <w:spacing w:after="0" w:before="0" w:line="240" w:lineRule="auto"/>
               <w:jc w:val="left"/>
             </w:pPr>
@@ -5211,6 +5359,7 @@
           </w:tcPr>
           <w:p>
             <w:pPr>
+              <w:keepNext/>
               <w:spacing w:after="0" w:before="0" w:line="240" w:lineRule="auto"/>
               <w:jc w:val="left"/>
             </w:pPr>
@@ -5247,6 +5396,7 @@
           </w:tcPr>
           <w:p>
             <w:pPr>
+              <w:keepNext/>
               <w:spacing w:after="0" w:before="0" w:line="240" w:lineRule="auto"/>
               <w:jc w:val="left"/>
             </w:pPr>
@@ -5283,6 +5433,7 @@
           </w:tcPr>
           <w:p>
             <w:pPr>
+              <w:keepNext/>
               <w:spacing w:after="0" w:before="0" w:line="240" w:lineRule="auto"/>
               <w:jc w:val="left"/>
             </w:pPr>
@@ -5307,6 +5458,7 @@
           </w:tcPr>
           <w:p>
             <w:pPr>
+              <w:keepNext/>
               <w:spacing w:after="0" w:before="0" w:line="240" w:lineRule="auto"/>
               <w:jc w:val="left"/>
             </w:pPr>
@@ -5331,6 +5483,7 @@
           </w:tcPr>
           <w:p>
             <w:pPr>
+              <w:keepNext/>
               <w:spacing w:after="0" w:before="0" w:line="240" w:lineRule="auto"/>
               <w:jc w:val="left"/>
             </w:pPr>
@@ -5355,6 +5508,7 @@
           </w:tcPr>
           <w:p>
             <w:pPr>
+              <w:keepNext/>
               <w:spacing w:after="0" w:before="0" w:line="240" w:lineRule="auto"/>
               <w:jc w:val="left"/>
             </w:pPr>
@@ -5385,6 +5539,7 @@
           </w:tcPr>
           <w:p>
             <w:pPr>
+              <w:keepNext/>
               <w:spacing w:after="0" w:before="0" w:line="240" w:lineRule="auto"/>
               <w:jc w:val="left"/>
             </w:pPr>
@@ -5421,6 +5576,7 @@
           </w:tcPr>
           <w:p>
             <w:pPr>
+              <w:keepNext/>
               <w:spacing w:after="0" w:before="0" w:line="240" w:lineRule="auto"/>
               <w:jc w:val="left"/>
             </w:pPr>
@@ -5457,6 +5613,7 @@
           </w:tcPr>
           <w:p>
             <w:pPr>
+              <w:keepNext/>
               <w:spacing w:after="0" w:before="0" w:line="240" w:lineRule="auto"/>
               <w:jc w:val="left"/>
             </w:pPr>
@@ -5493,6 +5650,7 @@
           </w:tcPr>
           <w:p>
             <w:pPr>
+              <w:keepNext/>
               <w:spacing w:after="0" w:before="0" w:line="240" w:lineRule="auto"/>
               <w:jc w:val="left"/>
             </w:pPr>
@@ -5529,6 +5687,7 @@
           </w:tcPr>
           <w:p>
             <w:pPr>
+              <w:keepNext/>
               <w:spacing w:after="0" w:before="0" w:line="240" w:lineRule="auto"/>
               <w:jc w:val="left"/>
             </w:pPr>
@@ -5553,6 +5712,7 @@
           </w:tcPr>
           <w:p>
             <w:pPr>
+              <w:keepNext/>
               <w:spacing w:after="0" w:before="0" w:line="240" w:lineRule="auto"/>
               <w:jc w:val="left"/>
             </w:pPr>
@@ -5577,6 +5737,7 @@
           </w:tcPr>
           <w:p>
             <w:pPr>
+              <w:keepNext/>
               <w:spacing w:after="0" w:before="0" w:line="240" w:lineRule="auto"/>
               <w:jc w:val="left"/>
             </w:pPr>
@@ -5607,6 +5768,7 @@
           </w:tcPr>
           <w:p>
             <w:pPr>
+              <w:keepNext/>
               <w:spacing w:after="0" w:before="0" w:line="240" w:lineRule="auto"/>
               <w:jc w:val="left"/>
             </w:pPr>
@@ -5643,6 +5805,7 @@
           </w:tcPr>
           <w:p>
             <w:pPr>
+              <w:keepNext/>
               <w:spacing w:after="0" w:before="0" w:line="240" w:lineRule="auto"/>
               <w:jc w:val="left"/>
             </w:pPr>
@@ -5679,6 +5842,7 @@
           </w:tcPr>
           <w:p>
             <w:pPr>
+              <w:keepNext/>
               <w:spacing w:after="0" w:before="0" w:line="240" w:lineRule="auto"/>
               <w:jc w:val="left"/>
             </w:pPr>
@@ -5715,6 +5879,7 @@
           </w:tcPr>
           <w:p>
             <w:pPr>
+              <w:keepNext/>
               <w:spacing w:after="0" w:before="0" w:line="240" w:lineRule="auto"/>
               <w:jc w:val="left"/>
             </w:pPr>
@@ -5739,6 +5904,7 @@
           </w:tcPr>
           <w:p>
             <w:pPr>
+              <w:keepNext/>
               <w:spacing w:after="0" w:before="0" w:line="240" w:lineRule="auto"/>
               <w:jc w:val="left"/>
             </w:pPr>
@@ -5763,6 +5929,7 @@
           </w:tcPr>
           <w:p>
             <w:pPr>
+              <w:keepNext/>
               <w:spacing w:after="0" w:before="0" w:line="240" w:lineRule="auto"/>
               <w:jc w:val="left"/>
             </w:pPr>
@@ -5787,6 +5954,7 @@
           </w:tcPr>
           <w:p>
             <w:pPr>
+              <w:keepNext/>
               <w:spacing w:after="0" w:before="0" w:line="240" w:lineRule="auto"/>
               <w:jc w:val="left"/>
             </w:pPr>
@@ -5817,6 +5985,7 @@
           </w:tcPr>
           <w:p>
             <w:pPr>
+              <w:keepNext/>
               <w:spacing w:after="0" w:before="0" w:line="240" w:lineRule="auto"/>
               <w:jc w:val="left"/>
             </w:pPr>
@@ -5853,6 +6022,7 @@
           </w:tcPr>
           <w:p>
             <w:pPr>
+              <w:keepNext/>
               <w:spacing w:after="0" w:before="0" w:line="240" w:lineRule="auto"/>
               <w:jc w:val="left"/>
             </w:pPr>
@@ -5889,6 +6059,7 @@
           </w:tcPr>
           <w:p>
             <w:pPr>
+              <w:keepNext/>
               <w:spacing w:after="0" w:before="0" w:line="240" w:lineRule="auto"/>
               <w:jc w:val="left"/>
             </w:pPr>
@@ -5925,6 +6096,7 @@
           </w:tcPr>
           <w:p>
             <w:pPr>
+              <w:keepNext/>
               <w:spacing w:after="0" w:before="0" w:line="240" w:lineRule="auto"/>
               <w:jc w:val="left"/>
             </w:pPr>
@@ -5961,6 +6133,7 @@
           </w:tcPr>
           <w:p>
             <w:pPr>
+              <w:keepNext/>
               <w:spacing w:after="0" w:before="0" w:line="240" w:lineRule="auto"/>
               <w:jc w:val="left"/>
             </w:pPr>
@@ -5985,6 +6158,7 @@
           </w:tcPr>
           <w:p>
             <w:pPr>
+              <w:keepNext/>
               <w:spacing w:after="0" w:before="0" w:line="240" w:lineRule="auto"/>
               <w:jc w:val="left"/>
             </w:pPr>
@@ -6009,6 +6183,7 @@
           </w:tcPr>
           <w:p>
             <w:pPr>
+              <w:keepNext/>
               <w:spacing w:after="0" w:before="0" w:line="240" w:lineRule="auto"/>
               <w:jc w:val="left"/>
             </w:pPr>
@@ -6039,6 +6214,7 @@
           </w:tcPr>
           <w:p>
             <w:pPr>
+              <w:keepNext/>
               <w:spacing w:after="0" w:before="0" w:line="240" w:lineRule="auto"/>
               <w:jc w:val="left"/>
             </w:pPr>
@@ -6075,6 +6251,7 @@
           </w:tcPr>
           <w:p>
             <w:pPr>
+              <w:keepNext/>
               <w:spacing w:after="0" w:before="0" w:line="240" w:lineRule="auto"/>
               <w:jc w:val="left"/>
             </w:pPr>
@@ -6111,6 +6288,7 @@
           </w:tcPr>
           <w:p>
             <w:pPr>
+              <w:keepNext/>
               <w:spacing w:after="0" w:before="0" w:line="240" w:lineRule="auto"/>
               <w:jc w:val="left"/>
             </w:pPr>
@@ -6147,6 +6325,7 @@
           </w:tcPr>
           <w:p>
             <w:pPr>
+              <w:keepNext/>
               <w:spacing w:after="0" w:before="0" w:line="240" w:lineRule="auto"/>
               <w:jc w:val="left"/>
             </w:pPr>
@@ -6171,6 +6350,7 @@
           </w:tcPr>
           <w:p>
             <w:pPr>
+              <w:keepNext/>
               <w:spacing w:after="0" w:before="0" w:line="240" w:lineRule="auto"/>
               <w:jc w:val="left"/>
             </w:pPr>
@@ -6195,6 +6375,7 @@
           </w:tcPr>
           <w:p>
             <w:pPr>
+              <w:keepNext/>
               <w:spacing w:after="0" w:before="0" w:line="240" w:lineRule="auto"/>
               <w:jc w:val="left"/>
             </w:pPr>
@@ -6219,6 +6400,7 @@
           </w:tcPr>
           <w:p>
             <w:pPr>
+              <w:keepNext/>
               <w:spacing w:after="0" w:before="0" w:line="240" w:lineRule="auto"/>
               <w:jc w:val="left"/>
             </w:pPr>
@@ -6249,6 +6431,7 @@
           </w:tcPr>
           <w:p>
             <w:pPr>
+              <w:keepNext w:val="false"/>
               <w:spacing w:after="0" w:before="0" w:line="240" w:lineRule="auto"/>
               <w:jc w:val="left"/>
             </w:pPr>
@@ -6285,6 +6468,7 @@
           </w:tcPr>
           <w:p>
             <w:pPr>
+              <w:keepNext w:val="false"/>
               <w:spacing w:after="0" w:before="0" w:line="240" w:lineRule="auto"/>
               <w:jc w:val="left"/>
             </w:pPr>
@@ -6321,6 +6505,7 @@
           </w:tcPr>
           <w:p>
             <w:pPr>
+              <w:keepNext w:val="false"/>
               <w:spacing w:after="0" w:before="0" w:line="240" w:lineRule="auto"/>
               <w:jc w:val="left"/>
             </w:pPr>
@@ -6357,6 +6542,7 @@
           </w:tcPr>
           <w:p>
             <w:pPr>
+              <w:keepNext w:val="false"/>
               <w:spacing w:after="0" w:before="0" w:line="240" w:lineRule="auto"/>
               <w:jc w:val="left"/>
             </w:pPr>
@@ -6381,6 +6567,7 @@
           </w:tcPr>
           <w:p>
             <w:pPr>
+              <w:keepNext w:val="false"/>
               <w:spacing w:after="0" w:before="0" w:line="240" w:lineRule="auto"/>
               <w:jc w:val="left"/>
             </w:pPr>
@@ -6405,6 +6592,7 @@
           </w:tcPr>
           <w:p>
             <w:pPr>
+              <w:keepNext w:val="false"/>
               <w:spacing w:after="0" w:before="0" w:line="240" w:lineRule="auto"/>
               <w:jc w:val="left"/>
             </w:pPr>
@@ -6429,6 +6617,7 @@
           </w:tcPr>
           <w:p>
             <w:pPr>
+              <w:keepNext w:val="false"/>
               <w:spacing w:after="0" w:before="0" w:line="240" w:lineRule="auto"/>
               <w:jc w:val="left"/>
             </w:pPr>
@@ -6509,6 +6698,7 @@
           </w:tcPr>
           <w:p>
             <w:pPr>
+              <w:keepNext/>
               <w:spacing w:after="0" w:before="0" w:line="240" w:lineRule="auto"/>
               <w:jc w:val="center"/>
             </w:pPr>
@@ -6546,6 +6736,7 @@
           </w:tcPr>
           <w:p>
             <w:pPr>
+              <w:keepNext/>
               <w:spacing w:after="0" w:before="0" w:line="240" w:lineRule="auto"/>
               <w:jc w:val="center"/>
             </w:pPr>
@@ -6583,6 +6774,7 @@
           </w:tcPr>
           <w:p>
             <w:pPr>
+              <w:keepNext/>
               <w:spacing w:after="0" w:before="0" w:line="240" w:lineRule="auto"/>
               <w:jc w:val="center"/>
             </w:pPr>
@@ -6620,6 +6812,7 @@
           </w:tcPr>
           <w:p>
             <w:pPr>
+              <w:keepNext/>
               <w:spacing w:after="0" w:before="0" w:line="240" w:lineRule="auto"/>
               <w:jc w:val="center"/>
             </w:pPr>
@@ -6657,6 +6850,7 @@
           </w:tcPr>
           <w:p>
             <w:pPr>
+              <w:keepNext/>
               <w:spacing w:after="0" w:before="0" w:line="240" w:lineRule="auto"/>
               <w:jc w:val="center"/>
             </w:pPr>
@@ -6694,6 +6888,7 @@
           </w:tcPr>
           <w:p>
             <w:pPr>
+              <w:keepNext/>
               <w:spacing w:after="0" w:before="0" w:line="240" w:lineRule="auto"/>
               <w:jc w:val="center"/>
             </w:pPr>
@@ -6731,6 +6926,7 @@
           </w:tcPr>
           <w:p>
             <w:pPr>
+              <w:keepNext/>
               <w:spacing w:after="0" w:before="0" w:line="240" w:lineRule="auto"/>
               <w:jc w:val="center"/>
             </w:pPr>
@@ -6773,6 +6969,7 @@
           </w:tcPr>
           <w:p>
             <w:pPr>
+              <w:keepNext/>
               <w:spacing w:after="0" w:before="0" w:line="240" w:lineRule="auto"/>
               <w:jc w:val="left"/>
             </w:pPr>
@@ -6809,6 +7006,7 @@
           </w:tcPr>
           <w:p>
             <w:pPr>
+              <w:keepNext/>
               <w:spacing w:after="0" w:before="0" w:line="240" w:lineRule="auto"/>
               <w:jc w:val="left"/>
             </w:pPr>
@@ -6845,6 +7043,7 @@
           </w:tcPr>
           <w:p>
             <w:pPr>
+              <w:keepNext/>
               <w:spacing w:after="0" w:before="0" w:line="240" w:lineRule="auto"/>
               <w:jc w:val="left"/>
             </w:pPr>
@@ -6881,6 +7080,7 @@
           </w:tcPr>
           <w:p>
             <w:pPr>
+              <w:keepNext/>
               <w:spacing w:after="0" w:before="0" w:line="240" w:lineRule="auto"/>
               <w:jc w:val="left"/>
             </w:pPr>
@@ -6905,6 +7105,7 @@
           </w:tcPr>
           <w:p>
             <w:pPr>
+              <w:keepNext/>
               <w:spacing w:after="0" w:before="0" w:line="240" w:lineRule="auto"/>
               <w:jc w:val="left"/>
             </w:pPr>
@@ -6929,6 +7130,7 @@
           </w:tcPr>
           <w:p>
             <w:pPr>
+              <w:keepNext/>
               <w:spacing w:after="0" w:before="0" w:line="240" w:lineRule="auto"/>
               <w:jc w:val="left"/>
             </w:pPr>
@@ -6953,6 +7155,7 @@
           </w:tcPr>
           <w:p>
             <w:pPr>
+              <w:keepNext/>
               <w:spacing w:after="0" w:before="0" w:line="240" w:lineRule="auto"/>
               <w:jc w:val="left"/>
             </w:pPr>
@@ -6983,6 +7186,7 @@
           </w:tcPr>
           <w:p>
             <w:pPr>
+              <w:keepNext/>
               <w:spacing w:after="0" w:before="0" w:line="240" w:lineRule="auto"/>
               <w:jc w:val="left"/>
             </w:pPr>
@@ -7019,6 +7223,7 @@
           </w:tcPr>
           <w:p>
             <w:pPr>
+              <w:keepNext/>
               <w:spacing w:after="0" w:before="0" w:line="240" w:lineRule="auto"/>
               <w:jc w:val="left"/>
             </w:pPr>
@@ -7055,6 +7260,7 @@
           </w:tcPr>
           <w:p>
             <w:pPr>
+              <w:keepNext/>
               <w:spacing w:after="0" w:before="0" w:line="240" w:lineRule="auto"/>
               <w:jc w:val="left"/>
             </w:pPr>
@@ -7091,6 +7297,7 @@
           </w:tcPr>
           <w:p>
             <w:pPr>
+              <w:keepNext/>
               <w:spacing w:after="0" w:before="0" w:line="240" w:lineRule="auto"/>
               <w:jc w:val="left"/>
             </w:pPr>
@@ -7127,6 +7334,7 @@
           </w:tcPr>
           <w:p>
             <w:pPr>
+              <w:keepNext/>
               <w:spacing w:after="0" w:before="0" w:line="240" w:lineRule="auto"/>
               <w:jc w:val="left"/>
             </w:pPr>
@@ -7151,6 +7359,7 @@
           </w:tcPr>
           <w:p>
             <w:pPr>
+              <w:keepNext/>
               <w:spacing w:after="0" w:before="0" w:line="240" w:lineRule="auto"/>
               <w:jc w:val="left"/>
             </w:pPr>
@@ -7175,6 +7384,7 @@
           </w:tcPr>
           <w:p>
             <w:pPr>
+              <w:keepNext/>
               <w:spacing w:after="0" w:before="0" w:line="240" w:lineRule="auto"/>
               <w:jc w:val="left"/>
             </w:pPr>
@@ -7205,6 +7415,7 @@
           </w:tcPr>
           <w:p>
             <w:pPr>
+              <w:keepNext/>
               <w:spacing w:after="0" w:before="0" w:line="240" w:lineRule="auto"/>
               <w:jc w:val="left"/>
             </w:pPr>
@@ -7241,6 +7452,7 @@
           </w:tcPr>
           <w:p>
             <w:pPr>
+              <w:keepNext/>
               <w:spacing w:after="0" w:before="0" w:line="240" w:lineRule="auto"/>
               <w:jc w:val="left"/>
             </w:pPr>
@@ -7277,6 +7489,7 @@
           </w:tcPr>
           <w:p>
             <w:pPr>
+              <w:keepNext/>
               <w:spacing w:after="0" w:before="0" w:line="240" w:lineRule="auto"/>
               <w:jc w:val="left"/>
             </w:pPr>
@@ -7313,6 +7526,7 @@
           </w:tcPr>
           <w:p>
             <w:pPr>
+              <w:keepNext/>
               <w:spacing w:after="0" w:before="0" w:line="240" w:lineRule="auto"/>
               <w:jc w:val="left"/>
             </w:pPr>
@@ -7337,6 +7551,7 @@
           </w:tcPr>
           <w:p>
             <w:pPr>
+              <w:keepNext/>
               <w:spacing w:after="0" w:before="0" w:line="240" w:lineRule="auto"/>
               <w:jc w:val="left"/>
             </w:pPr>
@@ -7361,6 +7576,7 @@
           </w:tcPr>
           <w:p>
             <w:pPr>
+              <w:keepNext/>
               <w:spacing w:after="0" w:before="0" w:line="240" w:lineRule="auto"/>
               <w:jc w:val="left"/>
             </w:pPr>
@@ -7385,6 +7601,7 @@
           </w:tcPr>
           <w:p>
             <w:pPr>
+              <w:keepNext/>
               <w:spacing w:after="0" w:before="0" w:line="240" w:lineRule="auto"/>
               <w:jc w:val="left"/>
             </w:pPr>
@@ -7415,6 +7632,7 @@
           </w:tcPr>
           <w:p>
             <w:pPr>
+              <w:keepNext w:val="false"/>
               <w:spacing w:after="0" w:before="0" w:line="240" w:lineRule="auto"/>
               <w:jc w:val="left"/>
             </w:pPr>
@@ -7451,6 +7669,7 @@
           </w:tcPr>
           <w:p>
             <w:pPr>
+              <w:keepNext w:val="false"/>
               <w:spacing w:after="0" w:before="0" w:line="240" w:lineRule="auto"/>
               <w:jc w:val="left"/>
             </w:pPr>
@@ -7487,6 +7706,7 @@
           </w:tcPr>
           <w:p>
             <w:pPr>
+              <w:keepNext w:val="false"/>
               <w:spacing w:after="0" w:before="0" w:line="240" w:lineRule="auto"/>
               <w:jc w:val="left"/>
             </w:pPr>
@@ -7523,6 +7743,7 @@
           </w:tcPr>
           <w:p>
             <w:pPr>
+              <w:keepNext w:val="false"/>
               <w:spacing w:after="0" w:before="0" w:line="240" w:lineRule="auto"/>
               <w:jc w:val="left"/>
             </w:pPr>
@@ -7547,6 +7768,7 @@
           </w:tcPr>
           <w:p>
             <w:pPr>
+              <w:keepNext w:val="false"/>
               <w:spacing w:after="0" w:before="0" w:line="240" w:lineRule="auto"/>
               <w:jc w:val="left"/>
             </w:pPr>
@@ -7571,6 +7793,7 @@
           </w:tcPr>
           <w:p>
             <w:pPr>
+              <w:keepNext w:val="false"/>
               <w:spacing w:after="0" w:before="0" w:line="240" w:lineRule="auto"/>
               <w:jc w:val="left"/>
             </w:pPr>
@@ -7595,6 +7818,7 @@
           </w:tcPr>
           <w:p>
             <w:pPr>
+              <w:keepNext w:val="false"/>
               <w:spacing w:after="0" w:before="0" w:line="240" w:lineRule="auto"/>
               <w:jc w:val="left"/>
             </w:pPr>
@@ -7675,6 +7899,7 @@
           </w:tcPr>
           <w:p>
             <w:pPr>
+              <w:keepNext/>
               <w:spacing w:after="0" w:before="0" w:line="240" w:lineRule="auto"/>
               <w:jc w:val="center"/>
             </w:pPr>
@@ -7712,6 +7937,7 @@
           </w:tcPr>
           <w:p>
             <w:pPr>
+              <w:keepNext/>
               <w:spacing w:after="0" w:before="0" w:line="240" w:lineRule="auto"/>
               <w:jc w:val="center"/>
             </w:pPr>
@@ -7749,6 +7975,7 @@
           </w:tcPr>
           <w:p>
             <w:pPr>
+              <w:keepNext/>
               <w:spacing w:after="0" w:before="0" w:line="240" w:lineRule="auto"/>
               <w:jc w:val="center"/>
             </w:pPr>
@@ -7786,6 +8013,7 @@
           </w:tcPr>
           <w:p>
             <w:pPr>
+              <w:keepNext/>
               <w:spacing w:after="0" w:before="0" w:line="240" w:lineRule="auto"/>
               <w:jc w:val="center"/>
             </w:pPr>
@@ -7823,6 +8051,7 @@
           </w:tcPr>
           <w:p>
             <w:pPr>
+              <w:keepNext/>
               <w:spacing w:after="0" w:before="0" w:line="240" w:lineRule="auto"/>
               <w:jc w:val="center"/>
             </w:pPr>
@@ -7860,6 +8089,7 @@
           </w:tcPr>
           <w:p>
             <w:pPr>
+              <w:keepNext/>
               <w:spacing w:after="0" w:before="0" w:line="240" w:lineRule="auto"/>
               <w:jc w:val="center"/>
             </w:pPr>
@@ -7897,6 +8127,7 @@
           </w:tcPr>
           <w:p>
             <w:pPr>
+              <w:keepNext/>
               <w:spacing w:after="0" w:before="0" w:line="240" w:lineRule="auto"/>
               <w:jc w:val="center"/>
             </w:pPr>
@@ -7939,6 +8170,7 @@
           </w:tcPr>
           <w:p>
             <w:pPr>
+              <w:keepNext/>
               <w:spacing w:after="0" w:before="0" w:line="240" w:lineRule="auto"/>
               <w:jc w:val="left"/>
             </w:pPr>
@@ -7975,6 +8207,7 @@
           </w:tcPr>
           <w:p>
             <w:pPr>
+              <w:keepNext/>
               <w:spacing w:after="0" w:before="0" w:line="240" w:lineRule="auto"/>
               <w:jc w:val="left"/>
             </w:pPr>
@@ -8011,6 +8244,7 @@
           </w:tcPr>
           <w:p>
             <w:pPr>
+              <w:keepNext/>
               <w:spacing w:after="0" w:before="0" w:line="240" w:lineRule="auto"/>
               <w:jc w:val="left"/>
             </w:pPr>
@@ -8047,6 +8281,7 @@
           </w:tcPr>
           <w:p>
             <w:pPr>
+              <w:keepNext/>
               <w:spacing w:after="0" w:before="0" w:line="240" w:lineRule="auto"/>
               <w:jc w:val="left"/>
             </w:pPr>
@@ -8071,6 +8306,7 @@
           </w:tcPr>
           <w:p>
             <w:pPr>
+              <w:keepNext/>
               <w:spacing w:after="0" w:before="0" w:line="240" w:lineRule="auto"/>
               <w:jc w:val="left"/>
             </w:pPr>
@@ -8095,6 +8331,7 @@
           </w:tcPr>
           <w:p>
             <w:pPr>
+              <w:keepNext/>
               <w:spacing w:after="0" w:before="0" w:line="240" w:lineRule="auto"/>
               <w:jc w:val="left"/>
             </w:pPr>
@@ -8119,6 +8356,7 @@
           </w:tcPr>
           <w:p>
             <w:pPr>
+              <w:keepNext/>
               <w:spacing w:after="0" w:before="0" w:line="240" w:lineRule="auto"/>
               <w:jc w:val="left"/>
             </w:pPr>
@@ -8149,6 +8387,7 @@
           </w:tcPr>
           <w:p>
             <w:pPr>
+              <w:keepNext/>
               <w:spacing w:after="0" w:before="0" w:line="240" w:lineRule="auto"/>
               <w:jc w:val="left"/>
             </w:pPr>
@@ -8185,6 +8424,7 @@
           </w:tcPr>
           <w:p>
             <w:pPr>
+              <w:keepNext/>
               <w:spacing w:after="0" w:before="0" w:line="240" w:lineRule="auto"/>
               <w:jc w:val="left"/>
             </w:pPr>
@@ -8221,6 +8461,7 @@
           </w:tcPr>
           <w:p>
             <w:pPr>
+              <w:keepNext/>
               <w:spacing w:after="0" w:before="0" w:line="240" w:lineRule="auto"/>
               <w:jc w:val="left"/>
             </w:pPr>
@@ -8257,6 +8498,7 @@
           </w:tcPr>
           <w:p>
             <w:pPr>
+              <w:keepNext/>
               <w:spacing w:after="0" w:before="0" w:line="240" w:lineRule="auto"/>
               <w:jc w:val="left"/>
             </w:pPr>
@@ -8281,6 +8523,7 @@
           </w:tcPr>
           <w:p>
             <w:pPr>
+              <w:keepNext/>
               <w:spacing w:after="0" w:before="0" w:line="240" w:lineRule="auto"/>
               <w:jc w:val="left"/>
             </w:pPr>
@@ -8305,6 +8548,7 @@
           </w:tcPr>
           <w:p>
             <w:pPr>
+              <w:keepNext/>
               <w:spacing w:after="0" w:before="0" w:line="240" w:lineRule="auto"/>
               <w:jc w:val="left"/>
             </w:pPr>
@@ -8329,6 +8573,7 @@
           </w:tcPr>
           <w:p>
             <w:pPr>
+              <w:keepNext/>
               <w:spacing w:after="0" w:before="0" w:line="240" w:lineRule="auto"/>
               <w:jc w:val="left"/>
             </w:pPr>
@@ -8359,6 +8604,7 @@
           </w:tcPr>
           <w:p>
             <w:pPr>
+              <w:keepNext/>
               <w:spacing w:after="0" w:before="0" w:line="240" w:lineRule="auto"/>
               <w:jc w:val="left"/>
             </w:pPr>
@@ -8395,6 +8641,7 @@
           </w:tcPr>
           <w:p>
             <w:pPr>
+              <w:keepNext/>
               <w:spacing w:after="0" w:before="0" w:line="240" w:lineRule="auto"/>
               <w:jc w:val="left"/>
             </w:pPr>
@@ -8431,6 +8678,7 @@
           </w:tcPr>
           <w:p>
             <w:pPr>
+              <w:keepNext/>
               <w:spacing w:after="0" w:before="0" w:line="240" w:lineRule="auto"/>
               <w:jc w:val="left"/>
             </w:pPr>
@@ -8467,6 +8715,7 @@
           </w:tcPr>
           <w:p>
             <w:pPr>
+              <w:keepNext/>
               <w:spacing w:after="0" w:before="0" w:line="240" w:lineRule="auto"/>
               <w:jc w:val="left"/>
             </w:pPr>
@@ -8491,6 +8740,7 @@
           </w:tcPr>
           <w:p>
             <w:pPr>
+              <w:keepNext/>
               <w:spacing w:after="0" w:before="0" w:line="240" w:lineRule="auto"/>
               <w:jc w:val="left"/>
             </w:pPr>
@@ -8515,6 +8765,7 @@
           </w:tcPr>
           <w:p>
             <w:pPr>
+              <w:keepNext/>
               <w:spacing w:after="0" w:before="0" w:line="240" w:lineRule="auto"/>
               <w:jc w:val="left"/>
             </w:pPr>
@@ -8539,6 +8790,7 @@
           </w:tcPr>
           <w:p>
             <w:pPr>
+              <w:keepNext/>
               <w:spacing w:after="0" w:before="0" w:line="240" w:lineRule="auto"/>
               <w:jc w:val="left"/>
             </w:pPr>
@@ -8569,6 +8821,7 @@
           </w:tcPr>
           <w:p>
             <w:pPr>
+              <w:keepNext/>
               <w:spacing w:after="0" w:before="0" w:line="240" w:lineRule="auto"/>
               <w:jc w:val="left"/>
             </w:pPr>
@@ -8605,6 +8858,7 @@
           </w:tcPr>
           <w:p>
             <w:pPr>
+              <w:keepNext/>
               <w:spacing w:after="0" w:before="0" w:line="240" w:lineRule="auto"/>
               <w:jc w:val="left"/>
             </w:pPr>
@@ -8641,6 +8895,7 @@
           </w:tcPr>
           <w:p>
             <w:pPr>
+              <w:keepNext/>
               <w:spacing w:after="0" w:before="0" w:line="240" w:lineRule="auto"/>
               <w:jc w:val="left"/>
             </w:pPr>
@@ -8677,6 +8932,7 @@
           </w:tcPr>
           <w:p>
             <w:pPr>
+              <w:keepNext/>
               <w:spacing w:after="0" w:before="0" w:line="240" w:lineRule="auto"/>
               <w:jc w:val="left"/>
             </w:pPr>
@@ -8701,6 +8957,7 @@
           </w:tcPr>
           <w:p>
             <w:pPr>
+              <w:keepNext/>
               <w:spacing w:after="0" w:before="0" w:line="240" w:lineRule="auto"/>
               <w:jc w:val="left"/>
             </w:pPr>
@@ -8725,6 +8982,7 @@
           </w:tcPr>
           <w:p>
             <w:pPr>
+              <w:keepNext/>
               <w:spacing w:after="0" w:before="0" w:line="240" w:lineRule="auto"/>
               <w:jc w:val="left"/>
             </w:pPr>
@@ -8749,6 +9007,7 @@
           </w:tcPr>
           <w:p>
             <w:pPr>
+              <w:keepNext/>
               <w:spacing w:after="0" w:before="0" w:line="240" w:lineRule="auto"/>
               <w:jc w:val="left"/>
             </w:pPr>
@@ -8779,6 +9038,7 @@
           </w:tcPr>
           <w:p>
             <w:pPr>
+              <w:keepNext w:val="false"/>
               <w:spacing w:after="0" w:before="0" w:line="240" w:lineRule="auto"/>
               <w:jc w:val="left"/>
             </w:pPr>
@@ -8815,6 +9075,7 @@
           </w:tcPr>
           <w:p>
             <w:pPr>
+              <w:keepNext w:val="false"/>
               <w:spacing w:after="0" w:before="0" w:line="240" w:lineRule="auto"/>
               <w:jc w:val="left"/>
             </w:pPr>
@@ -8851,6 +9112,7 @@
           </w:tcPr>
           <w:p>
             <w:pPr>
+              <w:keepNext w:val="false"/>
               <w:spacing w:after="0" w:before="0" w:line="240" w:lineRule="auto"/>
               <w:jc w:val="left"/>
             </w:pPr>
@@ -8887,6 +9149,7 @@
           </w:tcPr>
           <w:p>
             <w:pPr>
+              <w:keepNext w:val="false"/>
               <w:spacing w:after="0" w:before="0" w:line="240" w:lineRule="auto"/>
               <w:jc w:val="left"/>
             </w:pPr>
@@ -8923,6 +9186,7 @@
           </w:tcPr>
           <w:p>
             <w:pPr>
+              <w:keepNext w:val="false"/>
               <w:spacing w:after="0" w:before="0" w:line="240" w:lineRule="auto"/>
               <w:jc w:val="left"/>
             </w:pPr>
@@ -8947,6 +9211,7 @@
           </w:tcPr>
           <w:p>
             <w:pPr>
+              <w:keepNext w:val="false"/>
               <w:spacing w:after="0" w:before="0" w:line="240" w:lineRule="auto"/>
               <w:jc w:val="left"/>
             </w:pPr>
@@ -8971,6 +9236,7 @@
           </w:tcPr>
           <w:p>
             <w:pPr>
+              <w:keepNext w:val="false"/>
               <w:spacing w:after="0" w:before="0" w:line="240" w:lineRule="auto"/>
               <w:jc w:val="left"/>
             </w:pPr>
@@ -9070,6 +9336,7 @@
           </w:tcPr>
           <w:p>
             <w:pPr>
+              <w:keepNext w:val="false"/>
               <w:spacing w:after="0" w:before="0" w:line="240" w:lineRule="auto"/>
               <w:jc w:val="center"/>
             </w:pPr>
@@ -9107,6 +9374,7 @@
           </w:tcPr>
           <w:p>
             <w:pPr>
+              <w:keepNext w:val="false"/>
               <w:spacing w:after="0" w:before="0" w:line="240" w:lineRule="auto"/>
               <w:jc w:val="center"/>
             </w:pPr>
@@ -9144,6 +9412,7 @@
           </w:tcPr>
           <w:p>
             <w:pPr>
+              <w:keepNext w:val="false"/>
               <w:spacing w:after="0" w:before="0" w:line="240" w:lineRule="auto"/>
               <w:jc w:val="center"/>
             </w:pPr>
@@ -9181,6 +9450,7 @@
           </w:tcPr>
           <w:p>
             <w:pPr>
+              <w:keepNext w:val="false"/>
               <w:spacing w:after="0" w:before="0" w:line="240" w:lineRule="auto"/>
               <w:jc w:val="center"/>
             </w:pPr>
@@ -9218,6 +9488,7 @@
           </w:tcPr>
           <w:p>
             <w:pPr>
+              <w:keepNext w:val="false"/>
               <w:spacing w:after="0" w:before="0" w:line="240" w:lineRule="auto"/>
               <w:jc w:val="center"/>
             </w:pPr>
@@ -9255,6 +9526,7 @@
           </w:tcPr>
           <w:p>
             <w:pPr>
+              <w:keepNext w:val="false"/>
               <w:spacing w:after="0" w:before="0" w:line="240" w:lineRule="auto"/>
               <w:jc w:val="center"/>
             </w:pPr>
@@ -9292,6 +9564,7 @@
           </w:tcPr>
           <w:p>
             <w:pPr>
+              <w:keepNext w:val="false"/>
               <w:spacing w:after="0" w:before="0" w:line="240" w:lineRule="auto"/>
               <w:jc w:val="center"/>
             </w:pPr>
@@ -9334,6 +9607,7 @@
           </w:tcPr>
           <w:p>
             <w:pPr>
+              <w:keepNext w:val="false"/>
               <w:spacing w:after="0" w:before="0" w:line="240" w:lineRule="auto"/>
               <w:jc w:val="left"/>
             </w:pPr>
@@ -9370,6 +9644,7 @@
           </w:tcPr>
           <w:p>
             <w:pPr>
+              <w:keepNext w:val="false"/>
               <w:spacing w:after="0" w:before="0" w:line="240" w:lineRule="auto"/>
               <w:jc w:val="left"/>
             </w:pPr>
@@ -9406,6 +9681,7 @@
           </w:tcPr>
           <w:p>
             <w:pPr>
+              <w:keepNext w:val="false"/>
               <w:spacing w:after="0" w:before="0" w:line="240" w:lineRule="auto"/>
               <w:jc w:val="left"/>
             </w:pPr>
@@ -9442,6 +9718,7 @@
           </w:tcPr>
           <w:p>
             <w:pPr>
+              <w:keepNext w:val="false"/>
               <w:spacing w:after="0" w:before="0" w:line="240" w:lineRule="auto"/>
               <w:jc w:val="left"/>
             </w:pPr>
@@ -9466,6 +9743,7 @@
           </w:tcPr>
           <w:p>
             <w:pPr>
+              <w:keepNext w:val="false"/>
               <w:spacing w:after="0" w:before="0" w:line="240" w:lineRule="auto"/>
               <w:jc w:val="left"/>
             </w:pPr>
@@ -9490,6 +9768,7 @@
           </w:tcPr>
           <w:p>
             <w:pPr>
+              <w:keepNext w:val="false"/>
               <w:spacing w:after="0" w:before="0" w:line="240" w:lineRule="auto"/>
               <w:jc w:val="left"/>
             </w:pPr>
@@ -9514,6 +9793,7 @@
           </w:tcPr>
           <w:p>
             <w:pPr>
+              <w:keepNext w:val="false"/>
               <w:spacing w:after="0" w:before="0" w:line="240" w:lineRule="auto"/>
               <w:jc w:val="left"/>
             </w:pPr>
@@ -9544,6 +9824,7 @@
           </w:tcPr>
           <w:p>
             <w:pPr>
+              <w:keepNext w:val="false"/>
               <w:spacing w:after="0" w:before="0" w:line="240" w:lineRule="auto"/>
               <w:jc w:val="left"/>
             </w:pPr>
@@ -9580,6 +9861,7 @@
           </w:tcPr>
           <w:p>
             <w:pPr>
+              <w:keepNext w:val="false"/>
               <w:spacing w:after="0" w:before="0" w:line="240" w:lineRule="auto"/>
               <w:jc w:val="left"/>
             </w:pPr>
@@ -9640,6 +9922,7 @@
           </w:tcPr>
           <w:p>
             <w:pPr>
+              <w:keepNext w:val="false"/>
               <w:spacing w:after="0" w:before="0" w:line="240" w:lineRule="auto"/>
               <w:jc w:val="left"/>
             </w:pPr>
@@ -9676,6 +9959,7 @@
           </w:tcPr>
           <w:p>
             <w:pPr>
+              <w:keepNext w:val="false"/>
               <w:spacing w:after="0" w:before="0" w:line="240" w:lineRule="auto"/>
               <w:jc w:val="left"/>
             </w:pPr>
@@ -9700,6 +9984,7 @@
           </w:tcPr>
           <w:p>
             <w:pPr>
+              <w:keepNext w:val="false"/>
               <w:spacing w:after="0" w:before="0" w:line="240" w:lineRule="auto"/>
               <w:jc w:val="left"/>
             </w:pPr>
@@ -9724,6 +10009,7 @@
           </w:tcPr>
           <w:p>
             <w:pPr>
+              <w:keepNext w:val="false"/>
               <w:spacing w:after="0" w:before="0" w:line="240" w:lineRule="auto"/>
               <w:jc w:val="left"/>
             </w:pPr>
@@ -9748,6 +10034,7 @@
           </w:tcPr>
           <w:p>
             <w:pPr>
+              <w:keepNext w:val="false"/>
               <w:spacing w:after="0" w:before="0" w:line="240" w:lineRule="auto"/>
               <w:jc w:val="left"/>
             </w:pPr>
@@ -9778,6 +10065,7 @@
           </w:tcPr>
           <w:p>
             <w:pPr>
+              <w:keepNext w:val="false"/>
               <w:spacing w:after="0" w:before="0" w:line="240" w:lineRule="auto"/>
               <w:jc w:val="left"/>
             </w:pPr>
@@ -9814,6 +10102,7 @@
           </w:tcPr>
           <w:p>
             <w:pPr>
+              <w:keepNext w:val="false"/>
               <w:spacing w:after="0" w:before="0" w:line="240" w:lineRule="auto"/>
               <w:jc w:val="left"/>
             </w:pPr>
@@ -9874,6 +10163,7 @@
           </w:tcPr>
           <w:p>
             <w:pPr>
+              <w:keepNext w:val="false"/>
               <w:spacing w:after="0" w:before="0" w:line="240" w:lineRule="auto"/>
               <w:jc w:val="left"/>
             </w:pPr>
@@ -9910,6 +10200,7 @@
           </w:tcPr>
           <w:p>
             <w:pPr>
+              <w:keepNext w:val="false"/>
               <w:spacing w:after="0" w:before="0" w:line="240" w:lineRule="auto"/>
               <w:jc w:val="left"/>
             </w:pPr>
@@ -9934,6 +10225,7 @@
           </w:tcPr>
           <w:p>
             <w:pPr>
+              <w:keepNext w:val="false"/>
               <w:spacing w:after="0" w:before="0" w:line="240" w:lineRule="auto"/>
               <w:jc w:val="left"/>
             </w:pPr>
@@ -9958,6 +10250,7 @@
           </w:tcPr>
           <w:p>
             <w:pPr>
+              <w:keepNext w:val="false"/>
               <w:spacing w:after="0" w:before="0" w:line="240" w:lineRule="auto"/>
               <w:jc w:val="left"/>
             </w:pPr>
@@ -9982,6 +10275,7 @@
           </w:tcPr>
           <w:p>
             <w:pPr>
+              <w:keepNext w:val="false"/>
               <w:spacing w:after="0" w:before="0" w:line="240" w:lineRule="auto"/>
               <w:jc w:val="left"/>
             </w:pPr>
@@ -10012,6 +10306,7 @@
           </w:tcPr>
           <w:p>
             <w:pPr>
+              <w:keepNext w:val="false"/>
               <w:spacing w:after="0" w:before="0" w:line="240" w:lineRule="auto"/>
               <w:jc w:val="left"/>
             </w:pPr>
@@ -10048,6 +10343,7 @@
           </w:tcPr>
           <w:p>
             <w:pPr>
+              <w:keepNext w:val="false"/>
               <w:spacing w:after="0" w:before="0" w:line="240" w:lineRule="auto"/>
               <w:jc w:val="left"/>
             </w:pPr>
@@ -10108,6 +10404,7 @@
           </w:tcPr>
           <w:p>
             <w:pPr>
+              <w:keepNext w:val="false"/>
               <w:spacing w:after="0" w:before="0" w:line="240" w:lineRule="auto"/>
               <w:jc w:val="left"/>
             </w:pPr>
@@ -10144,6 +10441,7 @@
           </w:tcPr>
           <w:p>
             <w:pPr>
+              <w:keepNext w:val="false"/>
               <w:spacing w:after="0" w:before="0" w:line="240" w:lineRule="auto"/>
               <w:jc w:val="left"/>
             </w:pPr>
@@ -10168,6 +10466,7 @@
           </w:tcPr>
           <w:p>
             <w:pPr>
+              <w:keepNext w:val="false"/>
               <w:spacing w:after="0" w:before="0" w:line="240" w:lineRule="auto"/>
               <w:jc w:val="left"/>
             </w:pPr>
@@ -10192,6 +10491,7 @@
           </w:tcPr>
           <w:p>
             <w:pPr>
+              <w:keepNext w:val="false"/>
               <w:spacing w:after="0" w:before="0" w:line="240" w:lineRule="auto"/>
               <w:jc w:val="left"/>
             </w:pPr>
@@ -10216,6 +10516,7 @@
           </w:tcPr>
           <w:p>
             <w:pPr>
+              <w:keepNext w:val="false"/>
               <w:spacing w:after="0" w:before="0" w:line="240" w:lineRule="auto"/>
               <w:jc w:val="left"/>
             </w:pPr>
@@ -10246,6 +10547,7 @@
           </w:tcPr>
           <w:p>
             <w:pPr>
+              <w:keepNext w:val="false"/>
               <w:spacing w:after="0" w:before="0" w:line="240" w:lineRule="auto"/>
               <w:jc w:val="left"/>
             </w:pPr>
@@ -10282,6 +10584,7 @@
           </w:tcPr>
           <w:p>
             <w:pPr>
+              <w:keepNext w:val="false"/>
               <w:spacing w:after="0" w:before="0" w:line="240" w:lineRule="auto"/>
               <w:jc w:val="left"/>
             </w:pPr>
@@ -10318,6 +10621,7 @@
           </w:tcPr>
           <w:p>
             <w:pPr>
+              <w:keepNext w:val="false"/>
               <w:spacing w:after="0" w:before="0" w:line="240" w:lineRule="auto"/>
               <w:jc w:val="left"/>
             </w:pPr>
@@ -10354,6 +10658,7 @@
           </w:tcPr>
           <w:p>
             <w:pPr>
+              <w:keepNext w:val="false"/>
               <w:spacing w:after="0" w:before="0" w:line="240" w:lineRule="auto"/>
               <w:jc w:val="left"/>
             </w:pPr>
@@ -10390,6 +10695,7 @@
           </w:tcPr>
           <w:p>
             <w:pPr>
+              <w:keepNext w:val="false"/>
               <w:spacing w:after="0" w:before="0" w:line="240" w:lineRule="auto"/>
               <w:jc w:val="left"/>
             </w:pPr>
@@ -10414,6 +10720,7 @@
           </w:tcPr>
           <w:p>
             <w:pPr>
+              <w:keepNext w:val="false"/>
               <w:spacing w:after="0" w:before="0" w:line="240" w:lineRule="auto"/>
               <w:jc w:val="left"/>
             </w:pPr>
@@ -10438,6 +10745,7 @@
           </w:tcPr>
           <w:p>
             <w:pPr>
+              <w:keepNext w:val="false"/>
               <w:spacing w:after="0" w:before="0" w:line="240" w:lineRule="auto"/>
               <w:jc w:val="left"/>
             </w:pPr>
@@ -10468,6 +10776,7 @@
           </w:tcPr>
           <w:p>
             <w:pPr>
+              <w:keepNext w:val="false"/>
               <w:spacing w:after="0" w:before="0" w:line="240" w:lineRule="auto"/>
               <w:jc w:val="left"/>
             </w:pPr>
@@ -10504,6 +10813,7 @@
           </w:tcPr>
           <w:p>
             <w:pPr>
+              <w:keepNext w:val="false"/>
               <w:spacing w:after="0" w:before="0" w:line="240" w:lineRule="auto"/>
               <w:jc w:val="left"/>
             </w:pPr>
@@ -10540,6 +10850,7 @@
           </w:tcPr>
           <w:p>
             <w:pPr>
+              <w:keepNext w:val="false"/>
               <w:spacing w:after="0" w:before="0" w:line="240" w:lineRule="auto"/>
               <w:jc w:val="left"/>
             </w:pPr>
@@ -10576,6 +10887,7 @@
           </w:tcPr>
           <w:p>
             <w:pPr>
+              <w:keepNext w:val="false"/>
               <w:spacing w:after="0" w:before="0" w:line="240" w:lineRule="auto"/>
               <w:jc w:val="left"/>
             </w:pPr>
@@ -10612,6 +10924,7 @@
           </w:tcPr>
           <w:p>
             <w:pPr>
+              <w:keepNext w:val="false"/>
               <w:spacing w:after="0" w:before="0" w:line="240" w:lineRule="auto"/>
               <w:jc w:val="left"/>
             </w:pPr>
@@ -10636,6 +10949,7 @@
           </w:tcPr>
           <w:p>
             <w:pPr>
+              <w:keepNext w:val="false"/>
               <w:spacing w:after="0" w:before="0" w:line="240" w:lineRule="auto"/>
               <w:jc w:val="left"/>
             </w:pPr>
@@ -10660,6 +10974,7 @@
           </w:tcPr>
           <w:p>
             <w:pPr>
+              <w:keepNext w:val="false"/>
               <w:spacing w:after="0" w:before="0" w:line="240" w:lineRule="auto"/>
               <w:jc w:val="left"/>
             </w:pPr>
@@ -10690,6 +11005,7 @@
           </w:tcPr>
           <w:p>
             <w:pPr>
+              <w:keepNext w:val="false"/>
               <w:spacing w:after="0" w:before="0" w:line="240" w:lineRule="auto"/>
               <w:jc w:val="left"/>
             </w:pPr>
@@ -10726,6 +11042,7 @@
           </w:tcPr>
           <w:p>
             <w:pPr>
+              <w:keepNext w:val="false"/>
               <w:spacing w:after="0" w:before="0" w:line="240" w:lineRule="auto"/>
               <w:jc w:val="left"/>
             </w:pPr>
@@ -10762,6 +11079,7 @@
           </w:tcPr>
           <w:p>
             <w:pPr>
+              <w:keepNext w:val="false"/>
               <w:spacing w:after="0" w:before="0" w:line="240" w:lineRule="auto"/>
               <w:jc w:val="left"/>
             </w:pPr>
@@ -10798,6 +11116,7 @@
           </w:tcPr>
           <w:p>
             <w:pPr>
+              <w:keepNext w:val="false"/>
               <w:spacing w:after="0" w:before="0" w:line="240" w:lineRule="auto"/>
               <w:jc w:val="left"/>
             </w:pPr>
@@ -10822,6 +11141,7 @@
           </w:tcPr>
           <w:p>
             <w:pPr>
+              <w:keepNext w:val="false"/>
               <w:spacing w:after="0" w:before="0" w:line="240" w:lineRule="auto"/>
               <w:jc w:val="left"/>
             </w:pPr>
@@ -10846,6 +11166,7 @@
           </w:tcPr>
           <w:p>
             <w:pPr>
+              <w:keepNext w:val="false"/>
               <w:spacing w:after="0" w:before="0" w:line="240" w:lineRule="auto"/>
               <w:jc w:val="left"/>
             </w:pPr>
@@ -10870,6 +11191,7 @@
           </w:tcPr>
           <w:p>
             <w:pPr>
+              <w:keepNext w:val="false"/>
               <w:spacing w:after="0" w:before="0" w:line="240" w:lineRule="auto"/>
               <w:jc w:val="left"/>
             </w:pPr>
@@ -10900,6 +11222,7 @@
           </w:tcPr>
           <w:p>
             <w:pPr>
+              <w:keepNext w:val="false"/>
               <w:spacing w:after="0" w:before="0" w:line="240" w:lineRule="auto"/>
               <w:jc w:val="left"/>
             </w:pPr>
@@ -10936,6 +11259,7 @@
           </w:tcPr>
           <w:p>
             <w:pPr>
+              <w:keepNext w:val="false"/>
               <w:spacing w:after="0" w:before="0" w:line="240" w:lineRule="auto"/>
               <w:jc w:val="left"/>
             </w:pPr>
@@ -10972,6 +11296,7 @@
           </w:tcPr>
           <w:p>
             <w:pPr>
+              <w:keepNext w:val="false"/>
               <w:spacing w:after="0" w:before="0" w:line="240" w:lineRule="auto"/>
               <w:jc w:val="left"/>
             </w:pPr>
@@ -11008,6 +11333,7 @@
           </w:tcPr>
           <w:p>
             <w:pPr>
+              <w:keepNext w:val="false"/>
               <w:spacing w:after="0" w:before="0" w:line="240" w:lineRule="auto"/>
               <w:jc w:val="left"/>
             </w:pPr>
@@ -11032,6 +11358,7 @@
           </w:tcPr>
           <w:p>
             <w:pPr>
+              <w:keepNext w:val="false"/>
               <w:spacing w:after="0" w:before="0" w:line="240" w:lineRule="auto"/>
               <w:jc w:val="left"/>
             </w:pPr>
@@ -11056,6 +11383,7 @@
           </w:tcPr>
           <w:p>
             <w:pPr>
+              <w:keepNext w:val="false"/>
               <w:spacing w:after="0" w:before="0" w:line="240" w:lineRule="auto"/>
               <w:jc w:val="left"/>
             </w:pPr>
@@ -11080,6 +11408,7 @@
           </w:tcPr>
           <w:p>
             <w:pPr>
+              <w:keepNext w:val="false"/>
               <w:spacing w:after="0" w:before="0" w:line="240" w:lineRule="auto"/>
               <w:jc w:val="left"/>
             </w:pPr>
@@ -11160,6 +11489,7 @@
           </w:tcPr>
           <w:p>
             <w:pPr>
+              <w:keepNext/>
               <w:spacing w:after="0" w:before="0" w:line="240" w:lineRule="auto"/>
               <w:jc w:val="center"/>
             </w:pPr>
@@ -11197,6 +11527,7 @@
           </w:tcPr>
           <w:p>
             <w:pPr>
+              <w:keepNext/>
               <w:spacing w:after="0" w:before="0" w:line="240" w:lineRule="auto"/>
               <w:jc w:val="center"/>
             </w:pPr>
@@ -11234,6 +11565,7 @@
           </w:tcPr>
           <w:p>
             <w:pPr>
+              <w:keepNext/>
               <w:spacing w:after="0" w:before="0" w:line="240" w:lineRule="auto"/>
               <w:jc w:val="center"/>
             </w:pPr>
@@ -11271,6 +11603,7 @@
           </w:tcPr>
           <w:p>
             <w:pPr>
+              <w:keepNext/>
               <w:spacing w:after="0" w:before="0" w:line="240" w:lineRule="auto"/>
               <w:jc w:val="center"/>
             </w:pPr>
@@ -11308,6 +11641,7 @@
           </w:tcPr>
           <w:p>
             <w:pPr>
+              <w:keepNext/>
               <w:spacing w:after="0" w:before="0" w:line="240" w:lineRule="auto"/>
               <w:jc w:val="center"/>
             </w:pPr>
@@ -11345,6 +11679,7 @@
           </w:tcPr>
           <w:p>
             <w:pPr>
+              <w:keepNext/>
               <w:spacing w:after="0" w:before="0" w:line="240" w:lineRule="auto"/>
               <w:jc w:val="center"/>
             </w:pPr>
@@ -11382,6 +11717,7 @@
           </w:tcPr>
           <w:p>
             <w:pPr>
+              <w:keepNext/>
               <w:spacing w:after="0" w:before="0" w:line="240" w:lineRule="auto"/>
               <w:jc w:val="center"/>
             </w:pPr>
@@ -11424,6 +11760,7 @@
           </w:tcPr>
           <w:p>
             <w:pPr>
+              <w:keepNext/>
               <w:spacing w:after="0" w:before="0" w:line="240" w:lineRule="auto"/>
               <w:jc w:val="left"/>
             </w:pPr>
@@ -11460,6 +11797,7 @@
           </w:tcPr>
           <w:p>
             <w:pPr>
+              <w:keepNext/>
               <w:spacing w:after="0" w:before="0" w:line="240" w:lineRule="auto"/>
               <w:jc w:val="left"/>
             </w:pPr>
@@ -11496,6 +11834,7 @@
           </w:tcPr>
           <w:p>
             <w:pPr>
+              <w:keepNext/>
               <w:spacing w:after="0" w:before="0" w:line="240" w:lineRule="auto"/>
               <w:jc w:val="left"/>
             </w:pPr>
@@ -11532,6 +11871,7 @@
           </w:tcPr>
           <w:p>
             <w:pPr>
+              <w:keepNext/>
               <w:spacing w:after="0" w:before="0" w:line="240" w:lineRule="auto"/>
               <w:jc w:val="left"/>
             </w:pPr>
@@ -11556,6 +11896,7 @@
           </w:tcPr>
           <w:p>
             <w:pPr>
+              <w:keepNext/>
               <w:spacing w:after="0" w:before="0" w:line="240" w:lineRule="auto"/>
               <w:jc w:val="left"/>
             </w:pPr>
@@ -11580,6 +11921,7 @@
           </w:tcPr>
           <w:p>
             <w:pPr>
+              <w:keepNext/>
               <w:spacing w:after="0" w:before="0" w:line="240" w:lineRule="auto"/>
               <w:jc w:val="left"/>
             </w:pPr>
@@ -11604,6 +11946,7 @@
           </w:tcPr>
           <w:p>
             <w:pPr>
+              <w:keepNext/>
               <w:spacing w:after="0" w:before="0" w:line="240" w:lineRule="auto"/>
               <w:jc w:val="left"/>
             </w:pPr>
@@ -11634,6 +11977,7 @@
           </w:tcPr>
           <w:p>
             <w:pPr>
+              <w:keepNext/>
               <w:spacing w:after="0" w:before="0" w:line="240" w:lineRule="auto"/>
               <w:jc w:val="left"/>
             </w:pPr>
@@ -11670,6 +12014,7 @@
           </w:tcPr>
           <w:p>
             <w:pPr>
+              <w:keepNext/>
               <w:spacing w:after="0" w:before="0" w:line="240" w:lineRule="auto"/>
               <w:jc w:val="left"/>
             </w:pPr>
@@ -11706,6 +12051,7 @@
           </w:tcPr>
           <w:p>
             <w:pPr>
+              <w:keepNext/>
               <w:spacing w:after="0" w:before="0" w:line="240" w:lineRule="auto"/>
               <w:jc w:val="left"/>
             </w:pPr>
@@ -11742,6 +12088,7 @@
           </w:tcPr>
           <w:p>
             <w:pPr>
+              <w:keepNext/>
               <w:spacing w:after="0" w:before="0" w:line="240" w:lineRule="auto"/>
               <w:jc w:val="left"/>
             </w:pPr>
@@ -11766,6 +12113,7 @@
           </w:tcPr>
           <w:p>
             <w:pPr>
+              <w:keepNext/>
               <w:spacing w:after="0" w:before="0" w:line="240" w:lineRule="auto"/>
               <w:jc w:val="left"/>
             </w:pPr>
@@ -11790,6 +12138,7 @@
           </w:tcPr>
           <w:p>
             <w:pPr>
+              <w:keepNext/>
               <w:spacing w:after="0" w:before="0" w:line="240" w:lineRule="auto"/>
               <w:jc w:val="left"/>
             </w:pPr>
@@ -11814,6 +12163,7 @@
           </w:tcPr>
           <w:p>
             <w:pPr>
+              <w:keepNext/>
               <w:spacing w:after="0" w:before="0" w:line="240" w:lineRule="auto"/>
               <w:jc w:val="left"/>
             </w:pPr>
@@ -11844,6 +12194,7 @@
           </w:tcPr>
           <w:p>
             <w:pPr>
+              <w:keepNext w:val="false"/>
               <w:spacing w:after="0" w:before="0" w:line="240" w:lineRule="auto"/>
               <w:jc w:val="left"/>
             </w:pPr>
@@ -11880,6 +12231,7 @@
           </w:tcPr>
           <w:p>
             <w:pPr>
+              <w:keepNext w:val="false"/>
               <w:spacing w:after="0" w:before="0" w:line="240" w:lineRule="auto"/>
               <w:jc w:val="left"/>
             </w:pPr>
@@ -11916,6 +12268,7 @@
           </w:tcPr>
           <w:p>
             <w:pPr>
+              <w:keepNext w:val="false"/>
               <w:spacing w:after="0" w:before="0" w:line="240" w:lineRule="auto"/>
               <w:jc w:val="left"/>
             </w:pPr>
@@ -11952,6 +12305,7 @@
           </w:tcPr>
           <w:p>
             <w:pPr>
+              <w:keepNext w:val="false"/>
               <w:spacing w:after="0" w:before="0" w:line="240" w:lineRule="auto"/>
               <w:jc w:val="left"/>
             </w:pPr>
@@ -11976,6 +12330,7 @@
           </w:tcPr>
           <w:p>
             <w:pPr>
+              <w:keepNext w:val="false"/>
               <w:spacing w:after="0" w:before="0" w:line="240" w:lineRule="auto"/>
               <w:jc w:val="left"/>
             </w:pPr>
@@ -12000,6 +12355,7 @@
           </w:tcPr>
           <w:p>
             <w:pPr>
+              <w:keepNext w:val="false"/>
               <w:spacing w:after="0" w:before="0" w:line="240" w:lineRule="auto"/>
               <w:jc w:val="left"/>
             </w:pPr>
@@ -12024,6 +12380,7 @@
           </w:tcPr>
           <w:p>
             <w:pPr>
+              <w:keepNext w:val="false"/>
               <w:spacing w:after="0" w:before="0" w:line="240" w:lineRule="auto"/>
               <w:jc w:val="left"/>
             </w:pPr>
@@ -12115,10 +12472,10 @@
       </w:tblPr>
       <w:tblGrid>
         <w:gridCol w:w="596"/>
-        <w:gridCol w:w="1301"/>
+        <w:gridCol w:w="1347"/>
         <w:gridCol w:w="893"/>
-        <w:gridCol w:w="2147"/>
-        <w:gridCol w:w="1555"/>
+        <w:gridCol w:w="2122"/>
+        <w:gridCol w:w="1534"/>
         <w:gridCol w:w="844"/>
         <w:gridCol w:w="844"/>
         <w:gridCol w:w="845"/>
@@ -12148,6 +12505,7 @@
           </w:tcPr>
           <w:p>
             <w:pPr>
+              <w:keepNext/>
               <w:spacing w:after="0" w:before="0" w:line="240" w:lineRule="auto"/>
               <w:jc w:val="center"/>
             </w:pPr>
@@ -12167,7 +12525,7 @@
         </w:tc>
         <w:tc>
           <w:tcPr>
-            <w:tcW w:type="dxa" w:w="1301"/>
+            <w:tcW w:type="dxa" w:w="1347"/>
             <w:tcBorders>
               <w:top w:val="single" w:color="000000" w:sz="4"/>
               <w:left w:val="single" w:color="000000" w:sz="4"/>
@@ -12185,6 +12543,7 @@
           </w:tcPr>
           <w:p>
             <w:pPr>
+              <w:keepNext/>
               <w:spacing w:after="0" w:before="0" w:line="240" w:lineRule="auto"/>
               <w:jc w:val="center"/>
             </w:pPr>
@@ -12222,6 +12581,7 @@
           </w:tcPr>
           <w:p>
             <w:pPr>
+              <w:keepNext/>
               <w:spacing w:after="0" w:before="0" w:line="240" w:lineRule="auto"/>
               <w:jc w:val="center"/>
             </w:pPr>
@@ -12241,7 +12601,7 @@
         </w:tc>
         <w:tc>
           <w:tcPr>
-            <w:tcW w:type="dxa" w:w="2147"/>
+            <w:tcW w:type="dxa" w:w="2122"/>
             <w:tcBorders>
               <w:top w:val="single" w:color="000000" w:sz="4"/>
               <w:left w:val="single" w:color="000000" w:sz="4"/>
@@ -12259,6 +12619,7 @@
           </w:tcPr>
           <w:p>
             <w:pPr>
+              <w:keepNext/>
               <w:spacing w:after="0" w:before="0" w:line="240" w:lineRule="auto"/>
               <w:jc w:val="center"/>
             </w:pPr>
@@ -12278,7 +12639,7 @@
         </w:tc>
         <w:tc>
           <w:tcPr>
-            <w:tcW w:type="dxa" w:w="1555"/>
+            <w:tcW w:type="dxa" w:w="1534"/>
             <w:tcBorders>
               <w:top w:val="single" w:color="000000" w:sz="4"/>
               <w:left w:val="single" w:color="000000" w:sz="4"/>
@@ -12296,6 +12657,7 @@
           </w:tcPr>
           <w:p>
             <w:pPr>
+              <w:keepNext/>
               <w:spacing w:after="0" w:before="0" w:line="240" w:lineRule="auto"/>
               <w:jc w:val="center"/>
             </w:pPr>
@@ -12333,6 +12695,7 @@
           </w:tcPr>
           <w:p>
             <w:pPr>
+              <w:keepNext/>
               <w:spacing w:after="0" w:before="0" w:line="240" w:lineRule="auto"/>
               <w:jc w:val="center"/>
             </w:pPr>
@@ -12370,6 +12733,7 @@
           </w:tcPr>
           <w:p>
             <w:pPr>
+              <w:keepNext/>
               <w:spacing w:after="0" w:before="0" w:line="240" w:lineRule="auto"/>
               <w:jc w:val="center"/>
             </w:pPr>
@@ -12407,6 +12771,7 @@
           </w:tcPr>
           <w:p>
             <w:pPr>
+              <w:keepNext/>
               <w:spacing w:after="0" w:before="0" w:line="240" w:lineRule="auto"/>
               <w:jc w:val="center"/>
             </w:pPr>
@@ -12449,6 +12814,7 @@
           </w:tcPr>
           <w:p>
             <w:pPr>
+              <w:keepNext/>
               <w:spacing w:after="0" w:before="0" w:line="240" w:lineRule="auto"/>
               <w:jc w:val="left"/>
             </w:pPr>
@@ -12468,23 +12834,24 @@
         </w:tc>
         <w:tc>
           <w:tcPr>
-            <w:tcW w:type="dxa" w:w="1301"/>
-            <w:tcBorders>
-              <w:top w:val="single" w:color="000000" w:sz="4"/>
-              <w:left w:val="single" w:color="000000" w:sz="4"/>
-              <w:bottom w:val="single" w:color="000000" w:sz="4"/>
-              <w:right w:val="single" w:color="000000" w:sz="4"/>
-            </w:tcBorders>
-            <w:tcMar>
-              <w:top w:type="dxa" w:w="30"/>
-              <w:left w:type="dxa" w:w="70"/>
-              <w:bottom w:type="dxa" w:w="30"/>
-              <w:right w:type="dxa" w:w="70"/>
-            </w:tcMar>
-            <w:vAlign w:val="center"/>
-          </w:tcPr>
-          <w:p>
-            <w:pPr>
+            <w:tcW w:type="dxa" w:w="1347"/>
+            <w:tcBorders>
+              <w:top w:val="single" w:color="000000" w:sz="4"/>
+              <w:left w:val="single" w:color="000000" w:sz="4"/>
+              <w:bottom w:val="single" w:color="000000" w:sz="4"/>
+              <w:right w:val="single" w:color="000000" w:sz="4"/>
+            </w:tcBorders>
+            <w:tcMar>
+              <w:top w:type="dxa" w:w="30"/>
+              <w:left w:type="dxa" w:w="70"/>
+              <w:bottom w:type="dxa" w:w="30"/>
+              <w:right w:type="dxa" w:w="70"/>
+            </w:tcMar>
+            <w:vAlign w:val="center"/>
+          </w:tcPr>
+          <w:p>
+            <w:pPr>
+              <w:keepNext/>
               <w:spacing w:after="0" w:before="0" w:line="240" w:lineRule="auto"/>
               <w:jc w:val="left"/>
             </w:pPr>
@@ -12521,6 +12888,7 @@
           </w:tcPr>
           <w:p>
             <w:pPr>
+              <w:keepNext/>
               <w:spacing w:after="0" w:before="0" w:line="240" w:lineRule="auto"/>
               <w:jc w:val="left"/>
             </w:pPr>
@@ -12540,23 +12908,24 @@
         </w:tc>
         <w:tc>
           <w:tcPr>
-            <w:tcW w:type="dxa" w:w="2147"/>
-            <w:tcBorders>
-              <w:top w:val="single" w:color="000000" w:sz="4"/>
-              <w:left w:val="single" w:color="000000" w:sz="4"/>
-              <w:bottom w:val="single" w:color="000000" w:sz="4"/>
-              <w:right w:val="single" w:color="000000" w:sz="4"/>
-            </w:tcBorders>
-            <w:tcMar>
-              <w:top w:type="dxa" w:w="30"/>
-              <w:left w:type="dxa" w:w="70"/>
-              <w:bottom w:type="dxa" w:w="30"/>
-              <w:right w:type="dxa" w:w="70"/>
-            </w:tcMar>
-            <w:vAlign w:val="center"/>
-          </w:tcPr>
-          <w:p>
-            <w:pPr>
+            <w:tcW w:type="dxa" w:w="2122"/>
+            <w:tcBorders>
+              <w:top w:val="single" w:color="000000" w:sz="4"/>
+              <w:left w:val="single" w:color="000000" w:sz="4"/>
+              <w:bottom w:val="single" w:color="000000" w:sz="4"/>
+              <w:right w:val="single" w:color="000000" w:sz="4"/>
+            </w:tcBorders>
+            <w:tcMar>
+              <w:top w:type="dxa" w:w="30"/>
+              <w:left w:type="dxa" w:w="70"/>
+              <w:bottom w:type="dxa" w:w="30"/>
+              <w:right w:type="dxa" w:w="70"/>
+            </w:tcMar>
+            <w:vAlign w:val="center"/>
+          </w:tcPr>
+          <w:p>
+            <w:pPr>
+              <w:keepNext/>
               <w:spacing w:after="0" w:before="0" w:line="240" w:lineRule="auto"/>
               <w:jc w:val="left"/>
             </w:pPr>
@@ -12576,23 +12945,24 @@
         </w:tc>
         <w:tc>
           <w:tcPr>
-            <w:tcW w:type="dxa" w:w="1555"/>
-            <w:tcBorders>
-              <w:top w:val="single" w:color="000000" w:sz="4"/>
-              <w:left w:val="single" w:color="000000" w:sz="4"/>
-              <w:bottom w:val="single" w:color="000000" w:sz="4"/>
-              <w:right w:val="single" w:color="000000" w:sz="4"/>
-            </w:tcBorders>
-            <w:tcMar>
-              <w:top w:type="dxa" w:w="30"/>
-              <w:left w:type="dxa" w:w="70"/>
-              <w:bottom w:type="dxa" w:w="30"/>
-              <w:right w:type="dxa" w:w="70"/>
-            </w:tcMar>
-            <w:vAlign w:val="center"/>
-          </w:tcPr>
-          <w:p>
-            <w:pPr>
+            <w:tcW w:type="dxa" w:w="1534"/>
+            <w:tcBorders>
+              <w:top w:val="single" w:color="000000" w:sz="4"/>
+              <w:left w:val="single" w:color="000000" w:sz="4"/>
+              <w:bottom w:val="single" w:color="000000" w:sz="4"/>
+              <w:right w:val="single" w:color="000000" w:sz="4"/>
+            </w:tcBorders>
+            <w:tcMar>
+              <w:top w:type="dxa" w:w="30"/>
+              <w:left w:type="dxa" w:w="70"/>
+              <w:bottom w:type="dxa" w:w="30"/>
+              <w:right w:type="dxa" w:w="70"/>
+            </w:tcMar>
+            <w:vAlign w:val="center"/>
+          </w:tcPr>
+          <w:p>
+            <w:pPr>
+              <w:keepNext/>
               <w:spacing w:after="0" w:before="0" w:line="240" w:lineRule="auto"/>
               <w:jc w:val="left"/>
             </w:pPr>
@@ -12629,6 +12999,7 @@
           </w:tcPr>
           <w:p>
             <w:pPr>
+              <w:keepNext/>
               <w:spacing w:after="0" w:before="0" w:line="240" w:lineRule="auto"/>
               <w:jc w:val="left"/>
             </w:pPr>
@@ -12653,6 +13024,7 @@
           </w:tcPr>
           <w:p>
             <w:pPr>
+              <w:keepNext/>
               <w:spacing w:after="0" w:before="0" w:line="240" w:lineRule="auto"/>
               <w:jc w:val="left"/>
             </w:pPr>
@@ -12677,6 +13049,7 @@
           </w:tcPr>
           <w:p>
             <w:pPr>
+              <w:keepNext/>
               <w:spacing w:after="0" w:before="0" w:line="240" w:lineRule="auto"/>
               <w:jc w:val="left"/>
             </w:pPr>
@@ -12707,6 +13080,7 @@
           </w:tcPr>
           <w:p>
             <w:pPr>
+              <w:keepNext/>
               <w:spacing w:after="0" w:before="0" w:line="240" w:lineRule="auto"/>
               <w:jc w:val="left"/>
             </w:pPr>
@@ -12726,23 +13100,24 @@
         </w:tc>
         <w:tc>
           <w:tcPr>
-            <w:tcW w:type="dxa" w:w="1301"/>
-            <w:tcBorders>
-              <w:top w:val="single" w:color="000000" w:sz="4"/>
-              <w:left w:val="single" w:color="000000" w:sz="4"/>
-              <w:bottom w:val="single" w:color="000000" w:sz="4"/>
-              <w:right w:val="single" w:color="000000" w:sz="4"/>
-            </w:tcBorders>
-            <w:tcMar>
-              <w:top w:type="dxa" w:w="30"/>
-              <w:left w:type="dxa" w:w="70"/>
-              <w:bottom w:type="dxa" w:w="30"/>
-              <w:right w:type="dxa" w:w="70"/>
-            </w:tcMar>
-            <w:vAlign w:val="center"/>
-          </w:tcPr>
-          <w:p>
-            <w:pPr>
+            <w:tcW w:type="dxa" w:w="1347"/>
+            <w:tcBorders>
+              <w:top w:val="single" w:color="000000" w:sz="4"/>
+              <w:left w:val="single" w:color="000000" w:sz="4"/>
+              <w:bottom w:val="single" w:color="000000" w:sz="4"/>
+              <w:right w:val="single" w:color="000000" w:sz="4"/>
+            </w:tcBorders>
+            <w:tcMar>
+              <w:top w:type="dxa" w:w="30"/>
+              <w:left w:type="dxa" w:w="70"/>
+              <w:bottom w:type="dxa" w:w="30"/>
+              <w:right w:type="dxa" w:w="70"/>
+            </w:tcMar>
+            <w:vAlign w:val="center"/>
+          </w:tcPr>
+          <w:p>
+            <w:pPr>
+              <w:keepNext/>
               <w:spacing w:after="0" w:before="0" w:line="240" w:lineRule="auto"/>
               <w:jc w:val="left"/>
             </w:pPr>
@@ -12779,6 +13154,7 @@
           </w:tcPr>
           <w:p>
             <w:pPr>
+              <w:keepNext/>
               <w:spacing w:after="0" w:before="0" w:line="240" w:lineRule="auto"/>
               <w:jc w:val="left"/>
             </w:pPr>
@@ -12798,23 +13174,24 @@
         </w:tc>
         <w:tc>
           <w:tcPr>
-            <w:tcW w:type="dxa" w:w="2147"/>
-            <w:tcBorders>
-              <w:top w:val="single" w:color="000000" w:sz="4"/>
-              <w:left w:val="single" w:color="000000" w:sz="4"/>
-              <w:bottom w:val="single" w:color="000000" w:sz="4"/>
-              <w:right w:val="single" w:color="000000" w:sz="4"/>
-            </w:tcBorders>
-            <w:tcMar>
-              <w:top w:type="dxa" w:w="30"/>
-              <w:left w:type="dxa" w:w="70"/>
-              <w:bottom w:type="dxa" w:w="30"/>
-              <w:right w:type="dxa" w:w="70"/>
-            </w:tcMar>
-            <w:vAlign w:val="center"/>
-          </w:tcPr>
-          <w:p>
-            <w:pPr>
+            <w:tcW w:type="dxa" w:w="2122"/>
+            <w:tcBorders>
+              <w:top w:val="single" w:color="000000" w:sz="4"/>
+              <w:left w:val="single" w:color="000000" w:sz="4"/>
+              <w:bottom w:val="single" w:color="000000" w:sz="4"/>
+              <w:right w:val="single" w:color="000000" w:sz="4"/>
+            </w:tcBorders>
+            <w:tcMar>
+              <w:top w:type="dxa" w:w="30"/>
+              <w:left w:type="dxa" w:w="70"/>
+              <w:bottom w:type="dxa" w:w="30"/>
+              <w:right w:type="dxa" w:w="70"/>
+            </w:tcMar>
+            <w:vAlign w:val="center"/>
+          </w:tcPr>
+          <w:p>
+            <w:pPr>
+              <w:keepNext/>
               <w:spacing w:after="0" w:before="0" w:line="240" w:lineRule="auto"/>
               <w:jc w:val="left"/>
             </w:pPr>
@@ -12834,23 +13211,24 @@
         </w:tc>
         <w:tc>
           <w:tcPr>
-            <w:tcW w:type="dxa" w:w="1555"/>
-            <w:tcBorders>
-              <w:top w:val="single" w:color="000000" w:sz="4"/>
-              <w:left w:val="single" w:color="000000" w:sz="4"/>
-              <w:bottom w:val="single" w:color="000000" w:sz="4"/>
-              <w:right w:val="single" w:color="000000" w:sz="4"/>
-            </w:tcBorders>
-            <w:tcMar>
-              <w:top w:type="dxa" w:w="30"/>
-              <w:left w:type="dxa" w:w="70"/>
-              <w:bottom w:type="dxa" w:w="30"/>
-              <w:right w:type="dxa" w:w="70"/>
-            </w:tcMar>
-            <w:vAlign w:val="center"/>
-          </w:tcPr>
-          <w:p>
-            <w:pPr>
+            <w:tcW w:type="dxa" w:w="1534"/>
+            <w:tcBorders>
+              <w:top w:val="single" w:color="000000" w:sz="4"/>
+              <w:left w:val="single" w:color="000000" w:sz="4"/>
+              <w:bottom w:val="single" w:color="000000" w:sz="4"/>
+              <w:right w:val="single" w:color="000000" w:sz="4"/>
+            </w:tcBorders>
+            <w:tcMar>
+              <w:top w:type="dxa" w:w="30"/>
+              <w:left w:type="dxa" w:w="70"/>
+              <w:bottom w:type="dxa" w:w="30"/>
+              <w:right w:type="dxa" w:w="70"/>
+            </w:tcMar>
+            <w:vAlign w:val="center"/>
+          </w:tcPr>
+          <w:p>
+            <w:pPr>
+              <w:keepNext/>
               <w:spacing w:after="0" w:before="0" w:line="240" w:lineRule="auto"/>
               <w:jc w:val="left"/>
             </w:pPr>
@@ -12887,6 +13265,7 @@
           </w:tcPr>
           <w:p>
             <w:pPr>
+              <w:keepNext/>
               <w:spacing w:after="0" w:before="0" w:line="240" w:lineRule="auto"/>
               <w:jc w:val="left"/>
             </w:pPr>
@@ -12911,6 +13290,7 @@
           </w:tcPr>
           <w:p>
             <w:pPr>
+              <w:keepNext/>
               <w:spacing w:after="0" w:before="0" w:line="240" w:lineRule="auto"/>
               <w:jc w:val="left"/>
             </w:pPr>
@@ -12935,6 +13315,7 @@
           </w:tcPr>
           <w:p>
             <w:pPr>
+              <w:keepNext/>
               <w:spacing w:after="0" w:before="0" w:line="240" w:lineRule="auto"/>
               <w:jc w:val="left"/>
             </w:pPr>
@@ -12965,6 +13346,7 @@
           </w:tcPr>
           <w:p>
             <w:pPr>
+              <w:keepNext/>
               <w:spacing w:after="0" w:before="0" w:line="240" w:lineRule="auto"/>
               <w:jc w:val="left"/>
             </w:pPr>
@@ -12984,23 +13366,24 @@
         </w:tc>
         <w:tc>
           <w:tcPr>
-            <w:tcW w:type="dxa" w:w="1301"/>
-            <w:tcBorders>
-              <w:top w:val="single" w:color="000000" w:sz="4"/>
-              <w:left w:val="single" w:color="000000" w:sz="4"/>
-              <w:bottom w:val="single" w:color="000000" w:sz="4"/>
-              <w:right w:val="single" w:color="000000" w:sz="4"/>
-            </w:tcBorders>
-            <w:tcMar>
-              <w:top w:type="dxa" w:w="30"/>
-              <w:left w:type="dxa" w:w="70"/>
-              <w:bottom w:type="dxa" w:w="30"/>
-              <w:right w:type="dxa" w:w="70"/>
-            </w:tcMar>
-            <w:vAlign w:val="center"/>
-          </w:tcPr>
-          <w:p>
-            <w:pPr>
+            <w:tcW w:type="dxa" w:w="1347"/>
+            <w:tcBorders>
+              <w:top w:val="single" w:color="000000" w:sz="4"/>
+              <w:left w:val="single" w:color="000000" w:sz="4"/>
+              <w:bottom w:val="single" w:color="000000" w:sz="4"/>
+              <w:right w:val="single" w:color="000000" w:sz="4"/>
+            </w:tcBorders>
+            <w:tcMar>
+              <w:top w:type="dxa" w:w="30"/>
+              <w:left w:type="dxa" w:w="70"/>
+              <w:bottom w:type="dxa" w:w="30"/>
+              <w:right w:type="dxa" w:w="70"/>
+            </w:tcMar>
+            <w:vAlign w:val="center"/>
+          </w:tcPr>
+          <w:p>
+            <w:pPr>
+              <w:keepNext/>
               <w:spacing w:after="0" w:before="0" w:line="240" w:lineRule="auto"/>
               <w:jc w:val="left"/>
             </w:pPr>
@@ -13037,6 +13420,7 @@
           </w:tcPr>
           <w:p>
             <w:pPr>
+              <w:keepNext/>
               <w:spacing w:after="0" w:before="0" w:line="240" w:lineRule="auto"/>
               <w:jc w:val="left"/>
             </w:pPr>
@@ -13056,23 +13440,24 @@
         </w:tc>
         <w:tc>
           <w:tcPr>
-            <w:tcW w:type="dxa" w:w="2147"/>
-            <w:tcBorders>
-              <w:top w:val="single" w:color="000000" w:sz="4"/>
-              <w:left w:val="single" w:color="000000" w:sz="4"/>
-              <w:bottom w:val="single" w:color="000000" w:sz="4"/>
-              <w:right w:val="single" w:color="000000" w:sz="4"/>
-            </w:tcBorders>
-            <w:tcMar>
-              <w:top w:type="dxa" w:w="30"/>
-              <w:left w:type="dxa" w:w="70"/>
-              <w:bottom w:type="dxa" w:w="30"/>
-              <w:right w:type="dxa" w:w="70"/>
-            </w:tcMar>
-            <w:vAlign w:val="center"/>
-          </w:tcPr>
-          <w:p>
-            <w:pPr>
+            <w:tcW w:type="dxa" w:w="2122"/>
+            <w:tcBorders>
+              <w:top w:val="single" w:color="000000" w:sz="4"/>
+              <w:left w:val="single" w:color="000000" w:sz="4"/>
+              <w:bottom w:val="single" w:color="000000" w:sz="4"/>
+              <w:right w:val="single" w:color="000000" w:sz="4"/>
+            </w:tcBorders>
+            <w:tcMar>
+              <w:top w:type="dxa" w:w="30"/>
+              <w:left w:type="dxa" w:w="70"/>
+              <w:bottom w:type="dxa" w:w="30"/>
+              <w:right w:type="dxa" w:w="70"/>
+            </w:tcMar>
+            <w:vAlign w:val="center"/>
+          </w:tcPr>
+          <w:p>
+            <w:pPr>
+              <w:keepNext/>
               <w:spacing w:after="0" w:before="0" w:line="240" w:lineRule="auto"/>
               <w:jc w:val="left"/>
             </w:pPr>
@@ -13092,23 +13477,24 @@
         </w:tc>
         <w:tc>
           <w:tcPr>
-            <w:tcW w:type="dxa" w:w="1555"/>
-            <w:tcBorders>
-              <w:top w:val="single" w:color="000000" w:sz="4"/>
-              <w:left w:val="single" w:color="000000" w:sz="4"/>
-              <w:bottom w:val="single" w:color="000000" w:sz="4"/>
-              <w:right w:val="single" w:color="000000" w:sz="4"/>
-            </w:tcBorders>
-            <w:tcMar>
-              <w:top w:type="dxa" w:w="30"/>
-              <w:left w:type="dxa" w:w="70"/>
-              <w:bottom w:type="dxa" w:w="30"/>
-              <w:right w:type="dxa" w:w="70"/>
-            </w:tcMar>
-            <w:vAlign w:val="center"/>
-          </w:tcPr>
-          <w:p>
-            <w:pPr>
+            <w:tcW w:type="dxa" w:w="1534"/>
+            <w:tcBorders>
+              <w:top w:val="single" w:color="000000" w:sz="4"/>
+              <w:left w:val="single" w:color="000000" w:sz="4"/>
+              <w:bottom w:val="single" w:color="000000" w:sz="4"/>
+              <w:right w:val="single" w:color="000000" w:sz="4"/>
+            </w:tcBorders>
+            <w:tcMar>
+              <w:top w:type="dxa" w:w="30"/>
+              <w:left w:type="dxa" w:w="70"/>
+              <w:bottom w:type="dxa" w:w="30"/>
+              <w:right w:type="dxa" w:w="70"/>
+            </w:tcMar>
+            <w:vAlign w:val="center"/>
+          </w:tcPr>
+          <w:p>
+            <w:pPr>
+              <w:keepNext/>
               <w:spacing w:after="0" w:before="0" w:line="240" w:lineRule="auto"/>
               <w:jc w:val="left"/>
             </w:pPr>
@@ -13145,6 +13531,7 @@
           </w:tcPr>
           <w:p>
             <w:pPr>
+              <w:keepNext/>
               <w:spacing w:after="0" w:before="0" w:line="240" w:lineRule="auto"/>
               <w:jc w:val="left"/>
             </w:pPr>
@@ -13169,6 +13556,7 @@
           </w:tcPr>
           <w:p>
             <w:pPr>
+              <w:keepNext/>
               <w:spacing w:after="0" w:before="0" w:line="240" w:lineRule="auto"/>
               <w:jc w:val="left"/>
             </w:pPr>
@@ -13193,6 +13581,7 @@
           </w:tcPr>
           <w:p>
             <w:pPr>
+              <w:keepNext/>
               <w:spacing w:after="0" w:before="0" w:line="240" w:lineRule="auto"/>
               <w:jc w:val="left"/>
             </w:pPr>
@@ -13223,6 +13612,7 @@
           </w:tcPr>
           <w:p>
             <w:pPr>
+              <w:keepNext/>
               <w:spacing w:after="0" w:before="0" w:line="240" w:lineRule="auto"/>
               <w:jc w:val="left"/>
             </w:pPr>
@@ -13242,23 +13632,24 @@
         </w:tc>
         <w:tc>
           <w:tcPr>
-            <w:tcW w:type="dxa" w:w="1301"/>
-            <w:tcBorders>
-              <w:top w:val="single" w:color="000000" w:sz="4"/>
-              <w:left w:val="single" w:color="000000" w:sz="4"/>
-              <w:bottom w:val="single" w:color="000000" w:sz="4"/>
-              <w:right w:val="single" w:color="000000" w:sz="4"/>
-            </w:tcBorders>
-            <w:tcMar>
-              <w:top w:type="dxa" w:w="30"/>
-              <w:left w:type="dxa" w:w="70"/>
-              <w:bottom w:type="dxa" w:w="30"/>
-              <w:right w:type="dxa" w:w="70"/>
-            </w:tcMar>
-            <w:vAlign w:val="center"/>
-          </w:tcPr>
-          <w:p>
-            <w:pPr>
+            <w:tcW w:type="dxa" w:w="1347"/>
+            <w:tcBorders>
+              <w:top w:val="single" w:color="000000" w:sz="4"/>
+              <w:left w:val="single" w:color="000000" w:sz="4"/>
+              <w:bottom w:val="single" w:color="000000" w:sz="4"/>
+              <w:right w:val="single" w:color="000000" w:sz="4"/>
+            </w:tcBorders>
+            <w:tcMar>
+              <w:top w:type="dxa" w:w="30"/>
+              <w:left w:type="dxa" w:w="70"/>
+              <w:bottom w:type="dxa" w:w="30"/>
+              <w:right w:type="dxa" w:w="70"/>
+            </w:tcMar>
+            <w:vAlign w:val="center"/>
+          </w:tcPr>
+          <w:p>
+            <w:pPr>
+              <w:keepNext/>
               <w:spacing w:after="0" w:before="0" w:line="240" w:lineRule="auto"/>
               <w:jc w:val="left"/>
             </w:pPr>
@@ -13295,6 +13686,7 @@
           </w:tcPr>
           <w:p>
             <w:pPr>
+              <w:keepNext/>
               <w:spacing w:after="0" w:before="0" w:line="240" w:lineRule="auto"/>
               <w:jc w:val="left"/>
             </w:pPr>
@@ -13314,23 +13706,24 @@
         </w:tc>
         <w:tc>
           <w:tcPr>
-            <w:tcW w:type="dxa" w:w="2147"/>
-            <w:tcBorders>
-              <w:top w:val="single" w:color="000000" w:sz="4"/>
-              <w:left w:val="single" w:color="000000" w:sz="4"/>
-              <w:bottom w:val="single" w:color="000000" w:sz="4"/>
-              <w:right w:val="single" w:color="000000" w:sz="4"/>
-            </w:tcBorders>
-            <w:tcMar>
-              <w:top w:type="dxa" w:w="30"/>
-              <w:left w:type="dxa" w:w="70"/>
-              <w:bottom w:type="dxa" w:w="30"/>
-              <w:right w:type="dxa" w:w="70"/>
-            </w:tcMar>
-            <w:vAlign w:val="center"/>
-          </w:tcPr>
-          <w:p>
-            <w:pPr>
+            <w:tcW w:type="dxa" w:w="2122"/>
+            <w:tcBorders>
+              <w:top w:val="single" w:color="000000" w:sz="4"/>
+              <w:left w:val="single" w:color="000000" w:sz="4"/>
+              <w:bottom w:val="single" w:color="000000" w:sz="4"/>
+              <w:right w:val="single" w:color="000000" w:sz="4"/>
+            </w:tcBorders>
+            <w:tcMar>
+              <w:top w:type="dxa" w:w="30"/>
+              <w:left w:type="dxa" w:w="70"/>
+              <w:bottom w:type="dxa" w:w="30"/>
+              <w:right w:type="dxa" w:w="70"/>
+            </w:tcMar>
+            <w:vAlign w:val="center"/>
+          </w:tcPr>
+          <w:p>
+            <w:pPr>
+              <w:keepNext/>
               <w:spacing w:after="0" w:before="0" w:line="240" w:lineRule="auto"/>
               <w:jc w:val="left"/>
             </w:pPr>
@@ -13350,23 +13743,24 @@
         </w:tc>
         <w:tc>
           <w:tcPr>
-            <w:tcW w:type="dxa" w:w="1555"/>
-            <w:tcBorders>
-              <w:top w:val="single" w:color="000000" w:sz="4"/>
-              <w:left w:val="single" w:color="000000" w:sz="4"/>
-              <w:bottom w:val="single" w:color="000000" w:sz="4"/>
-              <w:right w:val="single" w:color="000000" w:sz="4"/>
-            </w:tcBorders>
-            <w:tcMar>
-              <w:top w:type="dxa" w:w="30"/>
-              <w:left w:type="dxa" w:w="70"/>
-              <w:bottom w:type="dxa" w:w="30"/>
-              <w:right w:type="dxa" w:w="70"/>
-            </w:tcMar>
-            <w:vAlign w:val="center"/>
-          </w:tcPr>
-          <w:p>
-            <w:pPr>
+            <w:tcW w:type="dxa" w:w="1534"/>
+            <w:tcBorders>
+              <w:top w:val="single" w:color="000000" w:sz="4"/>
+              <w:left w:val="single" w:color="000000" w:sz="4"/>
+              <w:bottom w:val="single" w:color="000000" w:sz="4"/>
+              <w:right w:val="single" w:color="000000" w:sz="4"/>
+            </w:tcBorders>
+            <w:tcMar>
+              <w:top w:type="dxa" w:w="30"/>
+              <w:left w:type="dxa" w:w="70"/>
+              <w:bottom w:type="dxa" w:w="30"/>
+              <w:right w:type="dxa" w:w="70"/>
+            </w:tcMar>
+            <w:vAlign w:val="center"/>
+          </w:tcPr>
+          <w:p>
+            <w:pPr>
+              <w:keepNext/>
               <w:spacing w:after="0" w:before="0" w:line="240" w:lineRule="auto"/>
               <w:jc w:val="left"/>
             </w:pPr>
@@ -13391,6 +13785,7 @@
           </w:tcPr>
           <w:p>
             <w:pPr>
+              <w:keepNext/>
               <w:spacing w:after="0" w:before="0" w:line="240" w:lineRule="auto"/>
               <w:jc w:val="left"/>
             </w:pPr>
@@ -13415,6 +13810,7 @@
           </w:tcPr>
           <w:p>
             <w:pPr>
+              <w:keepNext/>
               <w:spacing w:after="0" w:before="0" w:line="240" w:lineRule="auto"/>
               <w:jc w:val="left"/>
             </w:pPr>
@@ -13439,6 +13835,7 @@
           </w:tcPr>
           <w:p>
             <w:pPr>
+              <w:keepNext/>
               <w:spacing w:after="0" w:before="0" w:line="240" w:lineRule="auto"/>
               <w:jc w:val="left"/>
             </w:pPr>
@@ -13469,6 +13866,7 @@
           </w:tcPr>
           <w:p>
             <w:pPr>
+              <w:keepNext/>
               <w:spacing w:after="0" w:before="0" w:line="240" w:lineRule="auto"/>
               <w:jc w:val="left"/>
             </w:pPr>
@@ -13488,23 +13886,24 @@
         </w:tc>
         <w:tc>
           <w:tcPr>
-            <w:tcW w:type="dxa" w:w="1301"/>
-            <w:tcBorders>
-              <w:top w:val="single" w:color="000000" w:sz="4"/>
-              <w:left w:val="single" w:color="000000" w:sz="4"/>
-              <w:bottom w:val="single" w:color="000000" w:sz="4"/>
-              <w:right w:val="single" w:color="000000" w:sz="4"/>
-            </w:tcBorders>
-            <w:tcMar>
-              <w:top w:type="dxa" w:w="30"/>
-              <w:left w:type="dxa" w:w="70"/>
-              <w:bottom w:type="dxa" w:w="30"/>
-              <w:right w:type="dxa" w:w="70"/>
-            </w:tcMar>
-            <w:vAlign w:val="center"/>
-          </w:tcPr>
-          <w:p>
-            <w:pPr>
+            <w:tcW w:type="dxa" w:w="1347"/>
+            <w:tcBorders>
+              <w:top w:val="single" w:color="000000" w:sz="4"/>
+              <w:left w:val="single" w:color="000000" w:sz="4"/>
+              <w:bottom w:val="single" w:color="000000" w:sz="4"/>
+              <w:right w:val="single" w:color="000000" w:sz="4"/>
+            </w:tcBorders>
+            <w:tcMar>
+              <w:top w:type="dxa" w:w="30"/>
+              <w:left w:type="dxa" w:w="70"/>
+              <w:bottom w:type="dxa" w:w="30"/>
+              <w:right w:type="dxa" w:w="70"/>
+            </w:tcMar>
+            <w:vAlign w:val="center"/>
+          </w:tcPr>
+          <w:p>
+            <w:pPr>
+              <w:keepNext/>
               <w:spacing w:after="0" w:before="0" w:line="240" w:lineRule="auto"/>
               <w:jc w:val="left"/>
             </w:pPr>
@@ -13541,6 +13940,7 @@
           </w:tcPr>
           <w:p>
             <w:pPr>
+              <w:keepNext/>
               <w:spacing w:after="0" w:before="0" w:line="240" w:lineRule="auto"/>
               <w:jc w:val="left"/>
             </w:pPr>
@@ -13560,23 +13960,24 @@
         </w:tc>
         <w:tc>
           <w:tcPr>
-            <w:tcW w:type="dxa" w:w="2147"/>
-            <w:tcBorders>
-              <w:top w:val="single" w:color="000000" w:sz="4"/>
-              <w:left w:val="single" w:color="000000" w:sz="4"/>
-              <w:bottom w:val="single" w:color="000000" w:sz="4"/>
-              <w:right w:val="single" w:color="000000" w:sz="4"/>
-            </w:tcBorders>
-            <w:tcMar>
-              <w:top w:type="dxa" w:w="30"/>
-              <w:left w:type="dxa" w:w="70"/>
-              <w:bottom w:type="dxa" w:w="30"/>
-              <w:right w:type="dxa" w:w="70"/>
-            </w:tcMar>
-            <w:vAlign w:val="center"/>
-          </w:tcPr>
-          <w:p>
-            <w:pPr>
+            <w:tcW w:type="dxa" w:w="2122"/>
+            <w:tcBorders>
+              <w:top w:val="single" w:color="000000" w:sz="4"/>
+              <w:left w:val="single" w:color="000000" w:sz="4"/>
+              <w:bottom w:val="single" w:color="000000" w:sz="4"/>
+              <w:right w:val="single" w:color="000000" w:sz="4"/>
+            </w:tcBorders>
+            <w:tcMar>
+              <w:top w:type="dxa" w:w="30"/>
+              <w:left w:type="dxa" w:w="70"/>
+              <w:bottom w:type="dxa" w:w="30"/>
+              <w:right w:type="dxa" w:w="70"/>
+            </w:tcMar>
+            <w:vAlign w:val="center"/>
+          </w:tcPr>
+          <w:p>
+            <w:pPr>
+              <w:keepNext/>
               <w:spacing w:after="0" w:before="0" w:line="240" w:lineRule="auto"/>
               <w:jc w:val="left"/>
             </w:pPr>
@@ -13596,23 +13997,24 @@
         </w:tc>
         <w:tc>
           <w:tcPr>
-            <w:tcW w:type="dxa" w:w="1555"/>
-            <w:tcBorders>
-              <w:top w:val="single" w:color="000000" w:sz="4"/>
-              <w:left w:val="single" w:color="000000" w:sz="4"/>
-              <w:bottom w:val="single" w:color="000000" w:sz="4"/>
-              <w:right w:val="single" w:color="000000" w:sz="4"/>
-            </w:tcBorders>
-            <w:tcMar>
-              <w:top w:type="dxa" w:w="30"/>
-              <w:left w:type="dxa" w:w="70"/>
-              <w:bottom w:type="dxa" w:w="30"/>
-              <w:right w:type="dxa" w:w="70"/>
-            </w:tcMar>
-            <w:vAlign w:val="center"/>
-          </w:tcPr>
-          <w:p>
-            <w:pPr>
+            <w:tcW w:type="dxa" w:w="1534"/>
+            <w:tcBorders>
+              <w:top w:val="single" w:color="000000" w:sz="4"/>
+              <w:left w:val="single" w:color="000000" w:sz="4"/>
+              <w:bottom w:val="single" w:color="000000" w:sz="4"/>
+              <w:right w:val="single" w:color="000000" w:sz="4"/>
+            </w:tcBorders>
+            <w:tcMar>
+              <w:top w:type="dxa" w:w="30"/>
+              <w:left w:type="dxa" w:w="70"/>
+              <w:bottom w:type="dxa" w:w="30"/>
+              <w:right w:type="dxa" w:w="70"/>
+            </w:tcMar>
+            <w:vAlign w:val="center"/>
+          </w:tcPr>
+          <w:p>
+            <w:pPr>
+              <w:keepNext/>
               <w:spacing w:after="0" w:before="0" w:line="240" w:lineRule="auto"/>
               <w:jc w:val="left"/>
             </w:pPr>
@@ -13637,6 +14039,7 @@
           </w:tcPr>
           <w:p>
             <w:pPr>
+              <w:keepNext/>
               <w:spacing w:after="0" w:before="0" w:line="240" w:lineRule="auto"/>
               <w:jc w:val="left"/>
             </w:pPr>
@@ -13661,6 +14064,7 @@
           </w:tcPr>
           <w:p>
             <w:pPr>
+              <w:keepNext/>
               <w:spacing w:after="0" w:before="0" w:line="240" w:lineRule="auto"/>
               <w:jc w:val="left"/>
             </w:pPr>
@@ -13685,6 +14089,7 @@
           </w:tcPr>
           <w:p>
             <w:pPr>
+              <w:keepNext/>
               <w:spacing w:after="0" w:before="0" w:line="240" w:lineRule="auto"/>
               <w:jc w:val="left"/>
             </w:pPr>
@@ -13715,6 +14120,7 @@
           </w:tcPr>
           <w:p>
             <w:pPr>
+              <w:keepNext/>
               <w:spacing w:after="0" w:before="0" w:line="240" w:lineRule="auto"/>
               <w:jc w:val="left"/>
             </w:pPr>
@@ -13734,23 +14140,24 @@
         </w:tc>
         <w:tc>
           <w:tcPr>
-            <w:tcW w:type="dxa" w:w="1301"/>
-            <w:tcBorders>
-              <w:top w:val="single" w:color="000000" w:sz="4"/>
-              <w:left w:val="single" w:color="000000" w:sz="4"/>
-              <w:bottom w:val="single" w:color="000000" w:sz="4"/>
-              <w:right w:val="single" w:color="000000" w:sz="4"/>
-            </w:tcBorders>
-            <w:tcMar>
-              <w:top w:type="dxa" w:w="30"/>
-              <w:left w:type="dxa" w:w="70"/>
-              <w:bottom w:type="dxa" w:w="30"/>
-              <w:right w:type="dxa" w:w="70"/>
-            </w:tcMar>
-            <w:vAlign w:val="center"/>
-          </w:tcPr>
-          <w:p>
-            <w:pPr>
+            <w:tcW w:type="dxa" w:w="1347"/>
+            <w:tcBorders>
+              <w:top w:val="single" w:color="000000" w:sz="4"/>
+              <w:left w:val="single" w:color="000000" w:sz="4"/>
+              <w:bottom w:val="single" w:color="000000" w:sz="4"/>
+              <w:right w:val="single" w:color="000000" w:sz="4"/>
+            </w:tcBorders>
+            <w:tcMar>
+              <w:top w:type="dxa" w:w="30"/>
+              <w:left w:type="dxa" w:w="70"/>
+              <w:bottom w:type="dxa" w:w="30"/>
+              <w:right w:type="dxa" w:w="70"/>
+            </w:tcMar>
+            <w:vAlign w:val="center"/>
+          </w:tcPr>
+          <w:p>
+            <w:pPr>
+              <w:keepNext/>
               <w:spacing w:after="0" w:before="0" w:line="240" w:lineRule="auto"/>
               <w:jc w:val="left"/>
             </w:pPr>
@@ -13787,6 +14194,7 @@
           </w:tcPr>
           <w:p>
             <w:pPr>
+              <w:keepNext/>
               <w:spacing w:after="0" w:before="0" w:line="240" w:lineRule="auto"/>
               <w:jc w:val="left"/>
             </w:pPr>
@@ -13806,23 +14214,24 @@
         </w:tc>
         <w:tc>
           <w:tcPr>
-            <w:tcW w:type="dxa" w:w="2147"/>
-            <w:tcBorders>
-              <w:top w:val="single" w:color="000000" w:sz="4"/>
-              <w:left w:val="single" w:color="000000" w:sz="4"/>
-              <w:bottom w:val="single" w:color="000000" w:sz="4"/>
-              <w:right w:val="single" w:color="000000" w:sz="4"/>
-            </w:tcBorders>
-            <w:tcMar>
-              <w:top w:type="dxa" w:w="30"/>
-              <w:left w:type="dxa" w:w="70"/>
-              <w:bottom w:type="dxa" w:w="30"/>
-              <w:right w:type="dxa" w:w="70"/>
-            </w:tcMar>
-            <w:vAlign w:val="center"/>
-          </w:tcPr>
-          <w:p>
-            <w:pPr>
+            <w:tcW w:type="dxa" w:w="2122"/>
+            <w:tcBorders>
+              <w:top w:val="single" w:color="000000" w:sz="4"/>
+              <w:left w:val="single" w:color="000000" w:sz="4"/>
+              <w:bottom w:val="single" w:color="000000" w:sz="4"/>
+              <w:right w:val="single" w:color="000000" w:sz="4"/>
+            </w:tcBorders>
+            <w:tcMar>
+              <w:top w:type="dxa" w:w="30"/>
+              <w:left w:type="dxa" w:w="70"/>
+              <w:bottom w:type="dxa" w:w="30"/>
+              <w:right w:type="dxa" w:w="70"/>
+            </w:tcMar>
+            <w:vAlign w:val="center"/>
+          </w:tcPr>
+          <w:p>
+            <w:pPr>
+              <w:keepNext/>
               <w:spacing w:after="0" w:before="0" w:line="240" w:lineRule="auto"/>
               <w:jc w:val="left"/>
             </w:pPr>
@@ -13842,23 +14251,24 @@
         </w:tc>
         <w:tc>
           <w:tcPr>
-            <w:tcW w:type="dxa" w:w="1555"/>
-            <w:tcBorders>
-              <w:top w:val="single" w:color="000000" w:sz="4"/>
-              <w:left w:val="single" w:color="000000" w:sz="4"/>
-              <w:bottom w:val="single" w:color="000000" w:sz="4"/>
-              <w:right w:val="single" w:color="000000" w:sz="4"/>
-            </w:tcBorders>
-            <w:tcMar>
-              <w:top w:type="dxa" w:w="30"/>
-              <w:left w:type="dxa" w:w="70"/>
-              <w:bottom w:type="dxa" w:w="30"/>
-              <w:right w:type="dxa" w:w="70"/>
-            </w:tcMar>
-            <w:vAlign w:val="center"/>
-          </w:tcPr>
-          <w:p>
-            <w:pPr>
+            <w:tcW w:type="dxa" w:w="1534"/>
+            <w:tcBorders>
+              <w:top w:val="single" w:color="000000" w:sz="4"/>
+              <w:left w:val="single" w:color="000000" w:sz="4"/>
+              <w:bottom w:val="single" w:color="000000" w:sz="4"/>
+              <w:right w:val="single" w:color="000000" w:sz="4"/>
+            </w:tcBorders>
+            <w:tcMar>
+              <w:top w:type="dxa" w:w="30"/>
+              <w:left w:type="dxa" w:w="70"/>
+              <w:bottom w:type="dxa" w:w="30"/>
+              <w:right w:type="dxa" w:w="70"/>
+            </w:tcMar>
+            <w:vAlign w:val="center"/>
+          </w:tcPr>
+          <w:p>
+            <w:pPr>
+              <w:keepNext/>
               <w:spacing w:after="0" w:before="0" w:line="240" w:lineRule="auto"/>
               <w:jc w:val="left"/>
             </w:pPr>
@@ -13895,6 +14305,7 @@
           </w:tcPr>
           <w:p>
             <w:pPr>
+              <w:keepNext/>
               <w:spacing w:after="0" w:before="0" w:line="240" w:lineRule="auto"/>
               <w:jc w:val="left"/>
             </w:pPr>
@@ -13919,6 +14330,7 @@
           </w:tcPr>
           <w:p>
             <w:pPr>
+              <w:keepNext/>
               <w:spacing w:after="0" w:before="0" w:line="240" w:lineRule="auto"/>
               <w:jc w:val="left"/>
             </w:pPr>
@@ -13943,6 +14355,7 @@
           </w:tcPr>
           <w:p>
             <w:pPr>
+              <w:keepNext/>
               <w:spacing w:after="0" w:before="0" w:line="240" w:lineRule="auto"/>
               <w:jc w:val="left"/>
             </w:pPr>
@@ -13973,6 +14386,7 @@
           </w:tcPr>
           <w:p>
             <w:pPr>
+              <w:keepNext w:val="false"/>
               <w:spacing w:after="0" w:before="0" w:line="240" w:lineRule="auto"/>
               <w:jc w:val="left"/>
             </w:pPr>
@@ -13992,23 +14406,24 @@
         </w:tc>
         <w:tc>
           <w:tcPr>
-            <w:tcW w:type="dxa" w:w="1301"/>
-            <w:tcBorders>
-              <w:top w:val="single" w:color="000000" w:sz="4"/>
-              <w:left w:val="single" w:color="000000" w:sz="4"/>
-              <w:bottom w:val="single" w:color="000000" w:sz="4"/>
-              <w:right w:val="single" w:color="000000" w:sz="4"/>
-            </w:tcBorders>
-            <w:tcMar>
-              <w:top w:type="dxa" w:w="30"/>
-              <w:left w:type="dxa" w:w="70"/>
-              <w:bottom w:type="dxa" w:w="30"/>
-              <w:right w:type="dxa" w:w="70"/>
-            </w:tcMar>
-            <w:vAlign w:val="center"/>
-          </w:tcPr>
-          <w:p>
-            <w:pPr>
+            <w:tcW w:type="dxa" w:w="1347"/>
+            <w:tcBorders>
+              <w:top w:val="single" w:color="000000" w:sz="4"/>
+              <w:left w:val="single" w:color="000000" w:sz="4"/>
+              <w:bottom w:val="single" w:color="000000" w:sz="4"/>
+              <w:right w:val="single" w:color="000000" w:sz="4"/>
+            </w:tcBorders>
+            <w:tcMar>
+              <w:top w:type="dxa" w:w="30"/>
+              <w:left w:type="dxa" w:w="70"/>
+              <w:bottom w:type="dxa" w:w="30"/>
+              <w:right w:type="dxa" w:w="70"/>
+            </w:tcMar>
+            <w:vAlign w:val="center"/>
+          </w:tcPr>
+          <w:p>
+            <w:pPr>
+              <w:keepNext w:val="false"/>
               <w:spacing w:after="0" w:before="0" w:line="240" w:lineRule="auto"/>
               <w:jc w:val="left"/>
             </w:pPr>
@@ -14045,6 +14460,7 @@
           </w:tcPr>
           <w:p>
             <w:pPr>
+              <w:keepNext w:val="false"/>
               <w:spacing w:after="0" w:before="0" w:line="240" w:lineRule="auto"/>
               <w:jc w:val="left"/>
             </w:pPr>
@@ -14064,23 +14480,24 @@
         </w:tc>
         <w:tc>
           <w:tcPr>
-            <w:tcW w:type="dxa" w:w="2147"/>
-            <w:tcBorders>
-              <w:top w:val="single" w:color="000000" w:sz="4"/>
-              <w:left w:val="single" w:color="000000" w:sz="4"/>
-              <w:bottom w:val="single" w:color="000000" w:sz="4"/>
-              <w:right w:val="single" w:color="000000" w:sz="4"/>
-            </w:tcBorders>
-            <w:tcMar>
-              <w:top w:type="dxa" w:w="30"/>
-              <w:left w:type="dxa" w:w="70"/>
-              <w:bottom w:type="dxa" w:w="30"/>
-              <w:right w:type="dxa" w:w="70"/>
-            </w:tcMar>
-            <w:vAlign w:val="center"/>
-          </w:tcPr>
-          <w:p>
-            <w:pPr>
+            <w:tcW w:type="dxa" w:w="2122"/>
+            <w:tcBorders>
+              <w:top w:val="single" w:color="000000" w:sz="4"/>
+              <w:left w:val="single" w:color="000000" w:sz="4"/>
+              <w:bottom w:val="single" w:color="000000" w:sz="4"/>
+              <w:right w:val="single" w:color="000000" w:sz="4"/>
+            </w:tcBorders>
+            <w:tcMar>
+              <w:top w:type="dxa" w:w="30"/>
+              <w:left w:type="dxa" w:w="70"/>
+              <w:bottom w:type="dxa" w:w="30"/>
+              <w:right w:type="dxa" w:w="70"/>
+            </w:tcMar>
+            <w:vAlign w:val="center"/>
+          </w:tcPr>
+          <w:p>
+            <w:pPr>
+              <w:keepNext w:val="false"/>
               <w:spacing w:after="0" w:before="0" w:line="240" w:lineRule="auto"/>
               <w:jc w:val="left"/>
             </w:pPr>
@@ -14100,23 +14517,24 @@
         </w:tc>
         <w:tc>
           <w:tcPr>
-            <w:tcW w:type="dxa" w:w="1555"/>
-            <w:tcBorders>
-              <w:top w:val="single" w:color="000000" w:sz="4"/>
-              <w:left w:val="single" w:color="000000" w:sz="4"/>
-              <w:bottom w:val="single" w:color="000000" w:sz="4"/>
-              <w:right w:val="single" w:color="000000" w:sz="4"/>
-            </w:tcBorders>
-            <w:tcMar>
-              <w:top w:type="dxa" w:w="30"/>
-              <w:left w:type="dxa" w:w="70"/>
-              <w:bottom w:type="dxa" w:w="30"/>
-              <w:right w:type="dxa" w:w="70"/>
-            </w:tcMar>
-            <w:vAlign w:val="center"/>
-          </w:tcPr>
-          <w:p>
-            <w:pPr>
+            <w:tcW w:type="dxa" w:w="1534"/>
+            <w:tcBorders>
+              <w:top w:val="single" w:color="000000" w:sz="4"/>
+              <w:left w:val="single" w:color="000000" w:sz="4"/>
+              <w:bottom w:val="single" w:color="000000" w:sz="4"/>
+              <w:right w:val="single" w:color="000000" w:sz="4"/>
+            </w:tcBorders>
+            <w:tcMar>
+              <w:top w:type="dxa" w:w="30"/>
+              <w:left w:type="dxa" w:w="70"/>
+              <w:bottom w:type="dxa" w:w="30"/>
+              <w:right w:type="dxa" w:w="70"/>
+            </w:tcMar>
+            <w:vAlign w:val="center"/>
+          </w:tcPr>
+          <w:p>
+            <w:pPr>
+              <w:keepNext w:val="false"/>
               <w:spacing w:after="0" w:before="0" w:line="240" w:lineRule="auto"/>
               <w:jc w:val="left"/>
             </w:pPr>
@@ -14153,6 +14571,7 @@
           </w:tcPr>
           <w:p>
             <w:pPr>
+              <w:keepNext w:val="false"/>
               <w:spacing w:after="0" w:before="0" w:line="240" w:lineRule="auto"/>
               <w:jc w:val="left"/>
             </w:pPr>
@@ -14177,6 +14596,7 @@
           </w:tcPr>
           <w:p>
             <w:pPr>
+              <w:keepNext w:val="false"/>
               <w:spacing w:after="0" w:before="0" w:line="240" w:lineRule="auto"/>
               <w:jc w:val="left"/>
             </w:pPr>
@@ -14201,6 +14621,7 @@
           </w:tcPr>
           <w:p>
             <w:pPr>
+              <w:keepNext w:val="false"/>
               <w:spacing w:after="0" w:before="0" w:line="240" w:lineRule="auto"/>
               <w:jc w:val="left"/>
             </w:pPr>
@@ -14249,13 +14670,13 @@
       </w:tblPr>
       <w:tblGrid>
         <w:gridCol w:w="695"/>
-        <w:gridCol w:w="1075"/>
+        <w:gridCol w:w="1117"/>
         <w:gridCol w:w="893"/>
-        <w:gridCol w:w="2216"/>
-        <w:gridCol w:w="1613"/>
+        <w:gridCol w:w="2193"/>
+        <w:gridCol w:w="1593"/>
         <w:gridCol w:w="844"/>
         <w:gridCol w:w="844"/>
-        <w:gridCol w:w="845"/>
+        <w:gridCol w:w="846"/>
       </w:tblGrid>
       <w:tr>
         <w:trPr>
@@ -14282,6 +14703,7 @@
           </w:tcPr>
           <w:p>
             <w:pPr>
+              <w:keepNext/>
               <w:spacing w:after="0" w:before="0" w:line="240" w:lineRule="auto"/>
               <w:jc w:val="center"/>
             </w:pPr>
@@ -14301,7 +14723,7 @@
         </w:tc>
         <w:tc>
           <w:tcPr>
-            <w:tcW w:type="dxa" w:w="1075"/>
+            <w:tcW w:type="dxa" w:w="1117"/>
             <w:tcBorders>
               <w:top w:val="single" w:color="000000" w:sz="4"/>
               <w:left w:val="single" w:color="000000" w:sz="4"/>
@@ -14319,6 +14741,7 @@
           </w:tcPr>
           <w:p>
             <w:pPr>
+              <w:keepNext/>
               <w:spacing w:after="0" w:before="0" w:line="240" w:lineRule="auto"/>
               <w:jc w:val="center"/>
             </w:pPr>
@@ -14356,6 +14779,7 @@
           </w:tcPr>
           <w:p>
             <w:pPr>
+              <w:keepNext/>
               <w:spacing w:after="0" w:before="0" w:line="240" w:lineRule="auto"/>
               <w:jc w:val="center"/>
             </w:pPr>
@@ -14375,7 +14799,7 @@
         </w:tc>
         <w:tc>
           <w:tcPr>
-            <w:tcW w:type="dxa" w:w="2216"/>
+            <w:tcW w:type="dxa" w:w="2193"/>
             <w:tcBorders>
               <w:top w:val="single" w:color="000000" w:sz="4"/>
               <w:left w:val="single" w:color="000000" w:sz="4"/>
@@ -14393,6 +14817,7 @@
           </w:tcPr>
           <w:p>
             <w:pPr>
+              <w:keepNext/>
               <w:spacing w:after="0" w:before="0" w:line="240" w:lineRule="auto"/>
               <w:jc w:val="center"/>
             </w:pPr>
@@ -14412,7 +14837,7 @@
         </w:tc>
         <w:tc>
           <w:tcPr>
-            <w:tcW w:type="dxa" w:w="1613"/>
+            <w:tcW w:type="dxa" w:w="1593"/>
             <w:tcBorders>
               <w:top w:val="single" w:color="000000" w:sz="4"/>
               <w:left w:val="single" w:color="000000" w:sz="4"/>
@@ -14430,6 +14855,7 @@
           </w:tcPr>
           <w:p>
             <w:pPr>
+              <w:keepNext/>
               <w:spacing w:after="0" w:before="0" w:line="240" w:lineRule="auto"/>
               <w:jc w:val="center"/>
             </w:pPr>
@@ -14467,6 +14893,7 @@
           </w:tcPr>
           <w:p>
             <w:pPr>
+              <w:keepNext/>
               <w:spacing w:after="0" w:before="0" w:line="240" w:lineRule="auto"/>
               <w:jc w:val="center"/>
             </w:pPr>
@@ -14504,6 +14931,7 @@
           </w:tcPr>
           <w:p>
             <w:pPr>
+              <w:keepNext/>
               <w:spacing w:after="0" w:before="0" w:line="240" w:lineRule="auto"/>
               <w:jc w:val="center"/>
             </w:pPr>
@@ -14523,7 +14951,7 @@
         </w:tc>
         <w:tc>
           <w:tcPr>
-            <w:tcW w:type="dxa" w:w="845"/>
+            <w:tcW w:type="dxa" w:w="846"/>
             <w:tcBorders>
               <w:top w:val="single" w:color="000000" w:sz="4"/>
               <w:left w:val="single" w:color="000000" w:sz="4"/>
@@ -14541,6 +14969,7 @@
           </w:tcPr>
           <w:p>
             <w:pPr>
+              <w:keepNext/>
               <w:spacing w:after="0" w:before="0" w:line="240" w:lineRule="auto"/>
               <w:jc w:val="center"/>
             </w:pPr>
@@ -14583,6 +15012,7 @@
           </w:tcPr>
           <w:p>
             <w:pPr>
+              <w:keepNext/>
               <w:spacing w:after="0" w:before="0" w:line="240" w:lineRule="auto"/>
               <w:jc w:val="left"/>
             </w:pPr>
@@ -14602,23 +15032,24 @@
         </w:tc>
         <w:tc>
           <w:tcPr>
-            <w:tcW w:type="dxa" w:w="1075"/>
-            <w:tcBorders>
-              <w:top w:val="single" w:color="000000" w:sz="4"/>
-              <w:left w:val="single" w:color="000000" w:sz="4"/>
-              <w:bottom w:val="single" w:color="000000" w:sz="4"/>
-              <w:right w:val="single" w:color="000000" w:sz="4"/>
-            </w:tcBorders>
-            <w:tcMar>
-              <w:top w:type="dxa" w:w="30"/>
-              <w:left w:type="dxa" w:w="70"/>
-              <w:bottom w:type="dxa" w:w="30"/>
-              <w:right w:type="dxa" w:w="70"/>
-            </w:tcMar>
-            <w:vAlign w:val="center"/>
-          </w:tcPr>
-          <w:p>
-            <w:pPr>
+            <w:tcW w:type="dxa" w:w="1117"/>
+            <w:tcBorders>
+              <w:top w:val="single" w:color="000000" w:sz="4"/>
+              <w:left w:val="single" w:color="000000" w:sz="4"/>
+              <w:bottom w:val="single" w:color="000000" w:sz="4"/>
+              <w:right w:val="single" w:color="000000" w:sz="4"/>
+            </w:tcBorders>
+            <w:tcMar>
+              <w:top w:type="dxa" w:w="30"/>
+              <w:left w:type="dxa" w:w="70"/>
+              <w:bottom w:type="dxa" w:w="30"/>
+              <w:right w:type="dxa" w:w="70"/>
+            </w:tcMar>
+            <w:vAlign w:val="center"/>
+          </w:tcPr>
+          <w:p>
+            <w:pPr>
+              <w:keepNext/>
               <w:spacing w:after="0" w:before="0" w:line="240" w:lineRule="auto"/>
               <w:jc w:val="left"/>
             </w:pPr>
@@ -14655,6 +15086,7 @@
           </w:tcPr>
           <w:p>
             <w:pPr>
+              <w:keepNext/>
               <w:spacing w:after="0" w:before="0" w:line="240" w:lineRule="auto"/>
               <w:jc w:val="left"/>
             </w:pPr>
@@ -14674,23 +15106,24 @@
         </w:tc>
         <w:tc>
           <w:tcPr>
-            <w:tcW w:type="dxa" w:w="2216"/>
-            <w:tcBorders>
-              <w:top w:val="single" w:color="000000" w:sz="4"/>
-              <w:left w:val="single" w:color="000000" w:sz="4"/>
-              <w:bottom w:val="single" w:color="000000" w:sz="4"/>
-              <w:right w:val="single" w:color="000000" w:sz="4"/>
-            </w:tcBorders>
-            <w:tcMar>
-              <w:top w:type="dxa" w:w="30"/>
-              <w:left w:type="dxa" w:w="70"/>
-              <w:bottom w:type="dxa" w:w="30"/>
-              <w:right w:type="dxa" w:w="70"/>
-            </w:tcMar>
-            <w:vAlign w:val="center"/>
-          </w:tcPr>
-          <w:p>
-            <w:pPr>
+            <w:tcW w:type="dxa" w:w="2193"/>
+            <w:tcBorders>
+              <w:top w:val="single" w:color="000000" w:sz="4"/>
+              <w:left w:val="single" w:color="000000" w:sz="4"/>
+              <w:bottom w:val="single" w:color="000000" w:sz="4"/>
+              <w:right w:val="single" w:color="000000" w:sz="4"/>
+            </w:tcBorders>
+            <w:tcMar>
+              <w:top w:type="dxa" w:w="30"/>
+              <w:left w:type="dxa" w:w="70"/>
+              <w:bottom w:type="dxa" w:w="30"/>
+              <w:right w:type="dxa" w:w="70"/>
+            </w:tcMar>
+            <w:vAlign w:val="center"/>
+          </w:tcPr>
+          <w:p>
+            <w:pPr>
+              <w:keepNext/>
               <w:spacing w:after="0" w:before="0" w:line="240" w:lineRule="auto"/>
               <w:jc w:val="left"/>
             </w:pPr>
@@ -14710,23 +15143,24 @@
         </w:tc>
         <w:tc>
           <w:tcPr>
-            <w:tcW w:type="dxa" w:w="1613"/>
-            <w:tcBorders>
-              <w:top w:val="single" w:color="000000" w:sz="4"/>
-              <w:left w:val="single" w:color="000000" w:sz="4"/>
-              <w:bottom w:val="single" w:color="000000" w:sz="4"/>
-              <w:right w:val="single" w:color="000000" w:sz="4"/>
-            </w:tcBorders>
-            <w:tcMar>
-              <w:top w:type="dxa" w:w="30"/>
-              <w:left w:type="dxa" w:w="70"/>
-              <w:bottom w:type="dxa" w:w="30"/>
-              <w:right w:type="dxa" w:w="70"/>
-            </w:tcMar>
-            <w:vAlign w:val="center"/>
-          </w:tcPr>
-          <w:p>
-            <w:pPr>
+            <w:tcW w:type="dxa" w:w="1593"/>
+            <w:tcBorders>
+              <w:top w:val="single" w:color="000000" w:sz="4"/>
+              <w:left w:val="single" w:color="000000" w:sz="4"/>
+              <w:bottom w:val="single" w:color="000000" w:sz="4"/>
+              <w:right w:val="single" w:color="000000" w:sz="4"/>
+            </w:tcBorders>
+            <w:tcMar>
+              <w:top w:type="dxa" w:w="30"/>
+              <w:left w:type="dxa" w:w="70"/>
+              <w:bottom w:type="dxa" w:w="30"/>
+              <w:right w:type="dxa" w:w="70"/>
+            </w:tcMar>
+            <w:vAlign w:val="center"/>
+          </w:tcPr>
+          <w:p>
+            <w:pPr>
+              <w:keepNext/>
               <w:spacing w:after="0" w:before="0" w:line="240" w:lineRule="auto"/>
               <w:jc w:val="left"/>
             </w:pPr>
@@ -14763,6 +15197,7 @@
           </w:tcPr>
           <w:p>
             <w:pPr>
+              <w:keepNext/>
               <w:spacing w:after="0" w:before="0" w:line="240" w:lineRule="auto"/>
               <w:jc w:val="left"/>
             </w:pPr>
@@ -14787,30 +15222,32 @@
           </w:tcPr>
           <w:p>
             <w:pPr>
-              <w:spacing w:after="0" w:before="0" w:line="240" w:lineRule="auto"/>
-              <w:jc w:val="left"/>
-            </w:pPr>
-          </w:p>
-        </w:tc>
-        <w:tc>
-          <w:tcPr>
-            <w:tcW w:type="dxa" w:w="845"/>
-            <w:tcBorders>
-              <w:top w:val="single" w:color="000000" w:sz="4"/>
-              <w:left w:val="single" w:color="000000" w:sz="4"/>
-              <w:bottom w:val="single" w:color="000000" w:sz="4"/>
-              <w:right w:val="single" w:color="000000" w:sz="4"/>
-            </w:tcBorders>
-            <w:tcMar>
-              <w:top w:type="dxa" w:w="30"/>
-              <w:left w:type="dxa" w:w="70"/>
-              <w:bottom w:type="dxa" w:w="30"/>
-              <w:right w:type="dxa" w:w="70"/>
-            </w:tcMar>
-            <w:vAlign w:val="center"/>
-          </w:tcPr>
-          <w:p>
-            <w:pPr>
+              <w:keepNext/>
+              <w:spacing w:after="0" w:before="0" w:line="240" w:lineRule="auto"/>
+              <w:jc w:val="left"/>
+            </w:pPr>
+          </w:p>
+        </w:tc>
+        <w:tc>
+          <w:tcPr>
+            <w:tcW w:type="dxa" w:w="846"/>
+            <w:tcBorders>
+              <w:top w:val="single" w:color="000000" w:sz="4"/>
+              <w:left w:val="single" w:color="000000" w:sz="4"/>
+              <w:bottom w:val="single" w:color="000000" w:sz="4"/>
+              <w:right w:val="single" w:color="000000" w:sz="4"/>
+            </w:tcBorders>
+            <w:tcMar>
+              <w:top w:type="dxa" w:w="30"/>
+              <w:left w:type="dxa" w:w="70"/>
+              <w:bottom w:type="dxa" w:w="30"/>
+              <w:right w:type="dxa" w:w="70"/>
+            </w:tcMar>
+            <w:vAlign w:val="center"/>
+          </w:tcPr>
+          <w:p>
+            <w:pPr>
+              <w:keepNext/>
               <w:spacing w:after="0" w:before="0" w:line="240" w:lineRule="auto"/>
               <w:jc w:val="left"/>
             </w:pPr>
@@ -14841,6 +15278,7 @@
           </w:tcPr>
           <w:p>
             <w:pPr>
+              <w:keepNext/>
               <w:spacing w:after="0" w:before="0" w:line="240" w:lineRule="auto"/>
               <w:jc w:val="left"/>
             </w:pPr>
@@ -14860,23 +15298,24 @@
         </w:tc>
         <w:tc>
           <w:tcPr>
-            <w:tcW w:type="dxa" w:w="1075"/>
-            <w:tcBorders>
-              <w:top w:val="single" w:color="000000" w:sz="4"/>
-              <w:left w:val="single" w:color="000000" w:sz="4"/>
-              <w:bottom w:val="single" w:color="000000" w:sz="4"/>
-              <w:right w:val="single" w:color="000000" w:sz="4"/>
-            </w:tcBorders>
-            <w:tcMar>
-              <w:top w:type="dxa" w:w="30"/>
-              <w:left w:type="dxa" w:w="70"/>
-              <w:bottom w:type="dxa" w:w="30"/>
-              <w:right w:type="dxa" w:w="70"/>
-            </w:tcMar>
-            <w:vAlign w:val="center"/>
-          </w:tcPr>
-          <w:p>
-            <w:pPr>
+            <w:tcW w:type="dxa" w:w="1117"/>
+            <w:tcBorders>
+              <w:top w:val="single" w:color="000000" w:sz="4"/>
+              <w:left w:val="single" w:color="000000" w:sz="4"/>
+              <w:bottom w:val="single" w:color="000000" w:sz="4"/>
+              <w:right w:val="single" w:color="000000" w:sz="4"/>
+            </w:tcBorders>
+            <w:tcMar>
+              <w:top w:type="dxa" w:w="30"/>
+              <w:left w:type="dxa" w:w="70"/>
+              <w:bottom w:type="dxa" w:w="30"/>
+              <w:right w:type="dxa" w:w="70"/>
+            </w:tcMar>
+            <w:vAlign w:val="center"/>
+          </w:tcPr>
+          <w:p>
+            <w:pPr>
+              <w:keepNext/>
               <w:spacing w:after="0" w:before="0" w:line="240" w:lineRule="auto"/>
               <w:jc w:val="left"/>
             </w:pPr>
@@ -14913,6 +15352,7 @@
           </w:tcPr>
           <w:p>
             <w:pPr>
+              <w:keepNext/>
               <w:spacing w:after="0" w:before="0" w:line="240" w:lineRule="auto"/>
               <w:jc w:val="left"/>
             </w:pPr>
@@ -14932,23 +15372,24 @@
         </w:tc>
         <w:tc>
           <w:tcPr>
-            <w:tcW w:type="dxa" w:w="2216"/>
-            <w:tcBorders>
-              <w:top w:val="single" w:color="000000" w:sz="4"/>
-              <w:left w:val="single" w:color="000000" w:sz="4"/>
-              <w:bottom w:val="single" w:color="000000" w:sz="4"/>
-              <w:right w:val="single" w:color="000000" w:sz="4"/>
-            </w:tcBorders>
-            <w:tcMar>
-              <w:top w:type="dxa" w:w="30"/>
-              <w:left w:type="dxa" w:w="70"/>
-              <w:bottom w:type="dxa" w:w="30"/>
-              <w:right w:type="dxa" w:w="70"/>
-            </w:tcMar>
-            <w:vAlign w:val="center"/>
-          </w:tcPr>
-          <w:p>
-            <w:pPr>
+            <w:tcW w:type="dxa" w:w="2193"/>
+            <w:tcBorders>
+              <w:top w:val="single" w:color="000000" w:sz="4"/>
+              <w:left w:val="single" w:color="000000" w:sz="4"/>
+              <w:bottom w:val="single" w:color="000000" w:sz="4"/>
+              <w:right w:val="single" w:color="000000" w:sz="4"/>
+            </w:tcBorders>
+            <w:tcMar>
+              <w:top w:type="dxa" w:w="30"/>
+              <w:left w:type="dxa" w:w="70"/>
+              <w:bottom w:type="dxa" w:w="30"/>
+              <w:right w:type="dxa" w:w="70"/>
+            </w:tcMar>
+            <w:vAlign w:val="center"/>
+          </w:tcPr>
+          <w:p>
+            <w:pPr>
+              <w:keepNext/>
               <w:spacing w:after="0" w:before="0" w:line="240" w:lineRule="auto"/>
               <w:jc w:val="left"/>
             </w:pPr>
@@ -14968,23 +15409,24 @@
         </w:tc>
         <w:tc>
           <w:tcPr>
-            <w:tcW w:type="dxa" w:w="1613"/>
-            <w:tcBorders>
-              <w:top w:val="single" w:color="000000" w:sz="4"/>
-              <w:left w:val="single" w:color="000000" w:sz="4"/>
-              <w:bottom w:val="single" w:color="000000" w:sz="4"/>
-              <w:right w:val="single" w:color="000000" w:sz="4"/>
-            </w:tcBorders>
-            <w:tcMar>
-              <w:top w:type="dxa" w:w="30"/>
-              <w:left w:type="dxa" w:w="70"/>
-              <w:bottom w:type="dxa" w:w="30"/>
-              <w:right w:type="dxa" w:w="70"/>
-            </w:tcMar>
-            <w:vAlign w:val="center"/>
-          </w:tcPr>
-          <w:p>
-            <w:pPr>
+            <w:tcW w:type="dxa" w:w="1593"/>
+            <w:tcBorders>
+              <w:top w:val="single" w:color="000000" w:sz="4"/>
+              <w:left w:val="single" w:color="000000" w:sz="4"/>
+              <w:bottom w:val="single" w:color="000000" w:sz="4"/>
+              <w:right w:val="single" w:color="000000" w:sz="4"/>
+            </w:tcBorders>
+            <w:tcMar>
+              <w:top w:type="dxa" w:w="30"/>
+              <w:left w:type="dxa" w:w="70"/>
+              <w:bottom w:type="dxa" w:w="30"/>
+              <w:right w:type="dxa" w:w="70"/>
+            </w:tcMar>
+            <w:vAlign w:val="center"/>
+          </w:tcPr>
+          <w:p>
+            <w:pPr>
+              <w:keepNext/>
               <w:spacing w:after="0" w:before="0" w:line="240" w:lineRule="auto"/>
               <w:jc w:val="left"/>
             </w:pPr>
@@ -15009,6 +15451,7 @@
           </w:tcPr>
           <w:p>
             <w:pPr>
+              <w:keepNext/>
               <w:spacing w:after="0" w:before="0" w:line="240" w:lineRule="auto"/>
               <w:jc w:val="left"/>
             </w:pPr>
@@ -15033,30 +15476,32 @@
           </w:tcPr>
           <w:p>
             <w:pPr>
-              <w:spacing w:after="0" w:before="0" w:line="240" w:lineRule="auto"/>
-              <w:jc w:val="left"/>
-            </w:pPr>
-          </w:p>
-        </w:tc>
-        <w:tc>
-          <w:tcPr>
-            <w:tcW w:type="dxa" w:w="845"/>
-            <w:tcBorders>
-              <w:top w:val="single" w:color="000000" w:sz="4"/>
-              <w:left w:val="single" w:color="000000" w:sz="4"/>
-              <w:bottom w:val="single" w:color="000000" w:sz="4"/>
-              <w:right w:val="single" w:color="000000" w:sz="4"/>
-            </w:tcBorders>
-            <w:tcMar>
-              <w:top w:type="dxa" w:w="30"/>
-              <w:left w:type="dxa" w:w="70"/>
-              <w:bottom w:type="dxa" w:w="30"/>
-              <w:right w:type="dxa" w:w="70"/>
-            </w:tcMar>
-            <w:vAlign w:val="center"/>
-          </w:tcPr>
-          <w:p>
-            <w:pPr>
+              <w:keepNext/>
+              <w:spacing w:after="0" w:before="0" w:line="240" w:lineRule="auto"/>
+              <w:jc w:val="left"/>
+            </w:pPr>
+          </w:p>
+        </w:tc>
+        <w:tc>
+          <w:tcPr>
+            <w:tcW w:type="dxa" w:w="846"/>
+            <w:tcBorders>
+              <w:top w:val="single" w:color="000000" w:sz="4"/>
+              <w:left w:val="single" w:color="000000" w:sz="4"/>
+              <w:bottom w:val="single" w:color="000000" w:sz="4"/>
+              <w:right w:val="single" w:color="000000" w:sz="4"/>
+            </w:tcBorders>
+            <w:tcMar>
+              <w:top w:type="dxa" w:w="30"/>
+              <w:left w:type="dxa" w:w="70"/>
+              <w:bottom w:type="dxa" w:w="30"/>
+              <w:right w:type="dxa" w:w="70"/>
+            </w:tcMar>
+            <w:vAlign w:val="center"/>
+          </w:tcPr>
+          <w:p>
+            <w:pPr>
+              <w:keepNext/>
               <w:spacing w:after="0" w:before="0" w:line="240" w:lineRule="auto"/>
               <w:jc w:val="left"/>
             </w:pPr>
@@ -15087,6 +15532,7 @@
           </w:tcPr>
           <w:p>
             <w:pPr>
+              <w:keepNext/>
               <w:spacing w:after="0" w:before="0" w:line="240" w:lineRule="auto"/>
               <w:jc w:val="left"/>
             </w:pPr>
@@ -15106,23 +15552,24 @@
         </w:tc>
         <w:tc>
           <w:tcPr>
-            <w:tcW w:type="dxa" w:w="1075"/>
-            <w:tcBorders>
-              <w:top w:val="single" w:color="000000" w:sz="4"/>
-              <w:left w:val="single" w:color="000000" w:sz="4"/>
-              <w:bottom w:val="single" w:color="000000" w:sz="4"/>
-              <w:right w:val="single" w:color="000000" w:sz="4"/>
-            </w:tcBorders>
-            <w:tcMar>
-              <w:top w:type="dxa" w:w="30"/>
-              <w:left w:type="dxa" w:w="70"/>
-              <w:bottom w:type="dxa" w:w="30"/>
-              <w:right w:type="dxa" w:w="70"/>
-            </w:tcMar>
-            <w:vAlign w:val="center"/>
-          </w:tcPr>
-          <w:p>
-            <w:pPr>
+            <w:tcW w:type="dxa" w:w="1117"/>
+            <w:tcBorders>
+              <w:top w:val="single" w:color="000000" w:sz="4"/>
+              <w:left w:val="single" w:color="000000" w:sz="4"/>
+              <w:bottom w:val="single" w:color="000000" w:sz="4"/>
+              <w:right w:val="single" w:color="000000" w:sz="4"/>
+            </w:tcBorders>
+            <w:tcMar>
+              <w:top w:type="dxa" w:w="30"/>
+              <w:left w:type="dxa" w:w="70"/>
+              <w:bottom w:type="dxa" w:w="30"/>
+              <w:right w:type="dxa" w:w="70"/>
+            </w:tcMar>
+            <w:vAlign w:val="center"/>
+          </w:tcPr>
+          <w:p>
+            <w:pPr>
+              <w:keepNext/>
               <w:spacing w:after="0" w:before="0" w:line="240" w:lineRule="auto"/>
               <w:jc w:val="left"/>
             </w:pPr>
@@ -15159,6 +15606,7 @@
           </w:tcPr>
           <w:p>
             <w:pPr>
+              <w:keepNext/>
               <w:spacing w:after="0" w:before="0" w:line="240" w:lineRule="auto"/>
               <w:jc w:val="left"/>
             </w:pPr>
@@ -15178,23 +15626,24 @@
         </w:tc>
         <w:tc>
           <w:tcPr>
-            <w:tcW w:type="dxa" w:w="2216"/>
-            <w:tcBorders>
-              <w:top w:val="single" w:color="000000" w:sz="4"/>
-              <w:left w:val="single" w:color="000000" w:sz="4"/>
-              <w:bottom w:val="single" w:color="000000" w:sz="4"/>
-              <w:right w:val="single" w:color="000000" w:sz="4"/>
-            </w:tcBorders>
-            <w:tcMar>
-              <w:top w:type="dxa" w:w="30"/>
-              <w:left w:type="dxa" w:w="70"/>
-              <w:bottom w:type="dxa" w:w="30"/>
-              <w:right w:type="dxa" w:w="70"/>
-            </w:tcMar>
-            <w:vAlign w:val="center"/>
-          </w:tcPr>
-          <w:p>
-            <w:pPr>
+            <w:tcW w:type="dxa" w:w="2193"/>
+            <w:tcBorders>
+              <w:top w:val="single" w:color="000000" w:sz="4"/>
+              <w:left w:val="single" w:color="000000" w:sz="4"/>
+              <w:bottom w:val="single" w:color="000000" w:sz="4"/>
+              <w:right w:val="single" w:color="000000" w:sz="4"/>
+            </w:tcBorders>
+            <w:tcMar>
+              <w:top w:type="dxa" w:w="30"/>
+              <w:left w:type="dxa" w:w="70"/>
+              <w:bottom w:type="dxa" w:w="30"/>
+              <w:right w:type="dxa" w:w="70"/>
+            </w:tcMar>
+            <w:vAlign w:val="center"/>
+          </w:tcPr>
+          <w:p>
+            <w:pPr>
+              <w:keepNext/>
               <w:spacing w:after="0" w:before="0" w:line="240" w:lineRule="auto"/>
               <w:jc w:val="left"/>
             </w:pPr>
@@ -15214,23 +15663,24 @@
         </w:tc>
         <w:tc>
           <w:tcPr>
-            <w:tcW w:type="dxa" w:w="1613"/>
-            <w:tcBorders>
-              <w:top w:val="single" w:color="000000" w:sz="4"/>
-              <w:left w:val="single" w:color="000000" w:sz="4"/>
-              <w:bottom w:val="single" w:color="000000" w:sz="4"/>
-              <w:right w:val="single" w:color="000000" w:sz="4"/>
-            </w:tcBorders>
-            <w:tcMar>
-              <w:top w:type="dxa" w:w="30"/>
-              <w:left w:type="dxa" w:w="70"/>
-              <w:bottom w:type="dxa" w:w="30"/>
-              <w:right w:type="dxa" w:w="70"/>
-            </w:tcMar>
-            <w:vAlign w:val="center"/>
-          </w:tcPr>
-          <w:p>
-            <w:pPr>
+            <w:tcW w:type="dxa" w:w="1593"/>
+            <w:tcBorders>
+              <w:top w:val="single" w:color="000000" w:sz="4"/>
+              <w:left w:val="single" w:color="000000" w:sz="4"/>
+              <w:bottom w:val="single" w:color="000000" w:sz="4"/>
+              <w:right w:val="single" w:color="000000" w:sz="4"/>
+            </w:tcBorders>
+            <w:tcMar>
+              <w:top w:type="dxa" w:w="30"/>
+              <w:left w:type="dxa" w:w="70"/>
+              <w:bottom w:type="dxa" w:w="30"/>
+              <w:right w:type="dxa" w:w="70"/>
+            </w:tcMar>
+            <w:vAlign w:val="center"/>
+          </w:tcPr>
+          <w:p>
+            <w:pPr>
+              <w:keepNext/>
               <w:spacing w:after="0" w:before="0" w:line="240" w:lineRule="auto"/>
               <w:jc w:val="left"/>
             </w:pPr>
@@ -15255,6 +15705,7 @@
           </w:tcPr>
           <w:p>
             <w:pPr>
+              <w:keepNext/>
               <w:spacing w:after="0" w:before="0" w:line="240" w:lineRule="auto"/>
               <w:jc w:val="left"/>
             </w:pPr>
@@ -15279,30 +15730,32 @@
           </w:tcPr>
           <w:p>
             <w:pPr>
-              <w:spacing w:after="0" w:before="0" w:line="240" w:lineRule="auto"/>
-              <w:jc w:val="left"/>
-            </w:pPr>
-          </w:p>
-        </w:tc>
-        <w:tc>
-          <w:tcPr>
-            <w:tcW w:type="dxa" w:w="845"/>
-            <w:tcBorders>
-              <w:top w:val="single" w:color="000000" w:sz="4"/>
-              <w:left w:val="single" w:color="000000" w:sz="4"/>
-              <w:bottom w:val="single" w:color="000000" w:sz="4"/>
-              <w:right w:val="single" w:color="000000" w:sz="4"/>
-            </w:tcBorders>
-            <w:tcMar>
-              <w:top w:type="dxa" w:w="30"/>
-              <w:left w:type="dxa" w:w="70"/>
-              <w:bottom w:type="dxa" w:w="30"/>
-              <w:right w:type="dxa" w:w="70"/>
-            </w:tcMar>
-            <w:vAlign w:val="center"/>
-          </w:tcPr>
-          <w:p>
-            <w:pPr>
+              <w:keepNext/>
+              <w:spacing w:after="0" w:before="0" w:line="240" w:lineRule="auto"/>
+              <w:jc w:val="left"/>
+            </w:pPr>
+          </w:p>
+        </w:tc>
+        <w:tc>
+          <w:tcPr>
+            <w:tcW w:type="dxa" w:w="846"/>
+            <w:tcBorders>
+              <w:top w:val="single" w:color="000000" w:sz="4"/>
+              <w:left w:val="single" w:color="000000" w:sz="4"/>
+              <w:bottom w:val="single" w:color="000000" w:sz="4"/>
+              <w:right w:val="single" w:color="000000" w:sz="4"/>
+            </w:tcBorders>
+            <w:tcMar>
+              <w:top w:type="dxa" w:w="30"/>
+              <w:left w:type="dxa" w:w="70"/>
+              <w:bottom w:type="dxa" w:w="30"/>
+              <w:right w:type="dxa" w:w="70"/>
+            </w:tcMar>
+            <w:vAlign w:val="center"/>
+          </w:tcPr>
+          <w:p>
+            <w:pPr>
+              <w:keepNext/>
               <w:spacing w:after="0" w:before="0" w:line="240" w:lineRule="auto"/>
               <w:jc w:val="left"/>
             </w:pPr>
@@ -15333,6 +15786,7 @@
           </w:tcPr>
           <w:p>
             <w:pPr>
+              <w:keepNext w:val="false"/>
               <w:spacing w:after="0" w:before="0" w:line="240" w:lineRule="auto"/>
               <w:jc w:val="left"/>
             </w:pPr>
@@ -15352,23 +15806,24 @@
         </w:tc>
         <w:tc>
           <w:tcPr>
-            <w:tcW w:type="dxa" w:w="1075"/>
-            <w:tcBorders>
-              <w:top w:val="single" w:color="000000" w:sz="4"/>
-              <w:left w:val="single" w:color="000000" w:sz="4"/>
-              <w:bottom w:val="single" w:color="000000" w:sz="4"/>
-              <w:right w:val="single" w:color="000000" w:sz="4"/>
-            </w:tcBorders>
-            <w:tcMar>
-              <w:top w:type="dxa" w:w="30"/>
-              <w:left w:type="dxa" w:w="70"/>
-              <w:bottom w:type="dxa" w:w="30"/>
-              <w:right w:type="dxa" w:w="70"/>
-            </w:tcMar>
-            <w:vAlign w:val="center"/>
-          </w:tcPr>
-          <w:p>
-            <w:pPr>
+            <w:tcW w:type="dxa" w:w="1117"/>
+            <w:tcBorders>
+              <w:top w:val="single" w:color="000000" w:sz="4"/>
+              <w:left w:val="single" w:color="000000" w:sz="4"/>
+              <w:bottom w:val="single" w:color="000000" w:sz="4"/>
+              <w:right w:val="single" w:color="000000" w:sz="4"/>
+            </w:tcBorders>
+            <w:tcMar>
+              <w:top w:type="dxa" w:w="30"/>
+              <w:left w:type="dxa" w:w="70"/>
+              <w:bottom w:type="dxa" w:w="30"/>
+              <w:right w:type="dxa" w:w="70"/>
+            </w:tcMar>
+            <w:vAlign w:val="center"/>
+          </w:tcPr>
+          <w:p>
+            <w:pPr>
+              <w:keepNext w:val="false"/>
               <w:spacing w:after="0" w:before="0" w:line="240" w:lineRule="auto"/>
               <w:jc w:val="left"/>
             </w:pPr>
@@ -15405,6 +15860,7 @@
           </w:tcPr>
           <w:p>
             <w:pPr>
+              <w:keepNext w:val="false"/>
               <w:spacing w:after="0" w:before="0" w:line="240" w:lineRule="auto"/>
               <w:jc w:val="left"/>
             </w:pPr>
@@ -15424,23 +15880,24 @@
         </w:tc>
         <w:tc>
           <w:tcPr>
-            <w:tcW w:type="dxa" w:w="2216"/>
-            <w:tcBorders>
-              <w:top w:val="single" w:color="000000" w:sz="4"/>
-              <w:left w:val="single" w:color="000000" w:sz="4"/>
-              <w:bottom w:val="single" w:color="000000" w:sz="4"/>
-              <w:right w:val="single" w:color="000000" w:sz="4"/>
-            </w:tcBorders>
-            <w:tcMar>
-              <w:top w:type="dxa" w:w="30"/>
-              <w:left w:type="dxa" w:w="70"/>
-              <w:bottom w:type="dxa" w:w="30"/>
-              <w:right w:type="dxa" w:w="70"/>
-            </w:tcMar>
-            <w:vAlign w:val="center"/>
-          </w:tcPr>
-          <w:p>
-            <w:pPr>
+            <w:tcW w:type="dxa" w:w="2193"/>
+            <w:tcBorders>
+              <w:top w:val="single" w:color="000000" w:sz="4"/>
+              <w:left w:val="single" w:color="000000" w:sz="4"/>
+              <w:bottom w:val="single" w:color="000000" w:sz="4"/>
+              <w:right w:val="single" w:color="000000" w:sz="4"/>
+            </w:tcBorders>
+            <w:tcMar>
+              <w:top w:type="dxa" w:w="30"/>
+              <w:left w:type="dxa" w:w="70"/>
+              <w:bottom w:type="dxa" w:w="30"/>
+              <w:right w:type="dxa" w:w="70"/>
+            </w:tcMar>
+            <w:vAlign w:val="center"/>
+          </w:tcPr>
+          <w:p>
+            <w:pPr>
+              <w:keepNext w:val="false"/>
               <w:spacing w:after="0" w:before="0" w:line="240" w:lineRule="auto"/>
               <w:jc w:val="left"/>
             </w:pPr>
@@ -15460,23 +15917,24 @@
         </w:tc>
         <w:tc>
           <w:tcPr>
-            <w:tcW w:type="dxa" w:w="1613"/>
-            <w:tcBorders>
-              <w:top w:val="single" w:color="000000" w:sz="4"/>
-              <w:left w:val="single" w:color="000000" w:sz="4"/>
-              <w:bottom w:val="single" w:color="000000" w:sz="4"/>
-              <w:right w:val="single" w:color="000000" w:sz="4"/>
-            </w:tcBorders>
-            <w:tcMar>
-              <w:top w:type="dxa" w:w="30"/>
-              <w:left w:type="dxa" w:w="70"/>
-              <w:bottom w:type="dxa" w:w="30"/>
-              <w:right w:type="dxa" w:w="70"/>
-            </w:tcMar>
-            <w:vAlign w:val="center"/>
-          </w:tcPr>
-          <w:p>
-            <w:pPr>
+            <w:tcW w:type="dxa" w:w="1593"/>
+            <w:tcBorders>
+              <w:top w:val="single" w:color="000000" w:sz="4"/>
+              <w:left w:val="single" w:color="000000" w:sz="4"/>
+              <w:bottom w:val="single" w:color="000000" w:sz="4"/>
+              <w:right w:val="single" w:color="000000" w:sz="4"/>
+            </w:tcBorders>
+            <w:tcMar>
+              <w:top w:type="dxa" w:w="30"/>
+              <w:left w:type="dxa" w:w="70"/>
+              <w:bottom w:type="dxa" w:w="30"/>
+              <w:right w:type="dxa" w:w="70"/>
+            </w:tcMar>
+            <w:vAlign w:val="center"/>
+          </w:tcPr>
+          <w:p>
+            <w:pPr>
+              <w:keepNext w:val="false"/>
               <w:spacing w:after="0" w:before="0" w:line="240" w:lineRule="auto"/>
               <w:jc w:val="left"/>
             </w:pPr>
@@ -15513,6 +15971,7 @@
           </w:tcPr>
           <w:p>
             <w:pPr>
+              <w:keepNext w:val="false"/>
               <w:spacing w:after="0" w:before="0" w:line="240" w:lineRule="auto"/>
               <w:jc w:val="left"/>
             </w:pPr>
@@ -15537,30 +15996,32 @@
           </w:tcPr>
           <w:p>
             <w:pPr>
-              <w:spacing w:after="0" w:before="0" w:line="240" w:lineRule="auto"/>
-              <w:jc w:val="left"/>
-            </w:pPr>
-          </w:p>
-        </w:tc>
-        <w:tc>
-          <w:tcPr>
-            <w:tcW w:type="dxa" w:w="845"/>
-            <w:tcBorders>
-              <w:top w:val="single" w:color="000000" w:sz="4"/>
-              <w:left w:val="single" w:color="000000" w:sz="4"/>
-              <w:bottom w:val="single" w:color="000000" w:sz="4"/>
-              <w:right w:val="single" w:color="000000" w:sz="4"/>
-            </w:tcBorders>
-            <w:tcMar>
-              <w:top w:type="dxa" w:w="30"/>
-              <w:left w:type="dxa" w:w="70"/>
-              <w:bottom w:type="dxa" w:w="30"/>
-              <w:right w:type="dxa" w:w="70"/>
-            </w:tcMar>
-            <w:vAlign w:val="center"/>
-          </w:tcPr>
-          <w:p>
-            <w:pPr>
+              <w:keepNext w:val="false"/>
+              <w:spacing w:after="0" w:before="0" w:line="240" w:lineRule="auto"/>
+              <w:jc w:val="left"/>
+            </w:pPr>
+          </w:p>
+        </w:tc>
+        <w:tc>
+          <w:tcPr>
+            <w:tcW w:type="dxa" w:w="846"/>
+            <w:tcBorders>
+              <w:top w:val="single" w:color="000000" w:sz="4"/>
+              <w:left w:val="single" w:color="000000" w:sz="4"/>
+              <w:bottom w:val="single" w:color="000000" w:sz="4"/>
+              <w:right w:val="single" w:color="000000" w:sz="4"/>
+            </w:tcBorders>
+            <w:tcMar>
+              <w:top w:type="dxa" w:w="30"/>
+              <w:left w:type="dxa" w:w="70"/>
+              <w:bottom w:type="dxa" w:w="30"/>
+              <w:right w:type="dxa" w:w="70"/>
+            </w:tcMar>
+            <w:vAlign w:val="center"/>
+          </w:tcPr>
+          <w:p>
+            <w:pPr>
+              <w:keepNext w:val="false"/>
               <w:spacing w:after="0" w:before="0" w:line="240" w:lineRule="auto"/>
               <w:jc w:val="left"/>
             </w:pPr>
@@ -15707,6 +16168,7 @@
           </w:tcPr>
           <w:p>
             <w:pPr>
+              <w:keepNext/>
               <w:spacing w:after="0" w:before="0" w:line="240" w:lineRule="auto"/>
               <w:jc w:val="center"/>
             </w:pPr>
@@ -15744,6 +16206,7 @@
           </w:tcPr>
           <w:p>
             <w:pPr>
+              <w:keepNext/>
               <w:spacing w:after="0" w:before="0" w:line="240" w:lineRule="auto"/>
               <w:jc w:val="center"/>
             </w:pPr>
@@ -15781,6 +16244,7 @@
           </w:tcPr>
           <w:p>
             <w:pPr>
+              <w:keepNext/>
               <w:spacing w:after="0" w:before="0" w:line="240" w:lineRule="auto"/>
               <w:jc w:val="center"/>
             </w:pPr>
@@ -15818,6 +16282,7 @@
           </w:tcPr>
           <w:p>
             <w:pPr>
+              <w:keepNext/>
               <w:spacing w:after="0" w:before="0" w:line="240" w:lineRule="auto"/>
               <w:jc w:val="center"/>
             </w:pPr>
@@ -15855,6 +16320,7 @@
           </w:tcPr>
           <w:p>
             <w:pPr>
+              <w:keepNext/>
               <w:spacing w:after="0" w:before="0" w:line="240" w:lineRule="auto"/>
               <w:jc w:val="center"/>
             </w:pPr>
@@ -15892,6 +16358,7 @@
           </w:tcPr>
           <w:p>
             <w:pPr>
+              <w:keepNext/>
               <w:spacing w:after="0" w:before="0" w:line="240" w:lineRule="auto"/>
               <w:jc w:val="center"/>
             </w:pPr>
@@ -15929,6 +16396,7 @@
           </w:tcPr>
           <w:p>
             <w:pPr>
+              <w:keepNext/>
               <w:spacing w:after="0" w:before="0" w:line="240" w:lineRule="auto"/>
               <w:jc w:val="center"/>
             </w:pPr>
@@ -15971,6 +16439,7 @@
           </w:tcPr>
           <w:p>
             <w:pPr>
+              <w:keepNext/>
               <w:spacing w:after="0" w:before="0" w:line="240" w:lineRule="auto"/>
               <w:jc w:val="left"/>
             </w:pPr>
@@ -16007,6 +16476,7 @@
           </w:tcPr>
           <w:p>
             <w:pPr>
+              <w:keepNext/>
               <w:spacing w:after="0" w:before="0" w:line="240" w:lineRule="auto"/>
               <w:jc w:val="left"/>
             </w:pPr>
@@ -16067,6 +16537,7 @@
           </w:tcPr>
           <w:p>
             <w:pPr>
+              <w:keepNext/>
               <w:spacing w:after="0" w:before="0" w:line="240" w:lineRule="auto"/>
               <w:jc w:val="left"/>
             </w:pPr>
@@ -16103,6 +16574,7 @@
           </w:tcPr>
           <w:p>
             <w:pPr>
+              <w:keepNext/>
               <w:spacing w:after="0" w:before="0" w:line="240" w:lineRule="auto"/>
               <w:jc w:val="left"/>
             </w:pPr>
@@ -16139,6 +16611,7 @@
           </w:tcPr>
           <w:p>
             <w:pPr>
+              <w:keepNext/>
               <w:spacing w:after="0" w:before="0" w:line="240" w:lineRule="auto"/>
               <w:jc w:val="left"/>
             </w:pPr>
@@ -16163,6 +16636,7 @@
           </w:tcPr>
           <w:p>
             <w:pPr>
+              <w:keepNext/>
               <w:spacing w:after="0" w:before="0" w:line="240" w:lineRule="auto"/>
               <w:jc w:val="left"/>
             </w:pPr>
@@ -16187,6 +16661,7 @@
           </w:tcPr>
           <w:p>
             <w:pPr>
+              <w:keepNext/>
               <w:spacing w:after="0" w:before="0" w:line="240" w:lineRule="auto"/>
               <w:jc w:val="left"/>
             </w:pPr>
@@ -16217,6 +16692,7 @@
           </w:tcPr>
           <w:p>
             <w:pPr>
+              <w:keepNext/>
               <w:spacing w:after="0" w:before="0" w:line="240" w:lineRule="auto"/>
               <w:jc w:val="left"/>
             </w:pPr>
@@ -16253,6 +16729,7 @@
           </w:tcPr>
           <w:p>
             <w:pPr>
+              <w:keepNext/>
               <w:spacing w:after="0" w:before="0" w:line="240" w:lineRule="auto"/>
               <w:jc w:val="left"/>
             </w:pPr>
@@ -16313,6 +16790,7 @@
           </w:tcPr>
           <w:p>
             <w:pPr>
+              <w:keepNext/>
               <w:spacing w:after="0" w:before="0" w:line="240" w:lineRule="auto"/>
               <w:jc w:val="left"/>
             </w:pPr>
@@ -16349,6 +16827,7 @@
           </w:tcPr>
           <w:p>
             <w:pPr>
+              <w:keepNext/>
               <w:spacing w:after="0" w:before="0" w:line="240" w:lineRule="auto"/>
               <w:jc w:val="left"/>
             </w:pPr>
@@ -16373,6 +16852,7 @@
           </w:tcPr>
           <w:p>
             <w:pPr>
+              <w:keepNext/>
               <w:spacing w:after="0" w:before="0" w:line="240" w:lineRule="auto"/>
               <w:jc w:val="left"/>
             </w:pPr>
@@ -16397,6 +16877,7 @@
           </w:tcPr>
           <w:p>
             <w:pPr>
+              <w:keepNext/>
               <w:spacing w:after="0" w:before="0" w:line="240" w:lineRule="auto"/>
               <w:jc w:val="left"/>
             </w:pPr>
@@ -16421,6 +16902,7 @@
           </w:tcPr>
           <w:p>
             <w:pPr>
+              <w:keepNext/>
               <w:spacing w:after="0" w:before="0" w:line="240" w:lineRule="auto"/>
               <w:jc w:val="left"/>
             </w:pPr>
@@ -16451,6 +16933,7 @@
           </w:tcPr>
           <w:p>
             <w:pPr>
+              <w:keepNext w:val="false"/>
               <w:spacing w:after="0" w:before="0" w:line="240" w:lineRule="auto"/>
               <w:jc w:val="left"/>
             </w:pPr>
@@ -16487,6 +16970,7 @@
           </w:tcPr>
           <w:p>
             <w:pPr>
+              <w:keepNext w:val="false"/>
               <w:spacing w:after="0" w:before="0" w:line="240" w:lineRule="auto"/>
               <w:jc w:val="left"/>
             </w:pPr>
@@ -16535,6 +17019,7 @@
           </w:tcPr>
           <w:p>
             <w:pPr>
+              <w:keepNext w:val="false"/>
               <w:spacing w:after="0" w:before="0" w:line="240" w:lineRule="auto"/>
               <w:jc w:val="left"/>
             </w:pPr>
@@ -16571,6 +17056,7 @@
           </w:tcPr>
           <w:p>
             <w:pPr>
+              <w:keepNext w:val="false"/>
               <w:spacing w:after="0" w:before="0" w:line="240" w:lineRule="auto"/>
               <w:jc w:val="left"/>
             </w:pPr>
@@ -16595,6 +17081,7 @@
           </w:tcPr>
           <w:p>
             <w:pPr>
+              <w:keepNext w:val="false"/>
               <w:spacing w:after="0" w:before="0" w:line="240" w:lineRule="auto"/>
               <w:jc w:val="left"/>
             </w:pPr>
@@ -16619,6 +17106,7 @@
           </w:tcPr>
           <w:p>
             <w:pPr>
+              <w:keepNext w:val="false"/>
               <w:spacing w:after="0" w:before="0" w:line="240" w:lineRule="auto"/>
               <w:jc w:val="left"/>
             </w:pPr>
@@ -16643,6 +17131,7 @@
           </w:tcPr>
           <w:p>
             <w:pPr>
+              <w:keepNext w:val="false"/>
               <w:spacing w:after="0" w:before="0" w:line="240" w:lineRule="auto"/>
               <w:jc w:val="left"/>
             </w:pPr>
@@ -16723,6 +17212,7 @@
           </w:tcPr>
           <w:p>
             <w:pPr>
+              <w:keepNext/>
               <w:spacing w:after="0" w:before="0" w:line="240" w:lineRule="auto"/>
               <w:jc w:val="center"/>
             </w:pPr>
@@ -16760,6 +17250,7 @@
           </w:tcPr>
           <w:p>
             <w:pPr>
+              <w:keepNext/>
               <w:spacing w:after="0" w:before="0" w:line="240" w:lineRule="auto"/>
               <w:jc w:val="center"/>
             </w:pPr>
@@ -16797,6 +17288,7 @@
           </w:tcPr>
           <w:p>
             <w:pPr>
+              <w:keepNext/>
               <w:spacing w:after="0" w:before="0" w:line="240" w:lineRule="auto"/>
               <w:jc w:val="center"/>
             </w:pPr>
@@ -16834,6 +17326,7 @@
           </w:tcPr>
           <w:p>
             <w:pPr>
+              <w:keepNext/>
               <w:spacing w:after="0" w:before="0" w:line="240" w:lineRule="auto"/>
               <w:jc w:val="center"/>
             </w:pPr>
@@ -16871,6 +17364,7 @@
           </w:tcPr>
           <w:p>
             <w:pPr>
+              <w:keepNext/>
               <w:spacing w:after="0" w:before="0" w:line="240" w:lineRule="auto"/>
               <w:jc w:val="center"/>
             </w:pPr>
@@ -16908,6 +17402,7 @@
           </w:tcPr>
           <w:p>
             <w:pPr>
+              <w:keepNext/>
               <w:spacing w:after="0" w:before="0" w:line="240" w:lineRule="auto"/>
               <w:jc w:val="center"/>
             </w:pPr>
@@ -16945,6 +17440,7 @@
           </w:tcPr>
           <w:p>
             <w:pPr>
+              <w:keepNext/>
               <w:spacing w:after="0" w:before="0" w:line="240" w:lineRule="auto"/>
               <w:jc w:val="center"/>
             </w:pPr>
@@ -16987,6 +17483,7 @@
           </w:tcPr>
           <w:p>
             <w:pPr>
+              <w:keepNext/>
               <w:spacing w:after="0" w:before="0" w:line="240" w:lineRule="auto"/>
               <w:jc w:val="left"/>
             </w:pPr>
@@ -17023,6 +17520,7 @@
           </w:tcPr>
           <w:p>
             <w:pPr>
+              <w:keepNext/>
               <w:spacing w:after="0" w:before="0" w:line="240" w:lineRule="auto"/>
               <w:jc w:val="left"/>
             </w:pPr>
@@ -17083,6 +17581,7 @@
           </w:tcPr>
           <w:p>
             <w:pPr>
+              <w:keepNext/>
               <w:spacing w:after="0" w:before="0" w:line="240" w:lineRule="auto"/>
               <w:jc w:val="left"/>
             </w:pPr>
@@ -17119,6 +17618,7 @@
           </w:tcPr>
           <w:p>
             <w:pPr>
+              <w:keepNext/>
               <w:spacing w:after="0" w:before="0" w:line="240" w:lineRule="auto"/>
               <w:jc w:val="left"/>
             </w:pPr>
@@ -17143,6 +17643,7 @@
           </w:tcPr>
           <w:p>
             <w:pPr>
+              <w:keepNext/>
               <w:spacing w:after="0" w:before="0" w:line="240" w:lineRule="auto"/>
               <w:jc w:val="left"/>
             </w:pPr>
@@ -17167,6 +17668,7 @@
           </w:tcPr>
           <w:p>
             <w:pPr>
+              <w:keepNext/>
               <w:spacing w:after="0" w:before="0" w:line="240" w:lineRule="auto"/>
               <w:jc w:val="left"/>
             </w:pPr>
@@ -17191,6 +17693,7 @@
           </w:tcPr>
           <w:p>
             <w:pPr>
+              <w:keepNext/>
               <w:spacing w:after="0" w:before="0" w:line="240" w:lineRule="auto"/>
               <w:jc w:val="left"/>
             </w:pPr>
@@ -17221,6 +17724,7 @@
           </w:tcPr>
           <w:p>
             <w:pPr>
+              <w:keepNext/>
               <w:spacing w:after="0" w:before="0" w:line="240" w:lineRule="auto"/>
               <w:jc w:val="left"/>
             </w:pPr>
@@ -17257,6 +17761,7 @@
           </w:tcPr>
           <w:p>
             <w:pPr>
+              <w:keepNext/>
               <w:spacing w:after="0" w:before="0" w:line="240" w:lineRule="auto"/>
               <w:jc w:val="left"/>
             </w:pPr>
@@ -17317,6 +17822,7 @@
           </w:tcPr>
           <w:p>
             <w:pPr>
+              <w:keepNext/>
               <w:spacing w:after="0" w:before="0" w:line="240" w:lineRule="auto"/>
               <w:jc w:val="left"/>
             </w:pPr>
@@ -17353,6 +17859,7 @@
           </w:tcPr>
           <w:p>
             <w:pPr>
+              <w:keepNext/>
               <w:spacing w:after="0" w:before="0" w:line="240" w:lineRule="auto"/>
               <w:jc w:val="left"/>
             </w:pPr>
@@ -17377,6 +17884,7 @@
           </w:tcPr>
           <w:p>
             <w:pPr>
+              <w:keepNext/>
               <w:spacing w:after="0" w:before="0" w:line="240" w:lineRule="auto"/>
               <w:jc w:val="left"/>
             </w:pPr>
@@ -17401,6 +17909,7 @@
           </w:tcPr>
           <w:p>
             <w:pPr>
+              <w:keepNext/>
               <w:spacing w:after="0" w:before="0" w:line="240" w:lineRule="auto"/>
               <w:jc w:val="left"/>
             </w:pPr>
@@ -17425,6 +17934,7 @@
           </w:tcPr>
           <w:p>
             <w:pPr>
+              <w:keepNext/>
               <w:spacing w:after="0" w:before="0" w:line="240" w:lineRule="auto"/>
               <w:jc w:val="left"/>
             </w:pPr>
@@ -17455,6 +17965,7 @@
           </w:tcPr>
           <w:p>
             <w:pPr>
+              <w:keepNext/>
               <w:spacing w:after="0" w:before="0" w:line="240" w:lineRule="auto"/>
               <w:jc w:val="left"/>
             </w:pPr>
@@ -17491,6 +18002,7 @@
           </w:tcPr>
           <w:p>
             <w:pPr>
+              <w:keepNext/>
               <w:spacing w:after="0" w:before="0" w:line="240" w:lineRule="auto"/>
               <w:jc w:val="left"/>
             </w:pPr>
@@ -17539,6 +18051,7 @@
           </w:tcPr>
           <w:p>
             <w:pPr>
+              <w:keepNext/>
               <w:spacing w:after="0" w:before="0" w:line="240" w:lineRule="auto"/>
               <w:jc w:val="left"/>
             </w:pPr>
@@ -17575,6 +18088,7 @@
           </w:tcPr>
           <w:p>
             <w:pPr>
+              <w:keepNext/>
               <w:spacing w:after="0" w:before="0" w:line="240" w:lineRule="auto"/>
               <w:jc w:val="left"/>
             </w:pPr>
@@ -17599,6 +18113,7 @@
           </w:tcPr>
           <w:p>
             <w:pPr>
+              <w:keepNext/>
               <w:spacing w:after="0" w:before="0" w:line="240" w:lineRule="auto"/>
               <w:jc w:val="left"/>
             </w:pPr>
@@ -17623,6 +18138,7 @@
           </w:tcPr>
           <w:p>
             <w:pPr>
+              <w:keepNext/>
               <w:spacing w:after="0" w:before="0" w:line="240" w:lineRule="auto"/>
               <w:jc w:val="left"/>
             </w:pPr>
@@ -17647,6 +18163,7 @@
           </w:tcPr>
           <w:p>
             <w:pPr>
+              <w:keepNext/>
               <w:spacing w:after="0" w:before="0" w:line="240" w:lineRule="auto"/>
               <w:jc w:val="left"/>
             </w:pPr>
@@ -17677,6 +18194,7 @@
           </w:tcPr>
           <w:p>
             <w:pPr>
+              <w:keepNext/>
               <w:spacing w:after="0" w:before="0" w:line="240" w:lineRule="auto"/>
               <w:jc w:val="left"/>
             </w:pPr>
@@ -17713,6 +18231,7 @@
           </w:tcPr>
           <w:p>
             <w:pPr>
+              <w:keepNext/>
               <w:spacing w:after="0" w:before="0" w:line="240" w:lineRule="auto"/>
               <w:jc w:val="left"/>
             </w:pPr>
@@ -17761,6 +18280,7 @@
           </w:tcPr>
           <w:p>
             <w:pPr>
+              <w:keepNext/>
               <w:spacing w:after="0" w:before="0" w:line="240" w:lineRule="auto"/>
               <w:jc w:val="left"/>
             </w:pPr>
@@ -17797,6 +18317,7 @@
           </w:tcPr>
           <w:p>
             <w:pPr>
+              <w:keepNext/>
               <w:spacing w:after="0" w:before="0" w:line="240" w:lineRule="auto"/>
               <w:jc w:val="left"/>
             </w:pPr>
@@ -17821,6 +18342,7 @@
           </w:tcPr>
           <w:p>
             <w:pPr>
+              <w:keepNext/>
               <w:spacing w:after="0" w:before="0" w:line="240" w:lineRule="auto"/>
               <w:jc w:val="left"/>
             </w:pPr>
@@ -17845,6 +18367,7 @@
           </w:tcPr>
           <w:p>
             <w:pPr>
+              <w:keepNext/>
               <w:spacing w:after="0" w:before="0" w:line="240" w:lineRule="auto"/>
               <w:jc w:val="left"/>
             </w:pPr>
@@ -17869,6 +18392,7 @@
           </w:tcPr>
           <w:p>
             <w:pPr>
+              <w:keepNext/>
               <w:spacing w:after="0" w:before="0" w:line="240" w:lineRule="auto"/>
               <w:jc w:val="left"/>
             </w:pPr>
@@ -17899,6 +18423,7 @@
           </w:tcPr>
           <w:p>
             <w:pPr>
+              <w:keepNext w:val="false"/>
               <w:spacing w:after="0" w:before="0" w:line="240" w:lineRule="auto"/>
               <w:jc w:val="left"/>
             </w:pPr>
@@ -17935,6 +18460,7 @@
           </w:tcPr>
           <w:p>
             <w:pPr>
+              <w:keepNext w:val="false"/>
               <w:spacing w:after="0" w:before="0" w:line="240" w:lineRule="auto"/>
               <w:jc w:val="left"/>
             </w:pPr>
@@ -17971,6 +18497,7 @@
           </w:tcPr>
           <w:p>
             <w:pPr>
+              <w:keepNext w:val="false"/>
               <w:spacing w:after="0" w:before="0" w:line="240" w:lineRule="auto"/>
               <w:jc w:val="left"/>
             </w:pPr>
@@ -18007,6 +18534,7 @@
           </w:tcPr>
           <w:p>
             <w:pPr>
+              <w:keepNext w:val="false"/>
               <w:spacing w:after="0" w:before="0" w:line="240" w:lineRule="auto"/>
               <w:jc w:val="left"/>
             </w:pPr>
@@ -18031,6 +18559,7 @@
           </w:tcPr>
           <w:p>
             <w:pPr>
+              <w:keepNext w:val="false"/>
               <w:spacing w:after="0" w:before="0" w:line="240" w:lineRule="auto"/>
               <w:jc w:val="left"/>
             </w:pPr>
@@ -18055,6 +18584,7 @@
           </w:tcPr>
           <w:p>
             <w:pPr>
+              <w:keepNext w:val="false"/>
               <w:spacing w:after="0" w:before="0" w:line="240" w:lineRule="auto"/>
               <w:jc w:val="left"/>
             </w:pPr>
@@ -18079,6 +18609,7 @@
           </w:tcPr>
           <w:p>
             <w:pPr>
+              <w:keepNext w:val="false"/>
               <w:spacing w:after="0" w:before="0" w:line="240" w:lineRule="auto"/>
               <w:jc w:val="left"/>
             </w:pPr>
@@ -18196,6 +18727,7 @@
           </w:tcPr>
           <w:p>
             <w:pPr>
+              <w:keepNext w:val="false"/>
               <w:spacing w:after="0" w:before="0" w:line="240" w:lineRule="auto"/>
               <w:jc w:val="center"/>
             </w:pPr>
@@ -18233,6 +18765,7 @@
           </w:tcPr>
           <w:p>
             <w:pPr>
+              <w:keepNext w:val="false"/>
               <w:spacing w:after="0" w:before="0" w:line="240" w:lineRule="auto"/>
               <w:jc w:val="center"/>
             </w:pPr>
@@ -18270,6 +18803,7 @@
           </w:tcPr>
           <w:p>
             <w:pPr>
+              <w:keepNext w:val="false"/>
               <w:spacing w:after="0" w:before="0" w:line="240" w:lineRule="auto"/>
               <w:jc w:val="center"/>
             </w:pPr>
@@ -18307,6 +18841,7 @@
           </w:tcPr>
           <w:p>
             <w:pPr>
+              <w:keepNext w:val="false"/>
               <w:spacing w:after="0" w:before="0" w:line="240" w:lineRule="auto"/>
               <w:jc w:val="center"/>
             </w:pPr>
@@ -18344,6 +18879,7 @@
           </w:tcPr>
           <w:p>
             <w:pPr>
+              <w:keepNext w:val="false"/>
               <w:spacing w:after="0" w:before="0" w:line="240" w:lineRule="auto"/>
               <w:jc w:val="center"/>
             </w:pPr>
@@ -18381,6 +18917,7 @@
           </w:tcPr>
           <w:p>
             <w:pPr>
+              <w:keepNext w:val="false"/>
               <w:spacing w:after="0" w:before="0" w:line="240" w:lineRule="auto"/>
               <w:jc w:val="center"/>
             </w:pPr>
@@ -18423,6 +18960,7 @@
           </w:tcPr>
           <w:p>
             <w:pPr>
+              <w:keepNext w:val="false"/>
               <w:spacing w:after="0" w:before="0" w:line="240" w:lineRule="auto"/>
               <w:jc w:val="left"/>
             </w:pPr>
@@ -18459,6 +18997,7 @@
           </w:tcPr>
           <w:p>
             <w:pPr>
+              <w:keepNext w:val="false"/>
               <w:spacing w:after="0" w:before="0" w:line="240" w:lineRule="auto"/>
               <w:jc w:val="left"/>
             </w:pPr>
@@ -18495,6 +19034,7 @@
           </w:tcPr>
           <w:p>
             <w:pPr>
+              <w:keepNext w:val="false"/>
               <w:spacing w:after="0" w:before="0" w:line="240" w:lineRule="auto"/>
               <w:jc w:val="left"/>
             </w:pPr>
@@ -18531,6 +19071,7 @@
           </w:tcPr>
           <w:p>
             <w:pPr>
+              <w:keepNext w:val="false"/>
               <w:spacing w:after="0" w:before="0" w:line="240" w:lineRule="auto"/>
               <w:jc w:val="left"/>
             </w:pPr>
@@ -18567,6 +19108,7 @@
           </w:tcPr>
           <w:p>
             <w:pPr>
+              <w:keepNext w:val="false"/>
               <w:spacing w:after="0" w:before="0" w:line="240" w:lineRule="auto"/>
               <w:jc w:val="left"/>
             </w:pPr>
@@ -18603,6 +19145,7 @@
           </w:tcPr>
           <w:p>
             <w:pPr>
+              <w:keepNext w:val="false"/>
               <w:spacing w:after="0" w:before="0" w:line="240" w:lineRule="auto"/>
               <w:jc w:val="left"/>
             </w:pPr>
@@ -18645,6 +19188,7 @@
           </w:tcPr>
           <w:p>
             <w:pPr>
+              <w:keepNext w:val="false"/>
               <w:spacing w:after="0" w:before="0" w:line="240" w:lineRule="auto"/>
               <w:jc w:val="left"/>
             </w:pPr>
@@ -18681,6 +19225,7 @@
           </w:tcPr>
           <w:p>
             <w:pPr>
+              <w:keepNext w:val="false"/>
               <w:spacing w:after="0" w:before="0" w:line="240" w:lineRule="auto"/>
               <w:jc w:val="left"/>
             </w:pPr>
@@ -18717,6 +19262,7 @@
           </w:tcPr>
           <w:p>
             <w:pPr>
+              <w:keepNext w:val="false"/>
               <w:spacing w:after="0" w:before="0" w:line="240" w:lineRule="auto"/>
               <w:jc w:val="left"/>
             </w:pPr>
@@ -18753,6 +19299,7 @@
           </w:tcPr>
           <w:p>
             <w:pPr>
+              <w:keepNext w:val="false"/>
               <w:spacing w:after="0" w:before="0" w:line="240" w:lineRule="auto"/>
               <w:jc w:val="left"/>
             </w:pPr>
@@ -18789,6 +19336,7 @@
           </w:tcPr>
           <w:p>
             <w:pPr>
+              <w:keepNext w:val="false"/>
               <w:spacing w:after="0" w:before="0" w:line="240" w:lineRule="auto"/>
               <w:jc w:val="left"/>
             </w:pPr>
@@ -18825,6 +19373,7 @@
           </w:tcPr>
           <w:p>
             <w:pPr>
+              <w:keepNext w:val="false"/>
               <w:spacing w:after="0" w:before="0" w:line="240" w:lineRule="auto"/>
               <w:jc w:val="left"/>
             </w:pPr>
@@ -18867,6 +19416,7 @@
           </w:tcPr>
           <w:p>
             <w:pPr>
+              <w:keepNext w:val="false"/>
               <w:spacing w:after="0" w:before="0" w:line="240" w:lineRule="auto"/>
               <w:jc w:val="left"/>
             </w:pPr>
@@ -18903,6 +19453,7 @@
           </w:tcPr>
           <w:p>
             <w:pPr>
+              <w:keepNext w:val="false"/>
               <w:spacing w:after="0" w:before="0" w:line="240" w:lineRule="auto"/>
               <w:jc w:val="left"/>
             </w:pPr>
@@ -18939,6 +19490,7 @@
           </w:tcPr>
           <w:p>
             <w:pPr>
+              <w:keepNext w:val="false"/>
               <w:spacing w:after="0" w:before="0" w:line="240" w:lineRule="auto"/>
               <w:jc w:val="left"/>
             </w:pPr>
@@ -18975,6 +19527,7 @@
           </w:tcPr>
           <w:p>
             <w:pPr>
+              <w:keepNext w:val="false"/>
               <w:spacing w:after="0" w:before="0" w:line="240" w:lineRule="auto"/>
               <w:jc w:val="left"/>
             </w:pPr>
@@ -19011,6 +19564,7 @@
           </w:tcPr>
           <w:p>
             <w:pPr>
+              <w:keepNext w:val="false"/>
               <w:spacing w:after="0" w:before="0" w:line="240" w:lineRule="auto"/>
               <w:jc w:val="left"/>
             </w:pPr>
@@ -19047,6 +19601,7 @@
           </w:tcPr>
           <w:p>
             <w:pPr>
+              <w:keepNext w:val="false"/>
               <w:spacing w:after="0" w:before="0" w:line="240" w:lineRule="auto"/>
               <w:jc w:val="left"/>
             </w:pPr>
@@ -19089,6 +19644,7 @@
           </w:tcPr>
           <w:p>
             <w:pPr>
+              <w:keepNext w:val="false"/>
               <w:spacing w:after="0" w:before="0" w:line="240" w:lineRule="auto"/>
               <w:jc w:val="left"/>
             </w:pPr>
@@ -19125,6 +19681,7 @@
           </w:tcPr>
           <w:p>
             <w:pPr>
+              <w:keepNext w:val="false"/>
               <w:spacing w:after="0" w:before="0" w:line="240" w:lineRule="auto"/>
               <w:jc w:val="left"/>
             </w:pPr>
@@ -19161,6 +19718,7 @@
           </w:tcPr>
           <w:p>
             <w:pPr>
+              <w:keepNext w:val="false"/>
               <w:spacing w:after="0" w:before="0" w:line="240" w:lineRule="auto"/>
               <w:jc w:val="left"/>
             </w:pPr>
@@ -19197,6 +19755,7 @@
           </w:tcPr>
           <w:p>
             <w:pPr>
+              <w:keepNext w:val="false"/>
               <w:spacing w:after="0" w:before="0" w:line="240" w:lineRule="auto"/>
               <w:jc w:val="left"/>
             </w:pPr>
@@ -19233,6 +19792,7 @@
           </w:tcPr>
           <w:p>
             <w:pPr>
+              <w:keepNext w:val="false"/>
               <w:spacing w:after="0" w:before="0" w:line="240" w:lineRule="auto"/>
               <w:jc w:val="left"/>
             </w:pPr>
@@ -19269,6 +19829,7 @@
           </w:tcPr>
           <w:p>
             <w:pPr>
+              <w:keepNext w:val="false"/>
               <w:spacing w:after="0" w:before="0" w:line="240" w:lineRule="auto"/>
               <w:jc w:val="left"/>
             </w:pPr>
@@ -19311,6 +19872,7 @@
           </w:tcPr>
           <w:p>
             <w:pPr>
+              <w:keepNext w:val="false"/>
               <w:spacing w:after="0" w:before="0" w:line="240" w:lineRule="auto"/>
               <w:jc w:val="left"/>
             </w:pPr>
@@ -19347,6 +19909,7 @@
           </w:tcPr>
           <w:p>
             <w:pPr>
+              <w:keepNext w:val="false"/>
               <w:spacing w:after="0" w:before="0" w:line="240" w:lineRule="auto"/>
               <w:jc w:val="left"/>
             </w:pPr>
@@ -19383,6 +19946,7 @@
           </w:tcPr>
           <w:p>
             <w:pPr>
+              <w:keepNext w:val="false"/>
               <w:spacing w:after="0" w:before="0" w:line="240" w:lineRule="auto"/>
               <w:jc w:val="left"/>
             </w:pPr>
@@ -19419,6 +19983,7 @@
           </w:tcPr>
           <w:p>
             <w:pPr>
+              <w:keepNext w:val="false"/>
               <w:spacing w:after="0" w:before="0" w:line="240" w:lineRule="auto"/>
               <w:jc w:val="left"/>
             </w:pPr>
@@ -19455,6 +20020,7 @@
           </w:tcPr>
           <w:p>
             <w:pPr>
+              <w:keepNext w:val="false"/>
               <w:spacing w:after="0" w:before="0" w:line="240" w:lineRule="auto"/>
               <w:jc w:val="left"/>
             </w:pPr>
@@ -19491,6 +20057,7 @@
           </w:tcPr>
           <w:p>
             <w:pPr>
+              <w:keepNext w:val="false"/>
               <w:spacing w:after="0" w:before="0" w:line="240" w:lineRule="auto"/>
               <w:jc w:val="left"/>
             </w:pPr>
@@ -19533,6 +20100,7 @@
           </w:tcPr>
           <w:p>
             <w:pPr>
+              <w:keepNext w:val="false"/>
               <w:spacing w:after="0" w:before="0" w:line="240" w:lineRule="auto"/>
               <w:jc w:val="left"/>
             </w:pPr>
@@ -19569,6 +20137,7 @@
           </w:tcPr>
           <w:p>
             <w:pPr>
+              <w:keepNext w:val="false"/>
               <w:spacing w:after="0" w:before="0" w:line="240" w:lineRule="auto"/>
               <w:jc w:val="left"/>
             </w:pPr>
@@ -19605,6 +20174,7 @@
           </w:tcPr>
           <w:p>
             <w:pPr>
+              <w:keepNext w:val="false"/>
               <w:spacing w:after="0" w:before="0" w:line="240" w:lineRule="auto"/>
               <w:jc w:val="left"/>
             </w:pPr>
@@ -19641,6 +20211,7 @@
           </w:tcPr>
           <w:p>
             <w:pPr>
+              <w:keepNext w:val="false"/>
               <w:spacing w:after="0" w:before="0" w:line="240" w:lineRule="auto"/>
               <w:jc w:val="left"/>
             </w:pPr>
@@ -19677,6 +20248,7 @@
           </w:tcPr>
           <w:p>
             <w:pPr>
+              <w:keepNext w:val="false"/>
               <w:spacing w:after="0" w:before="0" w:line="240" w:lineRule="auto"/>
               <w:jc w:val="left"/>
             </w:pPr>
@@ -19713,6 +20285,7 @@
           </w:tcPr>
           <w:p>
             <w:pPr>
+              <w:keepNext w:val="false"/>
               <w:spacing w:after="0" w:before="0" w:line="240" w:lineRule="auto"/>
               <w:jc w:val="left"/>
             </w:pPr>
@@ -19755,6 +20328,7 @@
           </w:tcPr>
           <w:p>
             <w:pPr>
+              <w:keepNext w:val="false"/>
               <w:spacing w:after="0" w:before="0" w:line="240" w:lineRule="auto"/>
               <w:jc w:val="left"/>
             </w:pPr>
@@ -19791,6 +20365,7 @@
           </w:tcPr>
           <w:p>
             <w:pPr>
+              <w:keepNext w:val="false"/>
               <w:spacing w:after="0" w:before="0" w:line="240" w:lineRule="auto"/>
               <w:jc w:val="left"/>
             </w:pPr>
@@ -19827,6 +20402,7 @@
           </w:tcPr>
           <w:p>
             <w:pPr>
+              <w:keepNext w:val="false"/>
               <w:spacing w:after="0" w:before="0" w:line="240" w:lineRule="auto"/>
               <w:jc w:val="left"/>
             </w:pPr>
@@ -19863,6 +20439,7 @@
           </w:tcPr>
           <w:p>
             <w:pPr>
+              <w:keepNext w:val="false"/>
               <w:spacing w:after="0" w:before="0" w:line="240" w:lineRule="auto"/>
               <w:jc w:val="left"/>
             </w:pPr>
@@ -19899,6 +20476,7 @@
           </w:tcPr>
           <w:p>
             <w:pPr>
+              <w:keepNext w:val="false"/>
               <w:spacing w:after="0" w:before="0" w:line="240" w:lineRule="auto"/>
               <w:jc w:val="left"/>
             </w:pPr>
@@ -19935,6 +20513,7 @@
           </w:tcPr>
           <w:p>
             <w:pPr>
+              <w:keepNext w:val="false"/>
               <w:spacing w:after="0" w:before="0" w:line="240" w:lineRule="auto"/>
               <w:jc w:val="left"/>
             </w:pPr>
@@ -19977,6 +20556,7 @@
           </w:tcPr>
           <w:p>
             <w:pPr>
+              <w:keepNext w:val="false"/>
               <w:spacing w:after="0" w:before="0" w:line="240" w:lineRule="auto"/>
               <w:jc w:val="left"/>
             </w:pPr>
@@ -20013,6 +20593,7 @@
           </w:tcPr>
           <w:p>
             <w:pPr>
+              <w:keepNext w:val="false"/>
               <w:spacing w:after="0" w:before="0" w:line="240" w:lineRule="auto"/>
               <w:jc w:val="left"/>
             </w:pPr>
@@ -20049,6 +20630,7 @@
           </w:tcPr>
           <w:p>
             <w:pPr>
+              <w:keepNext w:val="false"/>
               <w:spacing w:after="0" w:before="0" w:line="240" w:lineRule="auto"/>
               <w:jc w:val="left"/>
             </w:pPr>
@@ -20085,6 +20667,7 @@
           </w:tcPr>
           <w:p>
             <w:pPr>
+              <w:keepNext w:val="false"/>
               <w:spacing w:after="0" w:before="0" w:line="240" w:lineRule="auto"/>
               <w:jc w:val="left"/>
             </w:pPr>
@@ -20121,6 +20704,7 @@
           </w:tcPr>
           <w:p>
             <w:pPr>
+              <w:keepNext w:val="false"/>
               <w:spacing w:after="0" w:before="0" w:line="240" w:lineRule="auto"/>
               <w:jc w:val="left"/>
             </w:pPr>
@@ -20157,6 +20741,7 @@
           </w:tcPr>
           <w:p>
             <w:pPr>
+              <w:keepNext w:val="false"/>
               <w:spacing w:after="0" w:before="0" w:line="240" w:lineRule="auto"/>
               <w:jc w:val="left"/>
             </w:pPr>
@@ -20199,6 +20784,7 @@
           </w:tcPr>
           <w:p>
             <w:pPr>
+              <w:keepNext w:val="false"/>
               <w:spacing w:after="0" w:before="0" w:line="240" w:lineRule="auto"/>
               <w:jc w:val="left"/>
             </w:pPr>
@@ -20235,6 +20821,7 @@
           </w:tcPr>
           <w:p>
             <w:pPr>
+              <w:keepNext w:val="false"/>
               <w:spacing w:after="0" w:before="0" w:line="240" w:lineRule="auto"/>
               <w:jc w:val="left"/>
             </w:pPr>
@@ -20271,6 +20858,7 @@
           </w:tcPr>
           <w:p>
             <w:pPr>
+              <w:keepNext w:val="false"/>
               <w:spacing w:after="0" w:before="0" w:line="240" w:lineRule="auto"/>
               <w:jc w:val="left"/>
             </w:pPr>
@@ -20307,6 +20895,7 @@
           </w:tcPr>
           <w:p>
             <w:pPr>
+              <w:keepNext w:val="false"/>
               <w:spacing w:after="0" w:before="0" w:line="240" w:lineRule="auto"/>
               <w:jc w:val="left"/>
             </w:pPr>
@@ -20343,6 +20932,7 @@
           </w:tcPr>
           <w:p>
             <w:pPr>
+              <w:keepNext w:val="false"/>
               <w:spacing w:after="0" w:before="0" w:line="240" w:lineRule="auto"/>
               <w:jc w:val="left"/>
             </w:pPr>
@@ -20379,6 +20969,7 @@
           </w:tcPr>
           <w:p>
             <w:pPr>
+              <w:keepNext w:val="false"/>
               <w:spacing w:after="0" w:before="0" w:line="240" w:lineRule="auto"/>
               <w:jc w:val="left"/>
             </w:pPr>
@@ -20421,6 +21012,7 @@
           </w:tcPr>
           <w:p>
             <w:pPr>
+              <w:keepNext w:val="false"/>
               <w:spacing w:after="0" w:before="0" w:line="240" w:lineRule="auto"/>
               <w:jc w:val="left"/>
             </w:pPr>
@@ -20457,6 +21049,7 @@
           </w:tcPr>
           <w:p>
             <w:pPr>
+              <w:keepNext w:val="false"/>
               <w:spacing w:after="0" w:before="0" w:line="240" w:lineRule="auto"/>
               <w:jc w:val="left"/>
             </w:pPr>
@@ -20493,6 +21086,7 @@
           </w:tcPr>
           <w:p>
             <w:pPr>
+              <w:keepNext w:val="false"/>
               <w:spacing w:after="0" w:before="0" w:line="240" w:lineRule="auto"/>
               <w:jc w:val="left"/>
             </w:pPr>
@@ -20529,6 +21123,7 @@
           </w:tcPr>
           <w:p>
             <w:pPr>
+              <w:keepNext w:val="false"/>
               <w:spacing w:after="0" w:before="0" w:line="240" w:lineRule="auto"/>
               <w:jc w:val="left"/>
             </w:pPr>
@@ -20565,6 +21160,7 @@
           </w:tcPr>
           <w:p>
             <w:pPr>
+              <w:keepNext w:val="false"/>
               <w:spacing w:after="0" w:before="0" w:line="240" w:lineRule="auto"/>
               <w:jc w:val="left"/>
             </w:pPr>
@@ -20601,6 +21197,7 @@
           </w:tcPr>
           <w:p>
             <w:pPr>
+              <w:keepNext w:val="false"/>
               <w:spacing w:after="0" w:before="0" w:line="240" w:lineRule="auto"/>
               <w:jc w:val="left"/>
             </w:pPr>
@@ -20643,6 +21240,7 @@
           </w:tcPr>
           <w:p>
             <w:pPr>
+              <w:keepNext w:val="false"/>
               <w:spacing w:after="0" w:before="0" w:line="240" w:lineRule="auto"/>
               <w:jc w:val="left"/>
             </w:pPr>
@@ -20679,6 +21277,7 @@
           </w:tcPr>
           <w:p>
             <w:pPr>
+              <w:keepNext w:val="false"/>
               <w:spacing w:after="0" w:before="0" w:line="240" w:lineRule="auto"/>
               <w:jc w:val="left"/>
             </w:pPr>
@@ -20715,6 +21314,7 @@
           </w:tcPr>
           <w:p>
             <w:pPr>
+              <w:keepNext w:val="false"/>
               <w:spacing w:after="0" w:before="0" w:line="240" w:lineRule="auto"/>
               <w:jc w:val="left"/>
             </w:pPr>
@@ -20751,6 +21351,7 @@
           </w:tcPr>
           <w:p>
             <w:pPr>
+              <w:keepNext w:val="false"/>
               <w:spacing w:after="0" w:before="0" w:line="240" w:lineRule="auto"/>
               <w:jc w:val="left"/>
             </w:pPr>
@@ -20787,6 +21388,7 @@
           </w:tcPr>
           <w:p>
             <w:pPr>
+              <w:keepNext w:val="false"/>
               <w:spacing w:after="0" w:before="0" w:line="240" w:lineRule="auto"/>
               <w:jc w:val="left"/>
             </w:pPr>
@@ -20823,6 +21425,7 @@
           </w:tcPr>
           <w:p>
             <w:pPr>
+              <w:keepNext w:val="false"/>
               <w:spacing w:after="0" w:before="0" w:line="240" w:lineRule="auto"/>
               <w:jc w:val="left"/>
             </w:pPr>
@@ -20865,6 +21468,7 @@
           </w:tcPr>
           <w:p>
             <w:pPr>
+              <w:keepNext w:val="false"/>
               <w:spacing w:after="0" w:before="0" w:line="240" w:lineRule="auto"/>
               <w:jc w:val="left"/>
             </w:pPr>
@@ -20901,6 +21505,7 @@
           </w:tcPr>
           <w:p>
             <w:pPr>
+              <w:keepNext w:val="false"/>
               <w:spacing w:after="0" w:before="0" w:line="240" w:lineRule="auto"/>
               <w:jc w:val="left"/>
             </w:pPr>
@@ -20937,6 +21542,7 @@
           </w:tcPr>
           <w:p>
             <w:pPr>
+              <w:keepNext w:val="false"/>
               <w:spacing w:after="0" w:before="0" w:line="240" w:lineRule="auto"/>
               <w:jc w:val="left"/>
             </w:pPr>
@@ -20973,6 +21579,7 @@
           </w:tcPr>
           <w:p>
             <w:pPr>
+              <w:keepNext w:val="false"/>
               <w:spacing w:after="0" w:before="0" w:line="240" w:lineRule="auto"/>
               <w:jc w:val="left"/>
             </w:pPr>
@@ -21009,6 +21616,7 @@
           </w:tcPr>
           <w:p>
             <w:pPr>
+              <w:keepNext w:val="false"/>
               <w:spacing w:after="0" w:before="0" w:line="240" w:lineRule="auto"/>
               <w:jc w:val="left"/>
             </w:pPr>
@@ -21045,6 +21653,7 @@
           </w:tcPr>
           <w:p>
             <w:pPr>
+              <w:keepNext w:val="false"/>
               <w:spacing w:after="0" w:before="0" w:line="240" w:lineRule="auto"/>
               <w:jc w:val="left"/>
             </w:pPr>
@@ -21087,6 +21696,7 @@
           </w:tcPr>
           <w:p>
             <w:pPr>
+              <w:keepNext w:val="false"/>
               <w:spacing w:after="0" w:before="0" w:line="240" w:lineRule="auto"/>
               <w:jc w:val="left"/>
             </w:pPr>
@@ -21123,6 +21733,7 @@
           </w:tcPr>
           <w:p>
             <w:pPr>
+              <w:keepNext w:val="false"/>
               <w:spacing w:after="0" w:before="0" w:line="240" w:lineRule="auto"/>
               <w:jc w:val="left"/>
             </w:pPr>
@@ -21159,6 +21770,7 @@
           </w:tcPr>
           <w:p>
             <w:pPr>
+              <w:keepNext w:val="false"/>
               <w:spacing w:after="0" w:before="0" w:line="240" w:lineRule="auto"/>
               <w:jc w:val="left"/>
             </w:pPr>
@@ -21195,6 +21807,7 @@
           </w:tcPr>
           <w:p>
             <w:pPr>
+              <w:keepNext w:val="false"/>
               <w:spacing w:after="0" w:before="0" w:line="240" w:lineRule="auto"/>
               <w:jc w:val="left"/>
             </w:pPr>
@@ -21231,6 +21844,7 @@
           </w:tcPr>
           <w:p>
             <w:pPr>
+              <w:keepNext w:val="false"/>
               <w:spacing w:after="0" w:before="0" w:line="240" w:lineRule="auto"/>
               <w:jc w:val="left"/>
             </w:pPr>
@@ -21267,6 +21881,7 @@
           </w:tcPr>
           <w:p>
             <w:pPr>
+              <w:keepNext w:val="false"/>
               <w:spacing w:after="0" w:before="0" w:line="240" w:lineRule="auto"/>
               <w:jc w:val="left"/>
             </w:pPr>
@@ -21309,6 +21924,7 @@
           </w:tcPr>
           <w:p>
             <w:pPr>
+              <w:keepNext w:val="false"/>
               <w:spacing w:after="0" w:before="0" w:line="240" w:lineRule="auto"/>
               <w:jc w:val="left"/>
             </w:pPr>
@@ -21345,6 +21961,7 @@
           </w:tcPr>
           <w:p>
             <w:pPr>
+              <w:keepNext w:val="false"/>
               <w:spacing w:after="0" w:before="0" w:line="240" w:lineRule="auto"/>
               <w:jc w:val="left"/>
             </w:pPr>
@@ -21381,6 +21998,7 @@
           </w:tcPr>
           <w:p>
             <w:pPr>
+              <w:keepNext w:val="false"/>
               <w:spacing w:after="0" w:before="0" w:line="240" w:lineRule="auto"/>
               <w:jc w:val="left"/>
             </w:pPr>
@@ -21417,6 +22035,7 @@
           </w:tcPr>
           <w:p>
             <w:pPr>
+              <w:keepNext w:val="false"/>
               <w:spacing w:after="0" w:before="0" w:line="240" w:lineRule="auto"/>
               <w:jc w:val="left"/>
             </w:pPr>
@@ -21453,6 +22072,7 @@
           </w:tcPr>
           <w:p>
             <w:pPr>
+              <w:keepNext w:val="false"/>
               <w:spacing w:after="0" w:before="0" w:line="240" w:lineRule="auto"/>
               <w:jc w:val="left"/>
             </w:pPr>
@@ -21489,6 +22109,7 @@
           </w:tcPr>
           <w:p>
             <w:pPr>
+              <w:keepNext w:val="false"/>
               <w:spacing w:after="0" w:before="0" w:line="240" w:lineRule="auto"/>
               <w:jc w:val="left"/>
             </w:pPr>
@@ -21531,6 +22152,7 @@
           </w:tcPr>
           <w:p>
             <w:pPr>
+              <w:keepNext w:val="false"/>
               <w:spacing w:after="0" w:before="0" w:line="240" w:lineRule="auto"/>
               <w:jc w:val="left"/>
             </w:pPr>
@@ -21567,6 +22189,7 @@
           </w:tcPr>
           <w:p>
             <w:pPr>
+              <w:keepNext w:val="false"/>
               <w:spacing w:after="0" w:before="0" w:line="240" w:lineRule="auto"/>
               <w:jc w:val="left"/>
             </w:pPr>
@@ -21603,6 +22226,7 @@
           </w:tcPr>
           <w:p>
             <w:pPr>
+              <w:keepNext w:val="false"/>
               <w:spacing w:after="0" w:before="0" w:line="240" w:lineRule="auto"/>
               <w:jc w:val="left"/>
             </w:pPr>
@@ -21639,6 +22263,7 @@
           </w:tcPr>
           <w:p>
             <w:pPr>
+              <w:keepNext w:val="false"/>
               <w:spacing w:after="0" w:before="0" w:line="240" w:lineRule="auto"/>
               <w:jc w:val="left"/>
             </w:pPr>
@@ -21675,6 +22300,7 @@
           </w:tcPr>
           <w:p>
             <w:pPr>
+              <w:keepNext w:val="false"/>
               <w:spacing w:after="0" w:before="0" w:line="240" w:lineRule="auto"/>
               <w:jc w:val="left"/>
             </w:pPr>
@@ -21711,6 +22337,7 @@
           </w:tcPr>
           <w:p>
             <w:pPr>
+              <w:keepNext w:val="false"/>
               <w:spacing w:after="0" w:before="0" w:line="240" w:lineRule="auto"/>
               <w:jc w:val="left"/>
             </w:pPr>
@@ -21753,6 +22380,7 @@
           </w:tcPr>
           <w:p>
             <w:pPr>
+              <w:keepNext w:val="false"/>
               <w:spacing w:after="0" w:before="0" w:line="240" w:lineRule="auto"/>
               <w:jc w:val="left"/>
             </w:pPr>
@@ -21789,6 +22417,7 @@
           </w:tcPr>
           <w:p>
             <w:pPr>
+              <w:keepNext w:val="false"/>
               <w:spacing w:after="0" w:before="0" w:line="240" w:lineRule="auto"/>
               <w:jc w:val="left"/>
             </w:pPr>
@@ -21825,6 +22454,7 @@
           </w:tcPr>
           <w:p>
             <w:pPr>
+              <w:keepNext w:val="false"/>
               <w:spacing w:after="0" w:before="0" w:line="240" w:lineRule="auto"/>
               <w:jc w:val="left"/>
             </w:pPr>
@@ -21861,6 +22491,7 @@
           </w:tcPr>
           <w:p>
             <w:pPr>
+              <w:keepNext w:val="false"/>
               <w:spacing w:after="0" w:before="0" w:line="240" w:lineRule="auto"/>
               <w:jc w:val="left"/>
             </w:pPr>
@@ -21897,6 +22528,7 @@
           </w:tcPr>
           <w:p>
             <w:pPr>
+              <w:keepNext w:val="false"/>
               <w:spacing w:after="0" w:before="0" w:line="240" w:lineRule="auto"/>
               <w:jc w:val="left"/>
             </w:pPr>
@@ -21933,6 +22565,7 @@
           </w:tcPr>
           <w:p>
             <w:pPr>
+              <w:keepNext w:val="false"/>
               <w:spacing w:after="0" w:before="0" w:line="240" w:lineRule="auto"/>
               <w:jc w:val="left"/>
             </w:pPr>
@@ -21975,6 +22608,7 @@
           </w:tcPr>
           <w:p>
             <w:pPr>
+              <w:keepNext w:val="false"/>
               <w:spacing w:after="0" w:before="0" w:line="240" w:lineRule="auto"/>
               <w:jc w:val="left"/>
             </w:pPr>
@@ -22011,6 +22645,7 @@
           </w:tcPr>
           <w:p>
             <w:pPr>
+              <w:keepNext w:val="false"/>
               <w:spacing w:after="0" w:before="0" w:line="240" w:lineRule="auto"/>
               <w:jc w:val="left"/>
             </w:pPr>
@@ -22047,6 +22682,7 @@
           </w:tcPr>
           <w:p>
             <w:pPr>
+              <w:keepNext w:val="false"/>
               <w:spacing w:after="0" w:before="0" w:line="240" w:lineRule="auto"/>
               <w:jc w:val="left"/>
             </w:pPr>
@@ -22083,6 +22719,7 @@
           </w:tcPr>
           <w:p>
             <w:pPr>
+              <w:keepNext w:val="false"/>
               <w:spacing w:after="0" w:before="0" w:line="240" w:lineRule="auto"/>
               <w:jc w:val="left"/>
             </w:pPr>
@@ -22119,6 +22756,7 @@
           </w:tcPr>
           <w:p>
             <w:pPr>
+              <w:keepNext w:val="false"/>
               <w:spacing w:after="0" w:before="0" w:line="240" w:lineRule="auto"/>
               <w:jc w:val="left"/>
             </w:pPr>
@@ -22155,6 +22793,7 @@
           </w:tcPr>
           <w:p>
             <w:pPr>
+              <w:keepNext w:val="false"/>
               <w:spacing w:after="0" w:before="0" w:line="240" w:lineRule="auto"/>
               <w:jc w:val="left"/>
             </w:pPr>
@@ -22197,6 +22836,7 @@
           </w:tcPr>
           <w:p>
             <w:pPr>
+              <w:keepNext w:val="false"/>
               <w:spacing w:after="0" w:before="0" w:line="240" w:lineRule="auto"/>
               <w:jc w:val="left"/>
             </w:pPr>
@@ -22233,6 +22873,7 @@
           </w:tcPr>
           <w:p>
             <w:pPr>
+              <w:keepNext w:val="false"/>
               <w:spacing w:after="0" w:before="0" w:line="240" w:lineRule="auto"/>
               <w:jc w:val="left"/>
             </w:pPr>
@@ -22269,6 +22910,7 @@
           </w:tcPr>
           <w:p>
             <w:pPr>
+              <w:keepNext w:val="false"/>
               <w:spacing w:after="0" w:before="0" w:line="240" w:lineRule="auto"/>
               <w:jc w:val="left"/>
             </w:pPr>
@@ -22305,6 +22947,7 @@
           </w:tcPr>
           <w:p>
             <w:pPr>
+              <w:keepNext w:val="false"/>
               <w:spacing w:after="0" w:before="0" w:line="240" w:lineRule="auto"/>
               <w:jc w:val="left"/>
             </w:pPr>
@@ -22341,6 +22984,7 @@
           </w:tcPr>
           <w:p>
             <w:pPr>
+              <w:keepNext w:val="false"/>
               <w:spacing w:after="0" w:before="0" w:line="240" w:lineRule="auto"/>
               <w:jc w:val="left"/>
             </w:pPr>
@@ -22377,6 +23021,7 @@
           </w:tcPr>
           <w:p>
             <w:pPr>
+              <w:keepNext w:val="false"/>
               <w:spacing w:after="0" w:before="0" w:line="240" w:lineRule="auto"/>
               <w:jc w:val="left"/>
             </w:pPr>
@@ -22419,6 +23064,7 @@
           </w:tcPr>
           <w:p>
             <w:pPr>
+              <w:keepNext w:val="false"/>
               <w:spacing w:after="0" w:before="0" w:line="240" w:lineRule="auto"/>
               <w:jc w:val="left"/>
             </w:pPr>
@@ -22455,6 +23101,7 @@
           </w:tcPr>
           <w:p>
             <w:pPr>
+              <w:keepNext w:val="false"/>
               <w:spacing w:after="0" w:before="0" w:line="240" w:lineRule="auto"/>
               <w:jc w:val="left"/>
             </w:pPr>
@@ -22491,6 +23138,7 @@
           </w:tcPr>
           <w:p>
             <w:pPr>
+              <w:keepNext w:val="false"/>
               <w:spacing w:after="0" w:before="0" w:line="240" w:lineRule="auto"/>
               <w:jc w:val="left"/>
             </w:pPr>
@@ -22515,6 +23163,7 @@
           </w:tcPr>
           <w:p>
             <w:pPr>
+              <w:keepNext w:val="false"/>
               <w:spacing w:after="0" w:before="0" w:line="240" w:lineRule="auto"/>
               <w:jc w:val="left"/>
             </w:pPr>
@@ -22539,6 +23188,7 @@
           </w:tcPr>
           <w:p>
             <w:pPr>
+              <w:keepNext w:val="false"/>
               <w:spacing w:after="0" w:before="0" w:line="240" w:lineRule="auto"/>
               <w:jc w:val="left"/>
             </w:pPr>
@@ -22563,6 +23213,7 @@
           </w:tcPr>
           <w:p>
             <w:pPr>
+              <w:keepNext w:val="false"/>
               <w:spacing w:after="0" w:before="0" w:line="240" w:lineRule="auto"/>
               <w:jc w:val="left"/>
             </w:pPr>
@@ -22663,6 +23314,7 @@
           </w:tcPr>
           <w:p>
             <w:pPr>
+              <w:keepNext/>
               <w:spacing w:after="0" w:before="0" w:line="240" w:lineRule="auto"/>
               <w:jc w:val="center"/>
             </w:pPr>
@@ -22700,6 +23352,7 @@
           </w:tcPr>
           <w:p>
             <w:pPr>
+              <w:keepNext/>
               <w:spacing w:after="0" w:before="0" w:line="240" w:lineRule="auto"/>
               <w:jc w:val="center"/>
             </w:pPr>
@@ -22737,6 +23390,7 @@
           </w:tcPr>
           <w:p>
             <w:pPr>
+              <w:keepNext/>
               <w:spacing w:after="0" w:before="0" w:line="240" w:lineRule="auto"/>
               <w:jc w:val="center"/>
             </w:pPr>
@@ -22774,6 +23428,7 @@
           </w:tcPr>
           <w:p>
             <w:pPr>
+              <w:keepNext/>
               <w:spacing w:after="0" w:before="0" w:line="240" w:lineRule="auto"/>
               <w:jc w:val="center"/>
             </w:pPr>
@@ -22811,6 +23466,7 @@
           </w:tcPr>
           <w:p>
             <w:pPr>
+              <w:keepNext/>
               <w:spacing w:after="0" w:before="0" w:line="240" w:lineRule="auto"/>
               <w:jc w:val="center"/>
             </w:pPr>
@@ -22848,6 +23504,7 @@
           </w:tcPr>
           <w:p>
             <w:pPr>
+              <w:keepNext/>
               <w:spacing w:after="0" w:before="0" w:line="240" w:lineRule="auto"/>
               <w:jc w:val="center"/>
             </w:pPr>
@@ -22885,6 +23542,7 @@
           </w:tcPr>
           <w:p>
             <w:pPr>
+              <w:keepNext/>
               <w:spacing w:after="0" w:before="0" w:line="240" w:lineRule="auto"/>
               <w:jc w:val="center"/>
             </w:pPr>
@@ -22922,6 +23580,7 @@
           </w:tcPr>
           <w:p>
             <w:pPr>
+              <w:keepNext/>
               <w:spacing w:after="0" w:before="0" w:line="240" w:lineRule="auto"/>
               <w:jc w:val="center"/>
             </w:pPr>
@@ -22964,6 +23623,7 @@
           </w:tcPr>
           <w:p>
             <w:pPr>
+              <w:keepNext w:val="false"/>
               <w:spacing w:after="0" w:before="0" w:line="240" w:lineRule="auto"/>
               <w:jc w:val="left"/>
             </w:pPr>
@@ -23000,6 +23660,7 @@
           </w:tcPr>
           <w:p>
             <w:pPr>
+              <w:keepNext w:val="false"/>
               <w:spacing w:after="0" w:before="0" w:line="240" w:lineRule="auto"/>
               <w:jc w:val="left"/>
             </w:pPr>
@@ -23037,6 +23698,7 @@
           </w:tcPr>
           <w:p>
             <w:pPr>
+              <w:keepNext w:val="false"/>
               <w:spacing w:after="0" w:before="0" w:line="240" w:lineRule="auto"/>
               <w:jc w:val="left"/>
             </w:pPr>
@@ -23061,6 +23723,7 @@
           </w:tcPr>
           <w:p>
             <w:pPr>
+              <w:keepNext w:val="false"/>
               <w:spacing w:after="0" w:before="0" w:line="240" w:lineRule="auto"/>
               <w:jc w:val="left"/>
             </w:pPr>
@@ -23085,6 +23748,7 @@
           </w:tcPr>
           <w:p>
             <w:pPr>
+              <w:keepNext w:val="false"/>
               <w:spacing w:after="0" w:before="0" w:line="240" w:lineRule="auto"/>
               <w:jc w:val="left"/>
             </w:pPr>
@@ -23109,6 +23773,7 @@
           </w:tcPr>
           <w:p>
             <w:pPr>
+              <w:keepNext w:val="false"/>
               <w:spacing w:after="0" w:before="0" w:line="240" w:lineRule="auto"/>
               <w:jc w:val="left"/>
             </w:pPr>
@@ -23146,6 +23811,7 @@
           </w:tcPr>
           <w:p>
             <w:pPr>
+              <w:keepNext w:val="false"/>
               <w:spacing w:after="0" w:before="0" w:line="240" w:lineRule="auto"/>
               <w:jc w:val="left"/>
             </w:pPr>
@@ -23170,6 +23836,7 @@
           </w:tcPr>
           <w:p>
             <w:pPr>
+              <w:keepNext w:val="false"/>
               <w:spacing w:after="0" w:before="0" w:line="240" w:lineRule="auto"/>
               <w:jc w:val="left"/>
             </w:pPr>
@@ -23245,6 +23912,7 @@
           </w:tcPr>
           <w:p>
             <w:pPr>
+              <w:keepNext/>
               <w:spacing w:after="0" w:before="0" w:line="240" w:lineRule="auto"/>
               <w:jc w:val="center"/>
             </w:pPr>
@@ -23282,6 +23950,7 @@
           </w:tcPr>
           <w:p>
             <w:pPr>
+              <w:keepNext/>
               <w:spacing w:after="0" w:before="0" w:line="240" w:lineRule="auto"/>
               <w:jc w:val="center"/>
             </w:pPr>
@@ -23319,6 +23988,7 @@
           </w:tcPr>
           <w:p>
             <w:pPr>
+              <w:keepNext/>
               <w:spacing w:after="0" w:before="0" w:line="240" w:lineRule="auto"/>
               <w:jc w:val="center"/>
             </w:pPr>
@@ -23361,6 +24031,7 @@
           </w:tcPr>
           <w:p>
             <w:pPr>
+              <w:keepNext w:val="false"/>
               <w:spacing w:after="0" w:before="0" w:line="240" w:lineRule="auto"/>
               <w:jc w:val="left"/>
             </w:pPr>
@@ -23398,6 +24069,7 @@
           </w:tcPr>
           <w:p>
             <w:pPr>
+              <w:keepNext w:val="false"/>
               <w:spacing w:after="0" w:before="0" w:line="240" w:lineRule="auto"/>
               <w:jc w:val="left"/>
             </w:pPr>
@@ -23435,6 +24107,7 @@
           </w:tcPr>
           <w:p>
             <w:pPr>
+              <w:keepNext w:val="false"/>
               <w:spacing w:after="0" w:before="0" w:line="240" w:lineRule="auto"/>
               <w:jc w:val="left"/>
             </w:pPr>
